--- a/小野町_引継ぎ_整理済/19_打合せ/小野町_打合せ次第_20260929.docx
+++ b/小野町_引継ぎ_整理済/19_打合せ/小野町_打合せ次第_20260929.docx
@@ -52,13 +52,13 @@
         </w:tblCellMar>
       </w:tblPr>
       <w:tblGrid>
-        <w:gridCol w:w="2641"/>
-        <w:gridCol w:w="6997"/>
+        <w:gridCol w:w="2623"/>
+        <w:gridCol w:w="7015"/>
       </w:tblGrid>
       <w:tr>
         <w:tc>
           <w:tcPr>
-            <w:tcW w:type="dxa" w:w="2641"/>
+            <w:tcW w:type="dxa" w:w="2623"/>
             <w:shd w:val="clear" w:fill="1F3864"/>
             <w:vAlign w:val="center"/>
           </w:tcPr>
@@ -81,7 +81,7 @@
         </w:tc>
         <w:tc>
           <w:tcPr>
-            <w:tcW w:type="dxa" w:w="6997"/>
+            <w:tcW w:type="dxa" w:w="7015"/>
             <w:shd w:val="clear" w:fill="1F3864"/>
             <w:vAlign w:val="center"/>
           </w:tcPr>
@@ -106,7 +106,7 @@
       <w:tr>
         <w:tc>
           <w:tcPr>
-            <w:tcW w:type="dxa" w:w="2641"/>
+            <w:tcW w:type="dxa" w:w="2623"/>
             <w:vAlign w:val="center"/>
           </w:tcPr>
           <w:p>
@@ -126,7 +126,7 @@
         </w:tc>
         <w:tc>
           <w:tcPr>
-            <w:tcW w:type="dxa" w:w="6997"/>
+            <w:tcW w:type="dxa" w:w="7015"/>
             <w:vAlign w:val="center"/>
           </w:tcPr>
           <w:p>
@@ -148,7 +148,7 @@
       <w:tr>
         <w:tc>
           <w:tcPr>
-            <w:tcW w:type="dxa" w:w="2641"/>
+            <w:tcW w:type="dxa" w:w="2623"/>
             <w:vAlign w:val="center"/>
           </w:tcPr>
           <w:p>
@@ -168,7 +168,7 @@
         </w:tc>
         <w:tc>
           <w:tcPr>
-            <w:tcW w:type="dxa" w:w="6997"/>
+            <w:tcW w:type="dxa" w:w="7015"/>
             <w:vAlign w:val="center"/>
           </w:tcPr>
           <w:p>
@@ -190,7 +190,7 @@
       <w:tr>
         <w:tc>
           <w:tcPr>
-            <w:tcW w:type="dxa" w:w="2641"/>
+            <w:tcW w:type="dxa" w:w="2623"/>
             <w:vAlign w:val="center"/>
           </w:tcPr>
           <w:p>
@@ -210,7 +210,7 @@
         </w:tc>
         <w:tc>
           <w:tcPr>
-            <w:tcW w:type="dxa" w:w="6997"/>
+            <w:tcW w:type="dxa" w:w="7015"/>
             <w:vAlign w:val="center"/>
           </w:tcPr>
           <w:p>
@@ -232,7 +232,7 @@
       <w:tr>
         <w:tc>
           <w:tcPr>
-            <w:tcW w:type="dxa" w:w="2641"/>
+            <w:tcW w:type="dxa" w:w="2623"/>
             <w:vAlign w:val="center"/>
           </w:tcPr>
           <w:p>
@@ -252,7 +252,7 @@
         </w:tc>
         <w:tc>
           <w:tcPr>
-            <w:tcW w:type="dxa" w:w="6997"/>
+            <w:tcW w:type="dxa" w:w="7015"/>
             <w:vAlign w:val="center"/>
           </w:tcPr>
           <w:p>
@@ -274,7 +274,7 @@
       <w:tr>
         <w:tc>
           <w:tcPr>
-            <w:tcW w:type="dxa" w:w="2641"/>
+            <w:tcW w:type="dxa" w:w="2623"/>
             <w:vAlign w:val="center"/>
           </w:tcPr>
           <w:p>
@@ -294,7 +294,7 @@
         </w:tc>
         <w:tc>
           <w:tcPr>
-            <w:tcW w:type="dxa" w:w="6997"/>
+            <w:tcW w:type="dxa" w:w="7015"/>
             <w:vAlign w:val="center"/>
           </w:tcPr>
           <w:p>
@@ -308,7 +308,7 @@
                 <w:i w:val="0"/>
                 <w:sz w:val="22"/>
               </w:rPr>
-              <w:t>見える化システムの推計が通ったことのご報告と、第10期の保険料をはじめとする8件の意思決定のお願い</w:t>
+              <w:t>見える化システムの推計が通ったことのご報告と、第10期の保険料をはじめとする11件の意思決定のお願い</w:t>
             </w:r>
           </w:p>
         </w:tc>
@@ -357,15 +357,15 @@
         </w:tblCellMar>
       </w:tblPr>
       <w:tblGrid>
-        <w:gridCol w:w="1340"/>
-        <w:gridCol w:w="2448"/>
-        <w:gridCol w:w="1448"/>
-        <w:gridCol w:w="4402"/>
+        <w:gridCol w:w="1308"/>
+        <w:gridCol w:w="2531"/>
+        <w:gridCol w:w="1406"/>
+        <w:gridCol w:w="4392"/>
       </w:tblGrid>
       <w:tr>
         <w:tc>
           <w:tcPr>
-            <w:tcW w:type="dxa" w:w="1340"/>
+            <w:tcW w:type="dxa" w:w="1308"/>
             <w:shd w:val="clear" w:fill="1F3864"/>
             <w:vAlign w:val="center"/>
           </w:tcPr>
@@ -388,7 +388,7 @@
         </w:tc>
         <w:tc>
           <w:tcPr>
-            <w:tcW w:type="dxa" w:w="2448"/>
+            <w:tcW w:type="dxa" w:w="2531"/>
             <w:shd w:val="clear" w:fill="1F3864"/>
             <w:vAlign w:val="center"/>
           </w:tcPr>
@@ -411,7 +411,7 @@
         </w:tc>
         <w:tc>
           <w:tcPr>
-            <w:tcW w:type="dxa" w:w="1448"/>
+            <w:tcW w:type="dxa" w:w="1406"/>
             <w:shd w:val="clear" w:fill="1F3864"/>
             <w:vAlign w:val="center"/>
           </w:tcPr>
@@ -434,7 +434,7 @@
         </w:tc>
         <w:tc>
           <w:tcPr>
-            <w:tcW w:type="dxa" w:w="4402"/>
+            <w:tcW w:type="dxa" w:w="4392"/>
             <w:shd w:val="clear" w:fill="1F3864"/>
             <w:vAlign w:val="center"/>
           </w:tcPr>
@@ -459,7 +459,7 @@
       <w:tr>
         <w:tc>
           <w:tcPr>
-            <w:tcW w:type="dxa" w:w="1340"/>
+            <w:tcW w:type="dxa" w:w="1308"/>
             <w:vAlign w:val="center"/>
           </w:tcPr>
           <w:p>
@@ -479,7 +479,7 @@
         </w:tc>
         <w:tc>
           <w:tcPr>
-            <w:tcW w:type="dxa" w:w="2448"/>
+            <w:tcW w:type="dxa" w:w="2531"/>
             <w:vAlign w:val="center"/>
           </w:tcPr>
           <w:p>
@@ -499,7 +499,7 @@
         </w:tc>
         <w:tc>
           <w:tcPr>
-            <w:tcW w:type="dxa" w:w="1448"/>
+            <w:tcW w:type="dxa" w:w="1406"/>
             <w:vAlign w:val="center"/>
           </w:tcPr>
           <w:p>
@@ -520,7 +520,7 @@
         </w:tc>
         <w:tc>
           <w:tcPr>
-            <w:tcW w:type="dxa" w:w="4402"/>
+            <w:tcW w:type="dxa" w:w="4392"/>
             <w:vAlign w:val="center"/>
           </w:tcPr>
           <w:p>
@@ -543,7 +543,7 @@
       <w:tr>
         <w:tc>
           <w:tcPr>
-            <w:tcW w:type="dxa" w:w="1340"/>
+            <w:tcW w:type="dxa" w:w="1308"/>
             <w:vAlign w:val="center"/>
           </w:tcPr>
           <w:p>
@@ -563,7 +563,7 @@
         </w:tc>
         <w:tc>
           <w:tcPr>
-            <w:tcW w:type="dxa" w:w="2448"/>
+            <w:tcW w:type="dxa" w:w="2531"/>
             <w:vAlign w:val="center"/>
           </w:tcPr>
           <w:p>
@@ -583,7 +583,7 @@
         </w:tc>
         <w:tc>
           <w:tcPr>
-            <w:tcW w:type="dxa" w:w="1448"/>
+            <w:tcW w:type="dxa" w:w="1406"/>
             <w:vAlign w:val="center"/>
           </w:tcPr>
           <w:p>
@@ -604,7 +604,7 @@
         </w:tc>
         <w:tc>
           <w:tcPr>
-            <w:tcW w:type="dxa" w:w="4402"/>
+            <w:tcW w:type="dxa" w:w="4392"/>
             <w:vAlign w:val="center"/>
           </w:tcPr>
           <w:p>
@@ -627,7 +627,7 @@
       <w:tr>
         <w:tc>
           <w:tcPr>
-            <w:tcW w:type="dxa" w:w="1340"/>
+            <w:tcW w:type="dxa" w:w="1308"/>
             <w:vAlign w:val="center"/>
           </w:tcPr>
           <w:p>
@@ -647,7 +647,7 @@
         </w:tc>
         <w:tc>
           <w:tcPr>
-            <w:tcW w:type="dxa" w:w="2448"/>
+            <w:tcW w:type="dxa" w:w="2531"/>
             <w:vAlign w:val="center"/>
           </w:tcPr>
           <w:p>
@@ -667,7 +667,7 @@
         </w:tc>
         <w:tc>
           <w:tcPr>
-            <w:tcW w:type="dxa" w:w="1448"/>
+            <w:tcW w:type="dxa" w:w="1406"/>
             <w:vAlign w:val="center"/>
           </w:tcPr>
           <w:p>
@@ -688,7 +688,7 @@
         </w:tc>
         <w:tc>
           <w:tcPr>
-            <w:tcW w:type="dxa" w:w="4402"/>
+            <w:tcW w:type="dxa" w:w="4392"/>
             <w:vAlign w:val="center"/>
           </w:tcPr>
           <w:p>
@@ -711,7 +711,7 @@
       <w:tr>
         <w:tc>
           <w:tcPr>
-            <w:tcW w:type="dxa" w:w="1340"/>
+            <w:tcW w:type="dxa" w:w="1308"/>
             <w:vAlign w:val="center"/>
           </w:tcPr>
           <w:p>
@@ -731,7 +731,7 @@
         </w:tc>
         <w:tc>
           <w:tcPr>
-            <w:tcW w:type="dxa" w:w="2448"/>
+            <w:tcW w:type="dxa" w:w="2531"/>
             <w:vAlign w:val="center"/>
           </w:tcPr>
           <w:p>
@@ -751,7 +751,7 @@
         </w:tc>
         <w:tc>
           <w:tcPr>
-            <w:tcW w:type="dxa" w:w="1448"/>
+            <w:tcW w:type="dxa" w:w="1406"/>
             <w:vAlign w:val="center"/>
           </w:tcPr>
           <w:p>
@@ -772,7 +772,7 @@
         </w:tc>
         <w:tc>
           <w:tcPr>
-            <w:tcW w:type="dxa" w:w="4402"/>
+            <w:tcW w:type="dxa" w:w="4392"/>
             <w:vAlign w:val="center"/>
           </w:tcPr>
           <w:p>
@@ -804,7 +804,7 @@
       <w:tr>
         <w:tc>
           <w:tcPr>
-            <w:tcW w:type="dxa" w:w="1340"/>
+            <w:tcW w:type="dxa" w:w="1308"/>
             <w:vAlign w:val="center"/>
           </w:tcPr>
           <w:p>
@@ -824,7 +824,7 @@
         </w:tc>
         <w:tc>
           <w:tcPr>
-            <w:tcW w:type="dxa" w:w="2448"/>
+            <w:tcW w:type="dxa" w:w="2531"/>
             <w:vAlign w:val="center"/>
           </w:tcPr>
           <w:p>
@@ -838,13 +838,13 @@
                 <w:i w:val="0"/>
                 <w:sz w:val="22"/>
               </w:rPr>
-              <w:t>交付金の取りまとめ</w:t>
+              <w:t>交付金の取りまとめと調査結果報告書の点検</w:t>
             </w:r>
           </w:p>
         </w:tc>
         <w:tc>
           <w:tcPr>
-            <w:tcW w:type="dxa" w:w="1448"/>
+            <w:tcW w:type="dxa" w:w="1406"/>
             <w:vAlign w:val="center"/>
           </w:tcPr>
           <w:p>
@@ -865,7 +865,7 @@
         </w:tc>
         <w:tc>
           <w:tcPr>
-            <w:tcW w:type="dxa" w:w="4402"/>
+            <w:tcW w:type="dxa" w:w="4392"/>
             <w:vAlign w:val="center"/>
           </w:tcPr>
           <w:p>
@@ -880,7 +880,7 @@
                 <w:i w:val="0"/>
                 <w:sz w:val="22"/>
               </w:rPr>
-              <w:t>537点／800点。適正化は強み。弱点は在宅医療・在宅介護連携</w:t>
+              <w:t>537点／800点。適正化は強み。弱点は在宅医療・在宅介護連携。調査結果報告書の原本を受領し、集計値を全件突き合わせました</w:t>
             </w:r>
           </w:p>
         </w:tc>
@@ -888,7 +888,7 @@
       <w:tr>
         <w:tc>
           <w:tcPr>
-            <w:tcW w:type="dxa" w:w="1340"/>
+            <w:tcW w:type="dxa" w:w="1308"/>
             <w:vAlign w:val="center"/>
           </w:tcPr>
           <w:p>
@@ -908,7 +908,7 @@
         </w:tc>
         <w:tc>
           <w:tcPr>
-            <w:tcW w:type="dxa" w:w="2448"/>
+            <w:tcW w:type="dxa" w:w="2531"/>
             <w:vAlign w:val="center"/>
           </w:tcPr>
           <w:p>
@@ -928,7 +928,7 @@
         </w:tc>
         <w:tc>
           <w:tcPr>
-            <w:tcW w:type="dxa" w:w="1448"/>
+            <w:tcW w:type="dxa" w:w="1406"/>
             <w:vAlign w:val="center"/>
           </w:tcPr>
           <w:p>
@@ -949,7 +949,7 @@
         </w:tc>
         <w:tc>
           <w:tcPr>
-            <w:tcW w:type="dxa" w:w="4402"/>
+            <w:tcW w:type="dxa" w:w="4392"/>
             <w:vAlign w:val="center"/>
           </w:tcPr>
           <w:p>
@@ -972,7 +972,7 @@
       <w:tr>
         <w:tc>
           <w:tcPr>
-            <w:tcW w:type="dxa" w:w="1340"/>
+            <w:tcW w:type="dxa" w:w="1308"/>
             <w:vAlign w:val="center"/>
           </w:tcPr>
           <w:p>
@@ -992,7 +992,7 @@
         </w:tc>
         <w:tc>
           <w:tcPr>
-            <w:tcW w:type="dxa" w:w="2448"/>
+            <w:tcW w:type="dxa" w:w="2531"/>
             <w:vAlign w:val="center"/>
           </w:tcPr>
           <w:p>
@@ -1012,7 +1012,7 @@
         </w:tc>
         <w:tc>
           <w:tcPr>
-            <w:tcW w:type="dxa" w:w="1448"/>
+            <w:tcW w:type="dxa" w:w="1406"/>
             <w:vAlign w:val="center"/>
           </w:tcPr>
           <w:p>
@@ -1033,7 +1033,7 @@
         </w:tc>
         <w:tc>
           <w:tcPr>
-            <w:tcW w:type="dxa" w:w="4402"/>
+            <w:tcW w:type="dxa" w:w="4392"/>
             <w:vAlign w:val="center"/>
           </w:tcPr>
           <w:p>
@@ -1056,7 +1056,7 @@
       <w:tr>
         <w:tc>
           <w:tcPr>
-            <w:tcW w:type="dxa" w:w="1340"/>
+            <w:tcW w:type="dxa" w:w="1308"/>
             <w:vAlign w:val="center"/>
           </w:tcPr>
           <w:p>
@@ -1076,7 +1076,7 @@
         </w:tc>
         <w:tc>
           <w:tcPr>
-            <w:tcW w:type="dxa" w:w="2448"/>
+            <w:tcW w:type="dxa" w:w="2531"/>
             <w:vAlign w:val="center"/>
           </w:tcPr>
           <w:p>
@@ -1096,7 +1096,7 @@
         </w:tc>
         <w:tc>
           <w:tcPr>
-            <w:tcW w:type="dxa" w:w="1448"/>
+            <w:tcW w:type="dxa" w:w="1406"/>
             <w:vAlign w:val="center"/>
           </w:tcPr>
           <w:p>
@@ -1117,7 +1117,7 @@
         </w:tc>
         <w:tc>
           <w:tcPr>
-            <w:tcW w:type="dxa" w:w="4402"/>
+            <w:tcW w:type="dxa" w:w="4392"/>
             <w:vAlign w:val="center"/>
           </w:tcPr>
           <w:p>
@@ -3349,15 +3349,15 @@
         </w:tblCellMar>
       </w:tblPr>
       <w:tblGrid>
-        <w:gridCol w:w="1169"/>
-        <w:gridCol w:w="2569"/>
-        <w:gridCol w:w="1307"/>
-        <w:gridCol w:w="4593"/>
+        <w:gridCol w:w="1152"/>
+        <w:gridCol w:w="2395"/>
+        <w:gridCol w:w="1275"/>
+        <w:gridCol w:w="4815"/>
       </w:tblGrid>
       <w:tr>
         <w:tc>
           <w:tcPr>
-            <w:tcW w:type="dxa" w:w="1169"/>
+            <w:tcW w:type="dxa" w:w="1152"/>
             <w:shd w:val="clear" w:fill="1F3864"/>
             <w:vAlign w:val="center"/>
           </w:tcPr>
@@ -3380,7 +3380,7 @@
         </w:tc>
         <w:tc>
           <w:tcPr>
-            <w:tcW w:type="dxa" w:w="2569"/>
+            <w:tcW w:type="dxa" w:w="2395"/>
             <w:shd w:val="clear" w:fill="1F3864"/>
             <w:vAlign w:val="center"/>
           </w:tcPr>
@@ -3403,7 +3403,7 @@
         </w:tc>
         <w:tc>
           <w:tcPr>
-            <w:tcW w:type="dxa" w:w="1307"/>
+            <w:tcW w:type="dxa" w:w="1275"/>
             <w:shd w:val="clear" w:fill="1F3864"/>
             <w:vAlign w:val="center"/>
           </w:tcPr>
@@ -3426,7 +3426,7 @@
         </w:tc>
         <w:tc>
           <w:tcPr>
-            <w:tcW w:type="dxa" w:w="4593"/>
+            <w:tcW w:type="dxa" w:w="4815"/>
             <w:shd w:val="clear" w:fill="1F3864"/>
             <w:vAlign w:val="center"/>
           </w:tcPr>
@@ -3451,7 +3451,7 @@
       <w:tr>
         <w:tc>
           <w:tcPr>
-            <w:tcW w:type="dxa" w:w="1169"/>
+            <w:tcW w:type="dxa" w:w="1152"/>
             <w:vAlign w:val="center"/>
           </w:tcPr>
           <w:p>
@@ -3471,7 +3471,7 @@
         </w:tc>
         <w:tc>
           <w:tcPr>
-            <w:tcW w:type="dxa" w:w="2569"/>
+            <w:tcW w:type="dxa" w:w="2395"/>
             <w:vAlign w:val="center"/>
           </w:tcPr>
           <w:p>
@@ -3491,7 +3491,7 @@
         </w:tc>
         <w:tc>
           <w:tcPr>
-            <w:tcW w:type="dxa" w:w="1307"/>
+            <w:tcW w:type="dxa" w:w="1275"/>
             <w:vAlign w:val="center"/>
           </w:tcPr>
           <w:p>
@@ -3511,7 +3511,7 @@
         </w:tc>
         <w:tc>
           <w:tcPr>
-            <w:tcW w:type="dxa" w:w="4593"/>
+            <w:tcW w:type="dxa" w:w="4815"/>
             <w:vAlign w:val="center"/>
           </w:tcPr>
           <w:p>
@@ -3533,7 +3533,7 @@
       <w:tr>
         <w:tc>
           <w:tcPr>
-            <w:tcW w:type="dxa" w:w="1169"/>
+            <w:tcW w:type="dxa" w:w="1152"/>
             <w:vAlign w:val="center"/>
           </w:tcPr>
           <w:p>
@@ -3553,7 +3553,7 @@
         </w:tc>
         <w:tc>
           <w:tcPr>
-            <w:tcW w:type="dxa" w:w="2569"/>
+            <w:tcW w:type="dxa" w:w="2395"/>
             <w:vAlign w:val="center"/>
           </w:tcPr>
           <w:p>
@@ -3573,7 +3573,7 @@
         </w:tc>
         <w:tc>
           <w:tcPr>
-            <w:tcW w:type="dxa" w:w="1307"/>
+            <w:tcW w:type="dxa" w:w="1275"/>
             <w:vAlign w:val="center"/>
           </w:tcPr>
           <w:p>
@@ -3593,7 +3593,7 @@
         </w:tc>
         <w:tc>
           <w:tcPr>
-            <w:tcW w:type="dxa" w:w="4593"/>
+            <w:tcW w:type="dxa" w:w="4815"/>
             <w:vAlign w:val="center"/>
           </w:tcPr>
           <w:p>
@@ -3615,7 +3615,7 @@
       <w:tr>
         <w:tc>
           <w:tcPr>
-            <w:tcW w:type="dxa" w:w="1169"/>
+            <w:tcW w:type="dxa" w:w="1152"/>
             <w:vAlign w:val="center"/>
           </w:tcPr>
           <w:p>
@@ -3635,7 +3635,7 @@
         </w:tc>
         <w:tc>
           <w:tcPr>
-            <w:tcW w:type="dxa" w:w="2569"/>
+            <w:tcW w:type="dxa" w:w="2395"/>
             <w:vAlign w:val="center"/>
           </w:tcPr>
           <w:p>
@@ -3655,7 +3655,7 @@
         </w:tc>
         <w:tc>
           <w:tcPr>
-            <w:tcW w:type="dxa" w:w="1307"/>
+            <w:tcW w:type="dxa" w:w="1275"/>
             <w:vAlign w:val="center"/>
           </w:tcPr>
           <w:p>
@@ -3675,7 +3675,7 @@
         </w:tc>
         <w:tc>
           <w:tcPr>
-            <w:tcW w:type="dxa" w:w="4593"/>
+            <w:tcW w:type="dxa" w:w="4815"/>
             <w:vAlign w:val="center"/>
           </w:tcPr>
           <w:p>
@@ -3697,7 +3697,7 @@
       <w:tr>
         <w:tc>
           <w:tcPr>
-            <w:tcW w:type="dxa" w:w="1169"/>
+            <w:tcW w:type="dxa" w:w="1152"/>
             <w:vAlign w:val="center"/>
           </w:tcPr>
           <w:p>
@@ -3717,7 +3717,7 @@
         </w:tc>
         <w:tc>
           <w:tcPr>
-            <w:tcW w:type="dxa" w:w="2569"/>
+            <w:tcW w:type="dxa" w:w="2395"/>
             <w:vAlign w:val="center"/>
           </w:tcPr>
           <w:p>
@@ -3737,7 +3737,7 @@
         </w:tc>
         <w:tc>
           <w:tcPr>
-            <w:tcW w:type="dxa" w:w="1307"/>
+            <w:tcW w:type="dxa" w:w="1275"/>
             <w:vAlign w:val="center"/>
           </w:tcPr>
           <w:p>
@@ -3757,7 +3757,7 @@
         </w:tc>
         <w:tc>
           <w:tcPr>
-            <w:tcW w:type="dxa" w:w="4593"/>
+            <w:tcW w:type="dxa" w:w="4815"/>
             <w:vAlign w:val="center"/>
           </w:tcPr>
           <w:p>
@@ -3779,7 +3779,7 @@
       <w:tr>
         <w:tc>
           <w:tcPr>
-            <w:tcW w:type="dxa" w:w="1169"/>
+            <w:tcW w:type="dxa" w:w="1152"/>
             <w:vAlign w:val="center"/>
           </w:tcPr>
           <w:p>
@@ -3799,7 +3799,7 @@
         </w:tc>
         <w:tc>
           <w:tcPr>
-            <w:tcW w:type="dxa" w:w="2569"/>
+            <w:tcW w:type="dxa" w:w="2395"/>
             <w:vAlign w:val="center"/>
           </w:tcPr>
           <w:p>
@@ -3819,7 +3819,7 @@
         </w:tc>
         <w:tc>
           <w:tcPr>
-            <w:tcW w:type="dxa" w:w="1307"/>
+            <w:tcW w:type="dxa" w:w="1275"/>
             <w:vAlign w:val="center"/>
           </w:tcPr>
           <w:p>
@@ -3839,7 +3839,7 @@
         </w:tc>
         <w:tc>
           <w:tcPr>
-            <w:tcW w:type="dxa" w:w="4593"/>
+            <w:tcW w:type="dxa" w:w="4815"/>
             <w:vAlign w:val="center"/>
           </w:tcPr>
           <w:p>
@@ -3861,7 +3861,7 @@
       <w:tr>
         <w:tc>
           <w:tcPr>
-            <w:tcW w:type="dxa" w:w="1169"/>
+            <w:tcW w:type="dxa" w:w="1152"/>
             <w:vAlign w:val="center"/>
           </w:tcPr>
           <w:p>
@@ -3881,7 +3881,7 @@
         </w:tc>
         <w:tc>
           <w:tcPr>
-            <w:tcW w:type="dxa" w:w="2569"/>
+            <w:tcW w:type="dxa" w:w="2395"/>
             <w:vAlign w:val="center"/>
           </w:tcPr>
           <w:p>
@@ -3901,7 +3901,7 @@
         </w:tc>
         <w:tc>
           <w:tcPr>
-            <w:tcW w:type="dxa" w:w="1307"/>
+            <w:tcW w:type="dxa" w:w="1275"/>
             <w:vAlign w:val="center"/>
           </w:tcPr>
           <w:p>
@@ -3921,7 +3921,7 @@
         </w:tc>
         <w:tc>
           <w:tcPr>
-            <w:tcW w:type="dxa" w:w="4593"/>
+            <w:tcW w:type="dxa" w:w="4815"/>
             <w:vAlign w:val="center"/>
           </w:tcPr>
           <w:p>
@@ -3940,6 +3940,15 @@
             <w:r>
               <w:rPr>
                 <w:rFonts w:ascii="BIZ UDPゴシック" w:hAnsi="BIZ UDPゴシック" w:eastAsia="BIZ UDPゴシック"/>
+                <w:b/>
+                <w:i w:val="0"/>
+                <w:sz w:val="22"/>
+              </w:rPr>
+              <w:t>9月29日に、調査結果報告書の原本との突合により認知症の設問の項目名（54.1％）を訂正した。</w:t>
+            </w:r>
+            <w:r>
+              <w:rPr>
+                <w:rFonts w:ascii="BIZ UDPゴシック" w:hAnsi="BIZ UDPゴシック" w:eastAsia="BIZ UDPゴシック"/>
                 <w:b w:val="0"/>
                 <w:i w:val="0"/>
                 <w:sz w:val="22"/>
@@ -3952,7 +3961,7 @@
       <w:tr>
         <w:tc>
           <w:tcPr>
-            <w:tcW w:type="dxa" w:w="1169"/>
+            <w:tcW w:type="dxa" w:w="1152"/>
             <w:vAlign w:val="center"/>
           </w:tcPr>
           <w:p>
@@ -3972,7 +3981,7 @@
         </w:tc>
         <w:tc>
           <w:tcPr>
-            <w:tcW w:type="dxa" w:w="2569"/>
+            <w:tcW w:type="dxa" w:w="2395"/>
             <w:vAlign w:val="center"/>
           </w:tcPr>
           <w:p>
@@ -3992,7 +4001,7 @@
         </w:tc>
         <w:tc>
           <w:tcPr>
-            <w:tcW w:type="dxa" w:w="1307"/>
+            <w:tcW w:type="dxa" w:w="1275"/>
             <w:vAlign w:val="center"/>
           </w:tcPr>
           <w:p>
@@ -4012,7 +4021,7 @@
         </w:tc>
         <w:tc>
           <w:tcPr>
-            <w:tcW w:type="dxa" w:w="4593"/>
+            <w:tcW w:type="dxa" w:w="4815"/>
             <w:vAlign w:val="center"/>
           </w:tcPr>
           <w:p>
@@ -4034,7 +4043,7 @@
       <w:tr>
         <w:tc>
           <w:tcPr>
-            <w:tcW w:type="dxa" w:w="1169"/>
+            <w:tcW w:type="dxa" w:w="1152"/>
             <w:vAlign w:val="center"/>
           </w:tcPr>
           <w:p>
@@ -4054,7 +4063,7 @@
         </w:tc>
         <w:tc>
           <w:tcPr>
-            <w:tcW w:type="dxa" w:w="2569"/>
+            <w:tcW w:type="dxa" w:w="2395"/>
             <w:vAlign w:val="center"/>
           </w:tcPr>
           <w:p>
@@ -4074,7 +4083,7 @@
         </w:tc>
         <w:tc>
           <w:tcPr>
-            <w:tcW w:type="dxa" w:w="1307"/>
+            <w:tcW w:type="dxa" w:w="1275"/>
             <w:vAlign w:val="center"/>
           </w:tcPr>
           <w:p>
@@ -4094,7 +4103,7 @@
         </w:tc>
         <w:tc>
           <w:tcPr>
-            <w:tcW w:type="dxa" w:w="4593"/>
+            <w:tcW w:type="dxa" w:w="4815"/>
             <w:vAlign w:val="center"/>
           </w:tcPr>
           <w:p>
@@ -4117,6 +4126,15 @@
                 <w:i w:val="0"/>
                 <w:sz w:val="22"/>
               </w:rPr>
+              <w:t>9月29日に、認知症の設問の項目名を素案と同じ内容に訂正した。</w:t>
+            </w:r>
+            <w:r>
+              <w:rPr>
+                <w:rFonts w:ascii="BIZ UDPゴシック" w:hAnsi="BIZ UDPゴシック" w:eastAsia="BIZ UDPゴシック"/>
+                <w:b/>
+                <w:i w:val="0"/>
+                <w:sz w:val="22"/>
+              </w:rPr>
               <w:t>開催日が決まり次第お出しできます</w:t>
             </w:r>
           </w:p>
@@ -4125,7 +4143,7 @@
       <w:tr>
         <w:tc>
           <w:tcPr>
-            <w:tcW w:type="dxa" w:w="1169"/>
+            <w:tcW w:type="dxa" w:w="1152"/>
             <w:vAlign w:val="center"/>
           </w:tcPr>
           <w:p>
@@ -4145,7 +4163,7 @@
         </w:tc>
         <w:tc>
           <w:tcPr>
-            <w:tcW w:type="dxa" w:w="2569"/>
+            <w:tcW w:type="dxa" w:w="2395"/>
             <w:vAlign w:val="center"/>
           </w:tcPr>
           <w:p>
@@ -4165,7 +4183,7 @@
         </w:tc>
         <w:tc>
           <w:tcPr>
-            <w:tcW w:type="dxa" w:w="1307"/>
+            <w:tcW w:type="dxa" w:w="1275"/>
             <w:vAlign w:val="center"/>
           </w:tcPr>
           <w:p>
@@ -4185,7 +4203,7 @@
         </w:tc>
         <w:tc>
           <w:tcPr>
-            <w:tcW w:type="dxa" w:w="4593"/>
+            <w:tcW w:type="dxa" w:w="4815"/>
             <w:vAlign w:val="center"/>
           </w:tcPr>
           <w:p>
@@ -4207,7 +4225,7 @@
       <w:tr>
         <w:tc>
           <w:tcPr>
-            <w:tcW w:type="dxa" w:w="1169"/>
+            <w:tcW w:type="dxa" w:w="1152"/>
             <w:vAlign w:val="center"/>
           </w:tcPr>
           <w:p>
@@ -4227,7 +4245,7 @@
         </w:tc>
         <w:tc>
           <w:tcPr>
-            <w:tcW w:type="dxa" w:w="2569"/>
+            <w:tcW w:type="dxa" w:w="2395"/>
             <w:vAlign w:val="center"/>
           </w:tcPr>
           <w:p>
@@ -4247,7 +4265,7 @@
         </w:tc>
         <w:tc>
           <w:tcPr>
-            <w:tcW w:type="dxa" w:w="1307"/>
+            <w:tcW w:type="dxa" w:w="1275"/>
             <w:vAlign w:val="center"/>
           </w:tcPr>
           <w:p>
@@ -4267,7 +4285,7 @@
         </w:tc>
         <w:tc>
           <w:tcPr>
-            <w:tcW w:type="dxa" w:w="4593"/>
+            <w:tcW w:type="dxa" w:w="4815"/>
             <w:vAlign w:val="center"/>
           </w:tcPr>
           <w:p>
@@ -4289,7 +4307,7 @@
       <w:tr>
         <w:tc>
           <w:tcPr>
-            <w:tcW w:type="dxa" w:w="1169"/>
+            <w:tcW w:type="dxa" w:w="1152"/>
             <w:vAlign w:val="center"/>
           </w:tcPr>
           <w:p>
@@ -4309,7 +4327,7 @@
         </w:tc>
         <w:tc>
           <w:tcPr>
-            <w:tcW w:type="dxa" w:w="2569"/>
+            <w:tcW w:type="dxa" w:w="2395"/>
             <w:vAlign w:val="center"/>
           </w:tcPr>
           <w:p>
@@ -4329,7 +4347,7 @@
         </w:tc>
         <w:tc>
           <w:tcPr>
-            <w:tcW w:type="dxa" w:w="1307"/>
+            <w:tcW w:type="dxa" w:w="1275"/>
             <w:vAlign w:val="center"/>
           </w:tcPr>
           <w:p>
@@ -4349,7 +4367,7 @@
         </w:tc>
         <w:tc>
           <w:tcPr>
-            <w:tcW w:type="dxa" w:w="4593"/>
+            <w:tcW w:type="dxa" w:w="4815"/>
             <w:vAlign w:val="center"/>
           </w:tcPr>
           <w:p>
@@ -4380,7 +4398,7 @@
       <w:tr>
         <w:tc>
           <w:tcPr>
-            <w:tcW w:type="dxa" w:w="1169"/>
+            <w:tcW w:type="dxa" w:w="1152"/>
             <w:vAlign w:val="center"/>
           </w:tcPr>
           <w:p>
@@ -4400,7 +4418,7 @@
         </w:tc>
         <w:tc>
           <w:tcPr>
-            <w:tcW w:type="dxa" w:w="2569"/>
+            <w:tcW w:type="dxa" w:w="2395"/>
             <w:vAlign w:val="center"/>
           </w:tcPr>
           <w:p>
@@ -4420,7 +4438,7 @@
         </w:tc>
         <w:tc>
           <w:tcPr>
-            <w:tcW w:type="dxa" w:w="1307"/>
+            <w:tcW w:type="dxa" w:w="1275"/>
             <w:vAlign w:val="center"/>
           </w:tcPr>
           <w:p>
@@ -4440,7 +4458,7 @@
         </w:tc>
         <w:tc>
           <w:tcPr>
-            <w:tcW w:type="dxa" w:w="4593"/>
+            <w:tcW w:type="dxa" w:w="4815"/>
             <w:vAlign w:val="center"/>
           </w:tcPr>
           <w:p>
@@ -4462,7 +4480,7 @@
       <w:tr>
         <w:tc>
           <w:tcPr>
-            <w:tcW w:type="dxa" w:w="1169"/>
+            <w:tcW w:type="dxa" w:w="1152"/>
             <w:vAlign w:val="center"/>
           </w:tcPr>
           <w:p>
@@ -4482,7 +4500,7 @@
         </w:tc>
         <w:tc>
           <w:tcPr>
-            <w:tcW w:type="dxa" w:w="2569"/>
+            <w:tcW w:type="dxa" w:w="2395"/>
             <w:vAlign w:val="center"/>
           </w:tcPr>
           <w:p>
@@ -4502,7 +4520,7 @@
         </w:tc>
         <w:tc>
           <w:tcPr>
-            <w:tcW w:type="dxa" w:w="1307"/>
+            <w:tcW w:type="dxa" w:w="1275"/>
             <w:vAlign w:val="center"/>
           </w:tcPr>
           <w:p>
@@ -4522,7 +4540,7 @@
         </w:tc>
         <w:tc>
           <w:tcPr>
-            <w:tcW w:type="dxa" w:w="4593"/>
+            <w:tcW w:type="dxa" w:w="4815"/>
             <w:vAlign w:val="center"/>
           </w:tcPr>
           <w:p>
@@ -4544,7 +4562,7 @@
       <w:tr>
         <w:tc>
           <w:tcPr>
-            <w:tcW w:type="dxa" w:w="1169"/>
+            <w:tcW w:type="dxa" w:w="1152"/>
             <w:vAlign w:val="center"/>
           </w:tcPr>
           <w:p>
@@ -4564,7 +4582,7 @@
         </w:tc>
         <w:tc>
           <w:tcPr>
-            <w:tcW w:type="dxa" w:w="2569"/>
+            <w:tcW w:type="dxa" w:w="2395"/>
             <w:vAlign w:val="center"/>
           </w:tcPr>
           <w:p>
@@ -4584,7 +4602,7 @@
         </w:tc>
         <w:tc>
           <w:tcPr>
-            <w:tcW w:type="dxa" w:w="1307"/>
+            <w:tcW w:type="dxa" w:w="1275"/>
             <w:vAlign w:val="center"/>
           </w:tcPr>
           <w:p>
@@ -4604,7 +4622,7 @@
         </w:tc>
         <w:tc>
           <w:tcPr>
-            <w:tcW w:type="dxa" w:w="4593"/>
+            <w:tcW w:type="dxa" w:w="4815"/>
             <w:vAlign w:val="center"/>
           </w:tcPr>
           <w:p>
@@ -4627,7 +4645,16 @@
                 <w:i w:val="0"/>
                 <w:sz w:val="22"/>
               </w:rPr>
-              <w:t>537点／800点・全国平均を82点上回る。適正化は強み。最大の弱点は在宅医療・在宅介護連携</w:t>
+              <w:t>537点／800点・全国平均を82点上回る。適正化は強み。最大の弱点は在宅医療・在宅介護連携。</w:t>
+            </w:r>
+            <w:r>
+              <w:rPr>
+                <w:rFonts w:ascii="BIZ UDPゴシック" w:hAnsi="BIZ UDPゴシック" w:eastAsia="BIZ UDPゴシック"/>
+                <w:b/>
+                <w:i w:val="0"/>
+                <w:sz w:val="22"/>
+              </w:rPr>
+              <w:t>9月29日に、活動指標群の分析（入院時情報連携加算は上位1割で満点、退院・退所加算は上位7割にも入らず0点）を加えた</w:t>
             </w:r>
           </w:p>
         </w:tc>
@@ -4635,7 +4662,7 @@
       <w:tr>
         <w:tc>
           <w:tcPr>
-            <w:tcW w:type="dxa" w:w="1169"/>
+            <w:tcW w:type="dxa" w:w="1152"/>
             <w:vAlign w:val="center"/>
           </w:tcPr>
           <w:p>
@@ -4655,7 +4682,7 @@
         </w:tc>
         <w:tc>
           <w:tcPr>
-            <w:tcW w:type="dxa" w:w="2569"/>
+            <w:tcW w:type="dxa" w:w="2395"/>
             <w:vAlign w:val="center"/>
           </w:tcPr>
           <w:p>
@@ -4675,7 +4702,7 @@
         </w:tc>
         <w:tc>
           <w:tcPr>
-            <w:tcW w:type="dxa" w:w="1307"/>
+            <w:tcW w:type="dxa" w:w="1275"/>
             <w:vAlign w:val="center"/>
           </w:tcPr>
           <w:p>
@@ -4695,7 +4722,7 @@
         </w:tc>
         <w:tc>
           <w:tcPr>
-            <w:tcW w:type="dxa" w:w="4593"/>
+            <w:tcW w:type="dxa" w:w="4815"/>
             <w:vAlign w:val="center"/>
           </w:tcPr>
           <w:p>
@@ -4710,6 +4737,97 @@
                 <w:sz w:val="22"/>
               </w:rPr>
               <w:t>同上の計数編。指標別の得点・0点の項目・伸びしろ</w:t>
+            </w:r>
+          </w:p>
+        </w:tc>
+      </w:tr>
+      <w:tr>
+        <w:tc>
+          <w:tcPr>
+            <w:tcW w:type="dxa" w:w="1152"/>
+            <w:vAlign w:val="center"/>
+          </w:tcPr>
+          <w:p>
+            <w:pPr>
+              <w:spacing w:before="20" w:after="20"/>
+            </w:pPr>
+            <w:r>
+              <w:rPr>
+                <w:rFonts w:ascii="BIZ UDPゴシック" w:hAnsi="BIZ UDPゴシック" w:eastAsia="BIZ UDPゴシック"/>
+                <w:b w:val="0"/>
+                <w:i w:val="0"/>
+                <w:sz w:val="22"/>
+              </w:rPr>
+              <w:t>16</w:t>
+            </w:r>
+          </w:p>
+        </w:tc>
+        <w:tc>
+          <w:tcPr>
+            <w:tcW w:type="dxa" w:w="2395"/>
+            <w:vAlign w:val="center"/>
+          </w:tcPr>
+          <w:p>
+            <w:pPr>
+              <w:spacing w:before="20" w:after="20"/>
+            </w:pPr>
+            <w:r>
+              <w:rPr>
+                <w:rFonts w:ascii="BIZ UDPゴシック" w:hAnsi="BIZ UDPゴシック" w:eastAsia="BIZ UDPゴシック"/>
+                <w:b w:val="0"/>
+                <w:i w:val="0"/>
+                <w:sz w:val="22"/>
+              </w:rPr>
+              <w:t>小野町_令和7年度調査_集計結果・分析報告書_20260805.docx</w:t>
+            </w:r>
+          </w:p>
+        </w:tc>
+        <w:tc>
+          <w:tcPr>
+            <w:tcW w:type="dxa" w:w="1275"/>
+            <w:vAlign w:val="center"/>
+          </w:tcPr>
+          <w:p>
+            <w:pPr>
+              <w:spacing w:before="20" w:after="20"/>
+            </w:pPr>
+            <w:r>
+              <w:rPr>
+                <w:rFonts w:ascii="BIZ UDPゴシック" w:hAnsi="BIZ UDPゴシック" w:eastAsia="BIZ UDPゴシック"/>
+                <w:b w:val="0"/>
+                <w:i w:val="0"/>
+                <w:sz w:val="22"/>
+              </w:rPr>
+              <w:t>8月5日</w:t>
+            </w:r>
+          </w:p>
+        </w:tc>
+        <w:tc>
+          <w:tcPr>
+            <w:tcW w:type="dxa" w:w="4815"/>
+            <w:vAlign w:val="center"/>
+          </w:tcPr>
+          <w:p>
+            <w:pPr>
+              <w:spacing w:before="20" w:after="20"/>
+            </w:pPr>
+            <w:r>
+              <w:rPr>
+                <w:rFonts w:ascii="BIZ UDPゴシック" w:hAnsi="BIZ UDPゴシック" w:eastAsia="BIZ UDPゴシック"/>
+                <w:b/>
+                <w:i w:val="0"/>
+                <w:sz w:val="22"/>
+              </w:rPr>
+              <w:t>9月29日に、お預かりした調査結果報告書の原本（104頁）と集計値を1件ずつ突き合わせ、認知症の設問の項目名を訂正した。</w:t>
+            </w:r>
+            <w:r>
+              <w:rPr>
+                <w:rFonts w:ascii="BIZ UDPゴシック" w:hAnsi="BIZ UDPゴシック" w:eastAsia="BIZ UDPゴシック"/>
+                <w:b/>
+                <w:i w:val="0"/>
+                <w:sz w:val="22"/>
+              </w:rPr>
+              <w:t>報告書そのものの中の食い違い2件（回収数と集計の基数、通いの場の本文と図）は第4章に記載</w:t>
             </w:r>
           </w:p>
         </w:tc>

--- a/小野町_引継ぎ_整理済/19_打合せ/小野町_打合せ次第_20260929.docx
+++ b/小野町_引継ぎ_整理済/19_打合せ/小野町_打合せ次第_20260929.docx
@@ -3349,15 +3349,15 @@
         </w:tblCellMar>
       </w:tblPr>
       <w:tblGrid>
-        <w:gridCol w:w="1152"/>
-        <w:gridCol w:w="2395"/>
-        <w:gridCol w:w="1275"/>
-        <w:gridCol w:w="4815"/>
+        <w:gridCol w:w="1144"/>
+        <w:gridCol w:w="2308"/>
+        <w:gridCol w:w="1259"/>
+        <w:gridCol w:w="4927"/>
       </w:tblGrid>
       <w:tr>
         <w:tc>
           <w:tcPr>
-            <w:tcW w:type="dxa" w:w="1152"/>
+            <w:tcW w:type="dxa" w:w="1144"/>
             <w:shd w:val="clear" w:fill="1F3864"/>
             <w:vAlign w:val="center"/>
           </w:tcPr>
@@ -3380,7 +3380,7 @@
         </w:tc>
         <w:tc>
           <w:tcPr>
-            <w:tcW w:type="dxa" w:w="2395"/>
+            <w:tcW w:type="dxa" w:w="2308"/>
             <w:shd w:val="clear" w:fill="1F3864"/>
             <w:vAlign w:val="center"/>
           </w:tcPr>
@@ -3403,7 +3403,7 @@
         </w:tc>
         <w:tc>
           <w:tcPr>
-            <w:tcW w:type="dxa" w:w="1275"/>
+            <w:tcW w:type="dxa" w:w="1259"/>
             <w:shd w:val="clear" w:fill="1F3864"/>
             <w:vAlign w:val="center"/>
           </w:tcPr>
@@ -3426,7 +3426,7 @@
         </w:tc>
         <w:tc>
           <w:tcPr>
-            <w:tcW w:type="dxa" w:w="4815"/>
+            <w:tcW w:type="dxa" w:w="4927"/>
             <w:shd w:val="clear" w:fill="1F3864"/>
             <w:vAlign w:val="center"/>
           </w:tcPr>
@@ -3451,7 +3451,7 @@
       <w:tr>
         <w:tc>
           <w:tcPr>
-            <w:tcW w:type="dxa" w:w="1152"/>
+            <w:tcW w:type="dxa" w:w="1144"/>
             <w:vAlign w:val="center"/>
           </w:tcPr>
           <w:p>
@@ -3471,7 +3471,7 @@
         </w:tc>
         <w:tc>
           <w:tcPr>
-            <w:tcW w:type="dxa" w:w="2395"/>
+            <w:tcW w:type="dxa" w:w="2308"/>
             <w:vAlign w:val="center"/>
           </w:tcPr>
           <w:p>
@@ -3491,7 +3491,7 @@
         </w:tc>
         <w:tc>
           <w:tcPr>
-            <w:tcW w:type="dxa" w:w="1275"/>
+            <w:tcW w:type="dxa" w:w="1259"/>
             <w:vAlign w:val="center"/>
           </w:tcPr>
           <w:p>
@@ -3511,7 +3511,7 @@
         </w:tc>
         <w:tc>
           <w:tcPr>
-            <w:tcW w:type="dxa" w:w="4815"/>
+            <w:tcW w:type="dxa" w:w="4927"/>
             <w:vAlign w:val="center"/>
           </w:tcPr>
           <w:p>
@@ -3533,7 +3533,7 @@
       <w:tr>
         <w:tc>
           <w:tcPr>
-            <w:tcW w:type="dxa" w:w="1152"/>
+            <w:tcW w:type="dxa" w:w="1144"/>
             <w:vAlign w:val="center"/>
           </w:tcPr>
           <w:p>
@@ -3553,7 +3553,7 @@
         </w:tc>
         <w:tc>
           <w:tcPr>
-            <w:tcW w:type="dxa" w:w="2395"/>
+            <w:tcW w:type="dxa" w:w="2308"/>
             <w:vAlign w:val="center"/>
           </w:tcPr>
           <w:p>
@@ -3573,7 +3573,7 @@
         </w:tc>
         <w:tc>
           <w:tcPr>
-            <w:tcW w:type="dxa" w:w="1275"/>
+            <w:tcW w:type="dxa" w:w="1259"/>
             <w:vAlign w:val="center"/>
           </w:tcPr>
           <w:p>
@@ -3593,7 +3593,7 @@
         </w:tc>
         <w:tc>
           <w:tcPr>
-            <w:tcW w:type="dxa" w:w="4815"/>
+            <w:tcW w:type="dxa" w:w="4927"/>
             <w:vAlign w:val="center"/>
           </w:tcPr>
           <w:p>
@@ -3615,7 +3615,7 @@
       <w:tr>
         <w:tc>
           <w:tcPr>
-            <w:tcW w:type="dxa" w:w="1152"/>
+            <w:tcW w:type="dxa" w:w="1144"/>
             <w:vAlign w:val="center"/>
           </w:tcPr>
           <w:p>
@@ -3635,7 +3635,7 @@
         </w:tc>
         <w:tc>
           <w:tcPr>
-            <w:tcW w:type="dxa" w:w="2395"/>
+            <w:tcW w:type="dxa" w:w="2308"/>
             <w:vAlign w:val="center"/>
           </w:tcPr>
           <w:p>
@@ -3655,7 +3655,7 @@
         </w:tc>
         <w:tc>
           <w:tcPr>
-            <w:tcW w:type="dxa" w:w="1275"/>
+            <w:tcW w:type="dxa" w:w="1259"/>
             <w:vAlign w:val="center"/>
           </w:tcPr>
           <w:p>
@@ -3675,7 +3675,7 @@
         </w:tc>
         <w:tc>
           <w:tcPr>
-            <w:tcW w:type="dxa" w:w="4815"/>
+            <w:tcW w:type="dxa" w:w="4927"/>
             <w:vAlign w:val="center"/>
           </w:tcPr>
           <w:p>
@@ -3697,7 +3697,7 @@
       <w:tr>
         <w:tc>
           <w:tcPr>
-            <w:tcW w:type="dxa" w:w="1152"/>
+            <w:tcW w:type="dxa" w:w="1144"/>
             <w:vAlign w:val="center"/>
           </w:tcPr>
           <w:p>
@@ -3717,7 +3717,7 @@
         </w:tc>
         <w:tc>
           <w:tcPr>
-            <w:tcW w:type="dxa" w:w="2395"/>
+            <w:tcW w:type="dxa" w:w="2308"/>
             <w:vAlign w:val="center"/>
           </w:tcPr>
           <w:p>
@@ -3737,7 +3737,7 @@
         </w:tc>
         <w:tc>
           <w:tcPr>
-            <w:tcW w:type="dxa" w:w="1275"/>
+            <w:tcW w:type="dxa" w:w="1259"/>
             <w:vAlign w:val="center"/>
           </w:tcPr>
           <w:p>
@@ -3757,7 +3757,7 @@
         </w:tc>
         <w:tc>
           <w:tcPr>
-            <w:tcW w:type="dxa" w:w="4815"/>
+            <w:tcW w:type="dxa" w:w="4927"/>
             <w:vAlign w:val="center"/>
           </w:tcPr>
           <w:p>
@@ -3779,7 +3779,7 @@
       <w:tr>
         <w:tc>
           <w:tcPr>
-            <w:tcW w:type="dxa" w:w="1152"/>
+            <w:tcW w:type="dxa" w:w="1144"/>
             <w:vAlign w:val="center"/>
           </w:tcPr>
           <w:p>
@@ -3799,7 +3799,7 @@
         </w:tc>
         <w:tc>
           <w:tcPr>
-            <w:tcW w:type="dxa" w:w="2395"/>
+            <w:tcW w:type="dxa" w:w="2308"/>
             <w:vAlign w:val="center"/>
           </w:tcPr>
           <w:p>
@@ -3819,7 +3819,7 @@
         </w:tc>
         <w:tc>
           <w:tcPr>
-            <w:tcW w:type="dxa" w:w="1275"/>
+            <w:tcW w:type="dxa" w:w="1259"/>
             <w:vAlign w:val="center"/>
           </w:tcPr>
           <w:p>
@@ -3839,7 +3839,7 @@
         </w:tc>
         <w:tc>
           <w:tcPr>
-            <w:tcW w:type="dxa" w:w="4815"/>
+            <w:tcW w:type="dxa" w:w="4927"/>
             <w:vAlign w:val="center"/>
           </w:tcPr>
           <w:p>
@@ -3861,7 +3861,7 @@
       <w:tr>
         <w:tc>
           <w:tcPr>
-            <w:tcW w:type="dxa" w:w="1152"/>
+            <w:tcW w:type="dxa" w:w="1144"/>
             <w:vAlign w:val="center"/>
           </w:tcPr>
           <w:p>
@@ -3881,7 +3881,7 @@
         </w:tc>
         <w:tc>
           <w:tcPr>
-            <w:tcW w:type="dxa" w:w="2395"/>
+            <w:tcW w:type="dxa" w:w="2308"/>
             <w:vAlign w:val="center"/>
           </w:tcPr>
           <w:p>
@@ -3895,13 +3895,13 @@
                 <w:i w:val="0"/>
                 <w:sz w:val="22"/>
               </w:rPr>
-              <w:t>小野町高齢者保健福祉計画_第10期介護保険事業計画_素案_第6版_20260928.docx</w:t>
+              <w:t>小野町高齢者保健福祉計画_第10期介護保険事業計画_素案_第7版_20260929.docx</w:t>
             </w:r>
           </w:p>
         </w:tc>
         <w:tc>
           <w:tcPr>
-            <w:tcW w:type="dxa" w:w="1275"/>
+            <w:tcW w:type="dxa" w:w="1259"/>
             <w:vAlign w:val="center"/>
           </w:tcPr>
           <w:p>
@@ -3915,13 +3915,13 @@
                 <w:i w:val="0"/>
                 <w:sz w:val="22"/>
               </w:rPr>
-              <w:t>9月28日</w:t>
+              <w:t>9月29日</w:t>
             </w:r>
           </w:p>
         </w:tc>
         <w:tc>
           <w:tcPr>
-            <w:tcW w:type="dxa" w:w="4815"/>
+            <w:tcW w:type="dxa" w:w="4927"/>
             <w:vAlign w:val="center"/>
           </w:tcPr>
           <w:p>
@@ -3935,7 +3935,7 @@
                 <w:i w:val="0"/>
                 <w:sz w:val="22"/>
               </w:rPr>
-              <w:t>第6版。第4章④に見える化システムとの突合を加え、保険料のケースに見える化ケースを追加した。第4章 基本目標2に「⑦ 在宅医療・介護連携の推進」を新設し、基本目標3① の介護給付適正化の記述を令和8年度交付金の実際の得点に合わせて訂正した。</w:t>
+              <w:t>第7版。第6版（9月28日）で、第4章④に見える化システムとの突合を加え、保険料のケースに見える化ケースを追加し、第4章 基本目標2に「⑦ 在宅医療・介護連携の推進」を新設し、基本目標3① の介護給付適正化の記述を令和8年度交付金の実際の得点に合わせて訂正した。</w:t>
             </w:r>
             <w:r>
               <w:rPr>
@@ -3944,7 +3944,7 @@
                 <w:i w:val="0"/>
                 <w:sz w:val="22"/>
               </w:rPr>
-              <w:t>9月29日に、調査結果報告書の原本との突合により認知症の設問の項目名（54.1％）を訂正した。</w:t>
+              <w:t>第7版では、お預かりした調査結果報告書の原本（104頁）と集計値を1件ずつ突き合わせ、認知症の設問の項目名（54.1％）を訂正した。</w:t>
             </w:r>
             <w:r>
               <w:rPr>
@@ -3961,7 +3961,7 @@
       <w:tr>
         <w:tc>
           <w:tcPr>
-            <w:tcW w:type="dxa" w:w="1152"/>
+            <w:tcW w:type="dxa" w:w="1144"/>
             <w:vAlign w:val="center"/>
           </w:tcPr>
           <w:p>
@@ -3981,7 +3981,7 @@
         </w:tc>
         <w:tc>
           <w:tcPr>
-            <w:tcW w:type="dxa" w:w="2395"/>
+            <w:tcW w:type="dxa" w:w="2308"/>
             <w:vAlign w:val="center"/>
           </w:tcPr>
           <w:p>
@@ -4001,7 +4001,7 @@
         </w:tc>
         <w:tc>
           <w:tcPr>
-            <w:tcW w:type="dxa" w:w="1275"/>
+            <w:tcW w:type="dxa" w:w="1259"/>
             <w:vAlign w:val="center"/>
           </w:tcPr>
           <w:p>
@@ -4021,7 +4021,7 @@
         </w:tc>
         <w:tc>
           <w:tcPr>
-            <w:tcW w:type="dxa" w:w="4815"/>
+            <w:tcW w:type="dxa" w:w="4927"/>
             <w:vAlign w:val="center"/>
           </w:tcPr>
           <w:p>
@@ -4043,7 +4043,7 @@
       <w:tr>
         <w:tc>
           <w:tcPr>
-            <w:tcW w:type="dxa" w:w="1152"/>
+            <w:tcW w:type="dxa" w:w="1144"/>
             <w:vAlign w:val="center"/>
           </w:tcPr>
           <w:p>
@@ -4063,7 +4063,7 @@
         </w:tc>
         <w:tc>
           <w:tcPr>
-            <w:tcW w:type="dxa" w:w="2395"/>
+            <w:tcW w:type="dxa" w:w="2308"/>
             <w:vAlign w:val="center"/>
           </w:tcPr>
           <w:p>
@@ -4083,7 +4083,7 @@
         </w:tc>
         <w:tc>
           <w:tcPr>
-            <w:tcW w:type="dxa" w:w="1275"/>
+            <w:tcW w:type="dxa" w:w="1259"/>
             <w:vAlign w:val="center"/>
           </w:tcPr>
           <w:p>
@@ -4103,7 +4103,7 @@
         </w:tc>
         <w:tc>
           <w:tcPr>
-            <w:tcW w:type="dxa" w:w="4815"/>
+            <w:tcW w:type="dxa" w:w="4927"/>
             <w:vAlign w:val="center"/>
           </w:tcPr>
           <w:p>
@@ -4143,7 +4143,7 @@
       <w:tr>
         <w:tc>
           <w:tcPr>
-            <w:tcW w:type="dxa" w:w="1152"/>
+            <w:tcW w:type="dxa" w:w="1144"/>
             <w:vAlign w:val="center"/>
           </w:tcPr>
           <w:p>
@@ -4163,7 +4163,7 @@
         </w:tc>
         <w:tc>
           <w:tcPr>
-            <w:tcW w:type="dxa" w:w="2395"/>
+            <w:tcW w:type="dxa" w:w="2308"/>
             <w:vAlign w:val="center"/>
           </w:tcPr>
           <w:p>
@@ -4183,7 +4183,7 @@
         </w:tc>
         <w:tc>
           <w:tcPr>
-            <w:tcW w:type="dxa" w:w="1275"/>
+            <w:tcW w:type="dxa" w:w="1259"/>
             <w:vAlign w:val="center"/>
           </w:tcPr>
           <w:p>
@@ -4203,7 +4203,7 @@
         </w:tc>
         <w:tc>
           <w:tcPr>
-            <w:tcW w:type="dxa" w:w="4815"/>
+            <w:tcW w:type="dxa" w:w="4927"/>
             <w:vAlign w:val="center"/>
           </w:tcPr>
           <w:p>
@@ -4225,7 +4225,7 @@
       <w:tr>
         <w:tc>
           <w:tcPr>
-            <w:tcW w:type="dxa" w:w="1152"/>
+            <w:tcW w:type="dxa" w:w="1144"/>
             <w:vAlign w:val="center"/>
           </w:tcPr>
           <w:p>
@@ -4245,7 +4245,7 @@
         </w:tc>
         <w:tc>
           <w:tcPr>
-            <w:tcW w:type="dxa" w:w="2395"/>
+            <w:tcW w:type="dxa" w:w="2308"/>
             <w:vAlign w:val="center"/>
           </w:tcPr>
           <w:p>
@@ -4265,7 +4265,7 @@
         </w:tc>
         <w:tc>
           <w:tcPr>
-            <w:tcW w:type="dxa" w:w="1275"/>
+            <w:tcW w:type="dxa" w:w="1259"/>
             <w:vAlign w:val="center"/>
           </w:tcPr>
           <w:p>
@@ -4285,7 +4285,7 @@
         </w:tc>
         <w:tc>
           <w:tcPr>
-            <w:tcW w:type="dxa" w:w="4815"/>
+            <w:tcW w:type="dxa" w:w="4927"/>
             <w:vAlign w:val="center"/>
           </w:tcPr>
           <w:p>
@@ -4307,7 +4307,7 @@
       <w:tr>
         <w:tc>
           <w:tcPr>
-            <w:tcW w:type="dxa" w:w="1152"/>
+            <w:tcW w:type="dxa" w:w="1144"/>
             <w:vAlign w:val="center"/>
           </w:tcPr>
           <w:p>
@@ -4327,7 +4327,7 @@
         </w:tc>
         <w:tc>
           <w:tcPr>
-            <w:tcW w:type="dxa" w:w="2395"/>
+            <w:tcW w:type="dxa" w:w="2308"/>
             <w:vAlign w:val="center"/>
           </w:tcPr>
           <w:p>
@@ -4347,7 +4347,7 @@
         </w:tc>
         <w:tc>
           <w:tcPr>
-            <w:tcW w:type="dxa" w:w="1275"/>
+            <w:tcW w:type="dxa" w:w="1259"/>
             <w:vAlign w:val="center"/>
           </w:tcPr>
           <w:p>
@@ -4367,7 +4367,7 @@
         </w:tc>
         <w:tc>
           <w:tcPr>
-            <w:tcW w:type="dxa" w:w="4815"/>
+            <w:tcW w:type="dxa" w:w="4927"/>
             <w:vAlign w:val="center"/>
           </w:tcPr>
           <w:p>
@@ -4398,7 +4398,7 @@
       <w:tr>
         <w:tc>
           <w:tcPr>
-            <w:tcW w:type="dxa" w:w="1152"/>
+            <w:tcW w:type="dxa" w:w="1144"/>
             <w:vAlign w:val="center"/>
           </w:tcPr>
           <w:p>
@@ -4418,7 +4418,7 @@
         </w:tc>
         <w:tc>
           <w:tcPr>
-            <w:tcW w:type="dxa" w:w="2395"/>
+            <w:tcW w:type="dxa" w:w="2308"/>
             <w:vAlign w:val="center"/>
           </w:tcPr>
           <w:p>
@@ -4438,7 +4438,7 @@
         </w:tc>
         <w:tc>
           <w:tcPr>
-            <w:tcW w:type="dxa" w:w="1275"/>
+            <w:tcW w:type="dxa" w:w="1259"/>
             <w:vAlign w:val="center"/>
           </w:tcPr>
           <w:p>
@@ -4458,7 +4458,7 @@
         </w:tc>
         <w:tc>
           <w:tcPr>
-            <w:tcW w:type="dxa" w:w="4815"/>
+            <w:tcW w:type="dxa" w:w="4927"/>
             <w:vAlign w:val="center"/>
           </w:tcPr>
           <w:p>
@@ -4480,7 +4480,7 @@
       <w:tr>
         <w:tc>
           <w:tcPr>
-            <w:tcW w:type="dxa" w:w="1152"/>
+            <w:tcW w:type="dxa" w:w="1144"/>
             <w:vAlign w:val="center"/>
           </w:tcPr>
           <w:p>
@@ -4500,7 +4500,7 @@
         </w:tc>
         <w:tc>
           <w:tcPr>
-            <w:tcW w:type="dxa" w:w="2395"/>
+            <w:tcW w:type="dxa" w:w="2308"/>
             <w:vAlign w:val="center"/>
           </w:tcPr>
           <w:p>
@@ -4520,7 +4520,7 @@
         </w:tc>
         <w:tc>
           <w:tcPr>
-            <w:tcW w:type="dxa" w:w="1275"/>
+            <w:tcW w:type="dxa" w:w="1259"/>
             <w:vAlign w:val="center"/>
           </w:tcPr>
           <w:p>
@@ -4540,7 +4540,7 @@
         </w:tc>
         <w:tc>
           <w:tcPr>
-            <w:tcW w:type="dxa" w:w="4815"/>
+            <w:tcW w:type="dxa" w:w="4927"/>
             <w:vAlign w:val="center"/>
           </w:tcPr>
           <w:p>
@@ -4562,7 +4562,7 @@
       <w:tr>
         <w:tc>
           <w:tcPr>
-            <w:tcW w:type="dxa" w:w="1152"/>
+            <w:tcW w:type="dxa" w:w="1144"/>
             <w:vAlign w:val="center"/>
           </w:tcPr>
           <w:p>
@@ -4582,7 +4582,7 @@
         </w:tc>
         <w:tc>
           <w:tcPr>
-            <w:tcW w:type="dxa" w:w="2395"/>
+            <w:tcW w:type="dxa" w:w="2308"/>
             <w:vAlign w:val="center"/>
           </w:tcPr>
           <w:p>
@@ -4602,7 +4602,7 @@
         </w:tc>
         <w:tc>
           <w:tcPr>
-            <w:tcW w:type="dxa" w:w="1275"/>
+            <w:tcW w:type="dxa" w:w="1259"/>
             <w:vAlign w:val="center"/>
           </w:tcPr>
           <w:p>
@@ -4622,7 +4622,7 @@
         </w:tc>
         <w:tc>
           <w:tcPr>
-            <w:tcW w:type="dxa" w:w="4815"/>
+            <w:tcW w:type="dxa" w:w="4927"/>
             <w:vAlign w:val="center"/>
           </w:tcPr>
           <w:p>
@@ -4662,7 +4662,7 @@
       <w:tr>
         <w:tc>
           <w:tcPr>
-            <w:tcW w:type="dxa" w:w="1152"/>
+            <w:tcW w:type="dxa" w:w="1144"/>
             <w:vAlign w:val="center"/>
           </w:tcPr>
           <w:p>
@@ -4682,7 +4682,7 @@
         </w:tc>
         <w:tc>
           <w:tcPr>
-            <w:tcW w:type="dxa" w:w="2395"/>
+            <w:tcW w:type="dxa" w:w="2308"/>
             <w:vAlign w:val="center"/>
           </w:tcPr>
           <w:p>
@@ -4702,7 +4702,7 @@
         </w:tc>
         <w:tc>
           <w:tcPr>
-            <w:tcW w:type="dxa" w:w="1275"/>
+            <w:tcW w:type="dxa" w:w="1259"/>
             <w:vAlign w:val="center"/>
           </w:tcPr>
           <w:p>
@@ -4722,7 +4722,7 @@
         </w:tc>
         <w:tc>
           <w:tcPr>
-            <w:tcW w:type="dxa" w:w="4815"/>
+            <w:tcW w:type="dxa" w:w="4927"/>
             <w:vAlign w:val="center"/>
           </w:tcPr>
           <w:p>
@@ -4744,7 +4744,7 @@
       <w:tr>
         <w:tc>
           <w:tcPr>
-            <w:tcW w:type="dxa" w:w="1152"/>
+            <w:tcW w:type="dxa" w:w="1144"/>
             <w:vAlign w:val="center"/>
           </w:tcPr>
           <w:p>
@@ -4764,7 +4764,7 @@
         </w:tc>
         <w:tc>
           <w:tcPr>
-            <w:tcW w:type="dxa" w:w="2395"/>
+            <w:tcW w:type="dxa" w:w="2308"/>
             <w:vAlign w:val="center"/>
           </w:tcPr>
           <w:p>
@@ -4784,7 +4784,7 @@
         </w:tc>
         <w:tc>
           <w:tcPr>
-            <w:tcW w:type="dxa" w:w="1275"/>
+            <w:tcW w:type="dxa" w:w="1259"/>
             <w:vAlign w:val="center"/>
           </w:tcPr>
           <w:p>
@@ -4804,7 +4804,7 @@
         </w:tc>
         <w:tc>
           <w:tcPr>
-            <w:tcW w:type="dxa" w:w="4815"/>
+            <w:tcW w:type="dxa" w:w="4927"/>
             <w:vAlign w:val="center"/>
           </w:tcPr>
           <w:p>

--- a/小野町_引継ぎ_整理済/19_打合せ/小野町_打合せ次第_20260929.docx
+++ b/小野町_引継ぎ_整理済/19_打合せ/小野町_打合せ次第_20260929.docx
@@ -4077,7 +4077,7 @@
                 <w:i w:val="0"/>
                 <w:sz w:val="22"/>
               </w:rPr>
-              <w:t>小野町高齢者福祉サービス推進協議会資料_第9期計画の評価と令和7年度調査結果_20260928.docx</w:t>
+              <w:t>小野町高齢者福祉サービス推進協議会資料_第9期計画の評価と令和7年度調査結果_20260929.docx</w:t>
             </w:r>
           </w:p>
         </w:tc>
@@ -4097,7 +4097,7 @@
                 <w:i w:val="0"/>
                 <w:sz w:val="22"/>
               </w:rPr>
-              <w:t>9月28日</w:t>
+              <w:t>9月29日</w:t>
             </w:r>
           </w:p>
         </w:tc>
@@ -4126,7 +4126,7 @@
                 <w:i w:val="0"/>
                 <w:sz w:val="22"/>
               </w:rPr>
-              <w:t>9月29日に、認知症の設問の項目名を素案と同じ内容に訂正した。</w:t>
+              <w:t>第3版。9月29日に、調査結果報告書の原本との突合により認知症の設問の項目名を訂正し、報告書の食い違い3件を第2部に注記した。</w:t>
             </w:r>
             <w:r>
               <w:rPr>

--- a/小野町_引継ぎ_整理済/19_打合せ/小野町_打合せ次第_20260929.docx
+++ b/小野町_引継ぎ_整理済/19_打合せ/小野町_打合せ次第_20260929.docx
@@ -9,7 +9,7 @@
       </w:pPr>
       <w:r>
         <w:rPr>
-          <w:rFonts w:ascii="BIZ UDPゴシック" w:hAnsi="BIZ UDPゴシック" w:eastAsia="BIZ UDPゴシック"/>
+          <w:rFonts w:ascii="游ゴシック" w:hAnsi="游ゴシック" w:eastAsia="游ゴシック"/>
           <w:b/>
           <w:i w:val="0"/>
           <w:color w:val="2E74B5"/>
@@ -24,10 +24,10 @@
       </w:pPr>
       <w:r>
         <w:rPr>
-          <w:rFonts w:ascii="BIZ UDPゴシック" w:hAnsi="BIZ UDPゴシック" w:eastAsia="BIZ UDPゴシック"/>
+          <w:rFonts w:ascii="游ゴシック" w:hAnsi="游ゴシック" w:eastAsia="游ゴシック"/>
           <w:b w:val="0"/>
           <w:i w:val="0"/>
-          <w:sz w:val="24"/>
+          <w:sz w:val="21"/>
         </w:rPr>
         <w:t>令和8年9月29日</w:t>
       </w:r>
@@ -52,13 +52,13 @@
         </w:tblCellMar>
       </w:tblPr>
       <w:tblGrid>
-        <w:gridCol w:w="2623"/>
-        <w:gridCol w:w="7015"/>
+        <w:gridCol w:w="2647"/>
+        <w:gridCol w:w="7105"/>
       </w:tblGrid>
       <w:tr>
         <w:tc>
           <w:tcPr>
-            <w:tcW w:type="dxa" w:w="2623"/>
+            <w:tcW w:type="dxa" w:w="2647"/>
             <w:shd w:val="clear" w:fill="1F3864"/>
             <w:vAlign w:val="center"/>
           </w:tcPr>
@@ -69,11 +69,11 @@
             </w:pPr>
             <w:r>
               <w:rPr>
-                <w:rFonts w:ascii="BIZ UDPゴシック" w:hAnsi="BIZ UDPゴシック" w:eastAsia="BIZ UDPゴシック"/>
+                <w:rFonts w:ascii="游ゴシック" w:hAnsi="游ゴシック" w:eastAsia="游ゴシック"/>
                 <w:b/>
                 <w:i w:val="0"/>
                 <w:color w:val="FFFFFF"/>
-                <w:sz w:val="22"/>
+                <w:sz w:val="17"/>
               </w:rPr>
               <w:t>項目</w:t>
             </w:r>
@@ -81,7 +81,7 @@
         </w:tc>
         <w:tc>
           <w:tcPr>
-            <w:tcW w:type="dxa" w:w="7015"/>
+            <w:tcW w:type="dxa" w:w="7105"/>
             <w:shd w:val="clear" w:fill="1F3864"/>
             <w:vAlign w:val="center"/>
           </w:tcPr>
@@ -92,11 +92,11 @@
             </w:pPr>
             <w:r>
               <w:rPr>
-                <w:rFonts w:ascii="BIZ UDPゴシック" w:hAnsi="BIZ UDPゴシック" w:eastAsia="BIZ UDPゴシック"/>
+                <w:rFonts w:ascii="游ゴシック" w:hAnsi="游ゴシック" w:eastAsia="游ゴシック"/>
                 <w:b/>
                 <w:i w:val="0"/>
                 <w:color w:val="FFFFFF"/>
-                <w:sz w:val="22"/>
+                <w:sz w:val="17"/>
               </w:rPr>
               <w:t>内容</w:t>
             </w:r>
@@ -106,7 +106,7 @@
       <w:tr>
         <w:tc>
           <w:tcPr>
-            <w:tcW w:type="dxa" w:w="2623"/>
+            <w:tcW w:type="dxa" w:w="2647"/>
             <w:vAlign w:val="center"/>
           </w:tcPr>
           <w:p>
@@ -115,10 +115,10 @@
             </w:pPr>
             <w:r>
               <w:rPr>
-                <w:rFonts w:ascii="BIZ UDPゴシック" w:hAnsi="BIZ UDPゴシック" w:eastAsia="BIZ UDPゴシック"/>
+                <w:rFonts w:ascii="游ゴシック" w:hAnsi="游ゴシック" w:eastAsia="游ゴシック"/>
                 <w:b w:val="0"/>
                 <w:i w:val="0"/>
-                <w:sz w:val="22"/>
+                <w:sz w:val="17"/>
               </w:rPr>
               <w:t>日時</w:t>
             </w:r>
@@ -126,7 +126,7 @@
         </w:tc>
         <w:tc>
           <w:tcPr>
-            <w:tcW w:type="dxa" w:w="7015"/>
+            <w:tcW w:type="dxa" w:w="7105"/>
             <w:vAlign w:val="center"/>
           </w:tcPr>
           <w:p>
@@ -135,10 +135,10 @@
             </w:pPr>
             <w:r>
               <w:rPr>
-                <w:rFonts w:ascii="BIZ UDPゴシック" w:hAnsi="BIZ UDPゴシック" w:eastAsia="BIZ UDPゴシック"/>
+                <w:rFonts w:ascii="游ゴシック" w:hAnsi="游ゴシック" w:eastAsia="游ゴシック"/>
                 <w:b w:val="0"/>
                 <w:i w:val="0"/>
-                <w:sz w:val="22"/>
+                <w:sz w:val="17"/>
               </w:rPr>
               <w:t>令和8年　　月　　日（　）　　　時　　分　〜　　　時　　分</w:t>
             </w:r>
@@ -148,7 +148,7 @@
       <w:tr>
         <w:tc>
           <w:tcPr>
-            <w:tcW w:type="dxa" w:w="2623"/>
+            <w:tcW w:type="dxa" w:w="2647"/>
             <w:vAlign w:val="center"/>
           </w:tcPr>
           <w:p>
@@ -157,10 +157,10 @@
             </w:pPr>
             <w:r>
               <w:rPr>
-                <w:rFonts w:ascii="BIZ UDPゴシック" w:hAnsi="BIZ UDPゴシック" w:eastAsia="BIZ UDPゴシック"/>
+                <w:rFonts w:ascii="游ゴシック" w:hAnsi="游ゴシック" w:eastAsia="游ゴシック"/>
                 <w:b w:val="0"/>
                 <w:i w:val="0"/>
-                <w:sz w:val="22"/>
+                <w:sz w:val="17"/>
               </w:rPr>
               <w:t>場所</w:t>
             </w:r>
@@ -168,7 +168,7 @@
         </w:tc>
         <w:tc>
           <w:tcPr>
-            <w:tcW w:type="dxa" w:w="7015"/>
+            <w:tcW w:type="dxa" w:w="7105"/>
             <w:vAlign w:val="center"/>
           </w:tcPr>
           <w:p>
@@ -177,10 +177,10 @@
             </w:pPr>
             <w:r>
               <w:rPr>
-                <w:rFonts w:ascii="BIZ UDPゴシック" w:hAnsi="BIZ UDPゴシック" w:eastAsia="BIZ UDPゴシック"/>
+                <w:rFonts w:ascii="游ゴシック" w:hAnsi="游ゴシック" w:eastAsia="游ゴシック"/>
                 <w:b w:val="0"/>
                 <w:i w:val="0"/>
-                <w:sz w:val="22"/>
+                <w:sz w:val="17"/>
               </w:rPr>
               <w:t xml:space="preserve">小野町役場　　　　　　　　　　</w:t>
             </w:r>
@@ -190,7 +190,7 @@
       <w:tr>
         <w:tc>
           <w:tcPr>
-            <w:tcW w:type="dxa" w:w="2623"/>
+            <w:tcW w:type="dxa" w:w="2647"/>
             <w:vAlign w:val="center"/>
           </w:tcPr>
           <w:p>
@@ -199,10 +199,10 @@
             </w:pPr>
             <w:r>
               <w:rPr>
-                <w:rFonts w:ascii="BIZ UDPゴシック" w:hAnsi="BIZ UDPゴシック" w:eastAsia="BIZ UDPゴシック"/>
+                <w:rFonts w:ascii="游ゴシック" w:hAnsi="游ゴシック" w:eastAsia="游ゴシック"/>
                 <w:b w:val="0"/>
                 <w:i w:val="0"/>
-                <w:sz w:val="22"/>
+                <w:sz w:val="17"/>
               </w:rPr>
               <w:t>出席者（町）</w:t>
             </w:r>
@@ -210,7 +210,7 @@
         </w:tc>
         <w:tc>
           <w:tcPr>
-            <w:tcW w:type="dxa" w:w="7015"/>
+            <w:tcW w:type="dxa" w:w="7105"/>
             <w:vAlign w:val="center"/>
           </w:tcPr>
           <w:p>
@@ -219,10 +219,10 @@
             </w:pPr>
             <w:r>
               <w:rPr>
-                <w:rFonts w:ascii="BIZ UDPゴシック" w:hAnsi="BIZ UDPゴシック" w:eastAsia="BIZ UDPゴシック"/>
+                <w:rFonts w:ascii="游ゴシック" w:hAnsi="游ゴシック" w:eastAsia="游ゴシック"/>
                 <w:b w:val="0"/>
                 <w:i w:val="0"/>
-                <w:sz w:val="22"/>
+                <w:sz w:val="17"/>
               </w:rPr>
               <w:t xml:space="preserve">　　　　　　　　　　　　　　　　　　　　　　　　</w:t>
             </w:r>
@@ -232,7 +232,7 @@
       <w:tr>
         <w:tc>
           <w:tcPr>
-            <w:tcW w:type="dxa" w:w="2623"/>
+            <w:tcW w:type="dxa" w:w="2647"/>
             <w:vAlign w:val="center"/>
           </w:tcPr>
           <w:p>
@@ -241,10 +241,10 @@
             </w:pPr>
             <w:r>
               <w:rPr>
-                <w:rFonts w:ascii="BIZ UDPゴシック" w:hAnsi="BIZ UDPゴシック" w:eastAsia="BIZ UDPゴシック"/>
+                <w:rFonts w:ascii="游ゴシック" w:hAnsi="游ゴシック" w:eastAsia="游ゴシック"/>
                 <w:b w:val="0"/>
                 <w:i w:val="0"/>
-                <w:sz w:val="22"/>
+                <w:sz w:val="17"/>
               </w:rPr>
               <w:t>出席者（受託者）</w:t>
             </w:r>
@@ -252,7 +252,7 @@
         </w:tc>
         <w:tc>
           <w:tcPr>
-            <w:tcW w:type="dxa" w:w="7015"/>
+            <w:tcW w:type="dxa" w:w="7105"/>
             <w:vAlign w:val="center"/>
           </w:tcPr>
           <w:p>
@@ -261,10 +261,10 @@
             </w:pPr>
             <w:r>
               <w:rPr>
-                <w:rFonts w:ascii="BIZ UDPゴシック" w:hAnsi="BIZ UDPゴシック" w:eastAsia="BIZ UDPゴシック"/>
+                <w:rFonts w:ascii="游ゴシック" w:hAnsi="游ゴシック" w:eastAsia="游ゴシック"/>
                 <w:b w:val="0"/>
                 <w:i w:val="0"/>
-                <w:sz w:val="22"/>
+                <w:sz w:val="17"/>
               </w:rPr>
               <w:t xml:space="preserve">　　　　　　　　　　　　　　　　　　　　　　　　</w:t>
             </w:r>
@@ -274,7 +274,7 @@
       <w:tr>
         <w:tc>
           <w:tcPr>
-            <w:tcW w:type="dxa" w:w="2623"/>
+            <w:tcW w:type="dxa" w:w="2647"/>
             <w:vAlign w:val="center"/>
           </w:tcPr>
           <w:p>
@@ -283,10 +283,10 @@
             </w:pPr>
             <w:r>
               <w:rPr>
-                <w:rFonts w:ascii="BIZ UDPゴシック" w:hAnsi="BIZ UDPゴシック" w:eastAsia="BIZ UDPゴシック"/>
+                <w:rFonts w:ascii="游ゴシック" w:hAnsi="游ゴシック" w:eastAsia="游ゴシック"/>
                 <w:b w:val="0"/>
                 <w:i w:val="0"/>
-                <w:sz w:val="22"/>
+                <w:sz w:val="17"/>
               </w:rPr>
               <w:t>目的</w:t>
             </w:r>
@@ -294,7 +294,7 @@
         </w:tc>
         <w:tc>
           <w:tcPr>
-            <w:tcW w:type="dxa" w:w="7015"/>
+            <w:tcW w:type="dxa" w:w="7105"/>
             <w:vAlign w:val="center"/>
           </w:tcPr>
           <w:p>
@@ -303,10 +303,10 @@
             </w:pPr>
             <w:r>
               <w:rPr>
-                <w:rFonts w:ascii="BIZ UDPゴシック" w:hAnsi="BIZ UDPゴシック" w:eastAsia="BIZ UDPゴシック"/>
+                <w:rFonts w:ascii="游ゴシック" w:hAnsi="游ゴシック" w:eastAsia="游ゴシック"/>
                 <w:b/>
                 <w:i w:val="0"/>
-                <w:sz w:val="22"/>
+                <w:sz w:val="17"/>
               </w:rPr>
               <w:t>見える化システムの推計が通ったことのご報告と、第10期の保険料をはじめとする11件の意思決定のお願い</w:t>
             </w:r>
@@ -322,16 +322,16 @@
     <w:p>
       <w:pPr>
         <w:keepNext/>
-        <w:spacing w:before="360" w:after="180"/>
+        <w:spacing w:before="240" w:after="100"/>
       </w:pPr>
       <w:bookmarkStart w:id="101" w:name="_Toc_001"/>
       <w:r>
         <w:rPr>
-          <w:rFonts w:ascii="BIZ UDPゴシック" w:hAnsi="BIZ UDPゴシック" w:eastAsia="BIZ UDPゴシック"/>
+          <w:rFonts w:ascii="游ゴシック" w:hAnsi="游ゴシック" w:eastAsia="游ゴシック"/>
           <w:b/>
           <w:i w:val="0"/>
           <w:color w:val="2E74B5"/>
-          <w:sz w:val="32"/>
+          <w:sz w:val="30"/>
         </w:rPr>
         <w:t>1　次第</w:t>
       </w:r>
@@ -357,15 +357,15 @@
         </w:tblCellMar>
       </w:tblPr>
       <w:tblGrid>
-        <w:gridCol w:w="1308"/>
-        <w:gridCol w:w="2531"/>
-        <w:gridCol w:w="1406"/>
-        <w:gridCol w:w="4392"/>
+        <w:gridCol w:w="1314"/>
+        <w:gridCol w:w="2562"/>
+        <w:gridCol w:w="1414"/>
+        <w:gridCol w:w="4461"/>
       </w:tblGrid>
       <w:tr>
         <w:tc>
           <w:tcPr>
-            <w:tcW w:type="dxa" w:w="1308"/>
+            <w:tcW w:type="dxa" w:w="1314"/>
             <w:shd w:val="clear" w:fill="1F3864"/>
             <w:vAlign w:val="center"/>
           </w:tcPr>
@@ -376,11 +376,11 @@
             </w:pPr>
             <w:r>
               <w:rPr>
-                <w:rFonts w:ascii="BIZ UDPゴシック" w:hAnsi="BIZ UDPゴシック" w:eastAsia="BIZ UDPゴシック"/>
+                <w:rFonts w:ascii="游ゴシック" w:hAnsi="游ゴシック" w:eastAsia="游ゴシック"/>
                 <w:b/>
                 <w:i w:val="0"/>
                 <w:color w:val="FFFFFF"/>
-                <w:sz w:val="22"/>
+                <w:sz w:val="17"/>
               </w:rPr>
               <w:t>#</w:t>
             </w:r>
@@ -388,7 +388,7 @@
         </w:tc>
         <w:tc>
           <w:tcPr>
-            <w:tcW w:type="dxa" w:w="2531"/>
+            <w:tcW w:type="dxa" w:w="2562"/>
             <w:shd w:val="clear" w:fill="1F3864"/>
             <w:vAlign w:val="center"/>
           </w:tcPr>
@@ -399,11 +399,11 @@
             </w:pPr>
             <w:r>
               <w:rPr>
-                <w:rFonts w:ascii="BIZ UDPゴシック" w:hAnsi="BIZ UDPゴシック" w:eastAsia="BIZ UDPゴシック"/>
+                <w:rFonts w:ascii="游ゴシック" w:hAnsi="游ゴシック" w:eastAsia="游ゴシック"/>
                 <w:b/>
                 <w:i w:val="0"/>
                 <w:color w:val="FFFFFF"/>
-                <w:sz w:val="22"/>
+                <w:sz w:val="17"/>
               </w:rPr>
               <w:t>議題</w:t>
             </w:r>
@@ -411,7 +411,7 @@
         </w:tc>
         <w:tc>
           <w:tcPr>
-            <w:tcW w:type="dxa" w:w="1406"/>
+            <w:tcW w:type="dxa" w:w="1414"/>
             <w:shd w:val="clear" w:fill="1F3864"/>
             <w:vAlign w:val="center"/>
           </w:tcPr>
@@ -422,11 +422,11 @@
             </w:pPr>
             <w:r>
               <w:rPr>
-                <w:rFonts w:ascii="BIZ UDPゴシック" w:hAnsi="BIZ UDPゴシック" w:eastAsia="BIZ UDPゴシック"/>
+                <w:rFonts w:ascii="游ゴシック" w:hAnsi="游ゴシック" w:eastAsia="游ゴシック"/>
                 <w:b/>
                 <w:i w:val="0"/>
                 <w:color w:val="FFFFFF"/>
-                <w:sz w:val="22"/>
+                <w:sz w:val="17"/>
               </w:rPr>
               <w:t>目安</w:t>
             </w:r>
@@ -434,7 +434,7 @@
         </w:tc>
         <w:tc>
           <w:tcPr>
-            <w:tcW w:type="dxa" w:w="4392"/>
+            <w:tcW w:type="dxa" w:w="4461"/>
             <w:shd w:val="clear" w:fill="1F3864"/>
             <w:vAlign w:val="center"/>
           </w:tcPr>
@@ -445,11 +445,11 @@
             </w:pPr>
             <w:r>
               <w:rPr>
-                <w:rFonts w:ascii="BIZ UDPゴシック" w:hAnsi="BIZ UDPゴシック" w:eastAsia="BIZ UDPゴシック"/>
+                <w:rFonts w:ascii="游ゴシック" w:hAnsi="游ゴシック" w:eastAsia="游ゴシック"/>
                 <w:b/>
                 <w:i w:val="0"/>
                 <w:color w:val="FFFFFF"/>
-                <w:sz w:val="22"/>
+                <w:sz w:val="17"/>
               </w:rPr>
               <w:t>内容</w:t>
             </w:r>
@@ -459,7 +459,7 @@
       <w:tr>
         <w:tc>
           <w:tcPr>
-            <w:tcW w:type="dxa" w:w="1308"/>
+            <w:tcW w:type="dxa" w:w="1314"/>
             <w:vAlign w:val="center"/>
           </w:tcPr>
           <w:p>
@@ -468,10 +468,10 @@
             </w:pPr>
             <w:r>
               <w:rPr>
-                <w:rFonts w:ascii="BIZ UDPゴシック" w:hAnsi="BIZ UDPゴシック" w:eastAsia="BIZ UDPゴシック"/>
+                <w:rFonts w:ascii="游ゴシック" w:hAnsi="游ゴシック" w:eastAsia="游ゴシック"/>
                 <w:b w:val="0"/>
                 <w:i w:val="0"/>
-                <w:sz w:val="22"/>
+                <w:sz w:val="17"/>
               </w:rPr>
               <w:t>1</w:t>
             </w:r>
@@ -479,7 +479,7 @@
         </w:tc>
         <w:tc>
           <w:tcPr>
-            <w:tcW w:type="dxa" w:w="2531"/>
+            <w:tcW w:type="dxa" w:w="2562"/>
             <w:vAlign w:val="center"/>
           </w:tcPr>
           <w:p>
@@ -488,10 +488,10 @@
             </w:pPr>
             <w:r>
               <w:rPr>
-                <w:rFonts w:ascii="BIZ UDPゴシック" w:hAnsi="BIZ UDPゴシック" w:eastAsia="BIZ UDPゴシック"/>
+                <w:rFonts w:ascii="游ゴシック" w:hAnsi="游ゴシック" w:eastAsia="游ゴシック"/>
                 <w:b w:val="0"/>
                 <w:i w:val="0"/>
-                <w:sz w:val="22"/>
+                <w:sz w:val="17"/>
               </w:rPr>
               <w:t>開会・出席者の確認</w:t>
             </w:r>
@@ -499,7 +499,7 @@
         </w:tc>
         <w:tc>
           <w:tcPr>
-            <w:tcW w:type="dxa" w:w="1406"/>
+            <w:tcW w:type="dxa" w:w="1414"/>
             <w:vAlign w:val="center"/>
           </w:tcPr>
           <w:p>
@@ -509,10 +509,10 @@
             </w:pPr>
             <w:r>
               <w:rPr>
-                <w:rFonts w:ascii="BIZ UDPゴシック" w:hAnsi="BIZ UDPゴシック" w:eastAsia="BIZ UDPゴシック"/>
+                <w:rFonts w:ascii="游ゴシック" w:hAnsi="游ゴシック" w:eastAsia="游ゴシック"/>
                 <w:b w:val="0"/>
                 <w:i w:val="0"/>
-                <w:sz w:val="22"/>
+                <w:sz w:val="17"/>
               </w:rPr>
               <w:t>5分</w:t>
             </w:r>
@@ -520,7 +520,7 @@
         </w:tc>
         <w:tc>
           <w:tcPr>
-            <w:tcW w:type="dxa" w:w="4392"/>
+            <w:tcW w:type="dxa" w:w="4461"/>
             <w:vAlign w:val="center"/>
           </w:tcPr>
           <w:p>
@@ -530,10 +530,10 @@
             </w:pPr>
             <w:r>
               <w:rPr>
-                <w:rFonts w:ascii="BIZ UDPゴシック" w:hAnsi="BIZ UDPゴシック" w:eastAsia="BIZ UDPゴシック"/>
+                <w:rFonts w:ascii="游ゴシック" w:hAnsi="游ゴシック" w:eastAsia="游ゴシック"/>
                 <w:b w:val="0"/>
                 <w:i w:val="0"/>
-                <w:sz w:val="22"/>
+                <w:sz w:val="17"/>
               </w:rPr>
               <w:t>―</w:t>
             </w:r>
@@ -543,7 +543,7 @@
       <w:tr>
         <w:tc>
           <w:tcPr>
-            <w:tcW w:type="dxa" w:w="1308"/>
+            <w:tcW w:type="dxa" w:w="1314"/>
             <w:vAlign w:val="center"/>
           </w:tcPr>
           <w:p>
@@ -552,10 +552,10 @@
             </w:pPr>
             <w:r>
               <w:rPr>
-                <w:rFonts w:ascii="BIZ UDPゴシック" w:hAnsi="BIZ UDPゴシック" w:eastAsia="BIZ UDPゴシック"/>
+                <w:rFonts w:ascii="游ゴシック" w:hAnsi="游ゴシック" w:eastAsia="游ゴシック"/>
                 <w:b w:val="0"/>
                 <w:i w:val="0"/>
-                <w:sz w:val="22"/>
+                <w:sz w:val="17"/>
               </w:rPr>
               <w:t>2</w:t>
             </w:r>
@@ -563,7 +563,7 @@
         </w:tc>
         <w:tc>
           <w:tcPr>
-            <w:tcW w:type="dxa" w:w="2531"/>
+            <w:tcW w:type="dxa" w:w="2562"/>
             <w:vAlign w:val="center"/>
           </w:tcPr>
           <w:p>
@@ -572,10 +572,10 @@
             </w:pPr>
             <w:r>
               <w:rPr>
-                <w:rFonts w:ascii="BIZ UDPゴシック" w:hAnsi="BIZ UDPゴシック" w:eastAsia="BIZ UDPゴシック"/>
+                <w:rFonts w:ascii="游ゴシック" w:hAnsi="游ゴシック" w:eastAsia="游ゴシック"/>
                 <w:b/>
                 <w:i w:val="0"/>
-                <w:sz w:val="22"/>
+                <w:sz w:val="17"/>
               </w:rPr>
               <w:t>これまでの経過と現在地</w:t>
             </w:r>
@@ -583,7 +583,7 @@
         </w:tc>
         <w:tc>
           <w:tcPr>
-            <w:tcW w:type="dxa" w:w="1406"/>
+            <w:tcW w:type="dxa" w:w="1414"/>
             <w:vAlign w:val="center"/>
           </w:tcPr>
           <w:p>
@@ -593,10 +593,10 @@
             </w:pPr>
             <w:r>
               <w:rPr>
-                <w:rFonts w:ascii="BIZ UDPゴシック" w:hAnsi="BIZ UDPゴシック" w:eastAsia="BIZ UDPゴシック"/>
+                <w:rFonts w:ascii="游ゴシック" w:hAnsi="游ゴシック" w:eastAsia="游ゴシック"/>
                 <w:b w:val="0"/>
                 <w:i w:val="0"/>
-                <w:sz w:val="22"/>
+                <w:sz w:val="17"/>
               </w:rPr>
               <w:t>5分</w:t>
             </w:r>
@@ -604,7 +604,7 @@
         </w:tc>
         <w:tc>
           <w:tcPr>
-            <w:tcW w:type="dxa" w:w="4392"/>
+            <w:tcW w:type="dxa" w:w="4461"/>
             <w:vAlign w:val="center"/>
           </w:tcPr>
           <w:p>
@@ -614,10 +614,10 @@
             </w:pPr>
             <w:r>
               <w:rPr>
-                <w:rFonts w:ascii="BIZ UDPゴシック" w:hAnsi="BIZ UDPゴシック" w:eastAsia="BIZ UDPゴシック"/>
+                <w:rFonts w:ascii="游ゴシック" w:hAnsi="游ゴシック" w:eastAsia="游ゴシック"/>
                 <w:b/>
                 <w:i w:val="0"/>
-                <w:sz w:val="22"/>
+                <w:sz w:val="17"/>
               </w:rPr>
               <w:t>見える化の推計が通ったこと。保険料の水準が見えたこと</w:t>
             </w:r>
@@ -627,7 +627,7 @@
       <w:tr>
         <w:tc>
           <w:tcPr>
-            <w:tcW w:type="dxa" w:w="1308"/>
+            <w:tcW w:type="dxa" w:w="1314"/>
             <w:vAlign w:val="center"/>
           </w:tcPr>
           <w:p>
@@ -636,10 +636,10 @@
             </w:pPr>
             <w:r>
               <w:rPr>
-                <w:rFonts w:ascii="BIZ UDPゴシック" w:hAnsi="BIZ UDPゴシック" w:eastAsia="BIZ UDPゴシック"/>
+                <w:rFonts w:ascii="游ゴシック" w:hAnsi="游ゴシック" w:eastAsia="游ゴシック"/>
                 <w:b w:val="0"/>
                 <w:i w:val="0"/>
-                <w:sz w:val="22"/>
+                <w:sz w:val="17"/>
               </w:rPr>
               <w:t>3</w:t>
             </w:r>
@@ -647,7 +647,7 @@
         </w:tc>
         <w:tc>
           <w:tcPr>
-            <w:tcW w:type="dxa" w:w="2531"/>
+            <w:tcW w:type="dxa" w:w="2562"/>
             <w:vAlign w:val="center"/>
           </w:tcPr>
           <w:p>
@@ -656,10 +656,10 @@
             </w:pPr>
             <w:r>
               <w:rPr>
-                <w:rFonts w:ascii="BIZ UDPゴシック" w:hAnsi="BIZ UDPゴシック" w:eastAsia="BIZ UDPゴシック"/>
+                <w:rFonts w:ascii="游ゴシック" w:hAnsi="游ゴシック" w:eastAsia="游ゴシック"/>
                 <w:b/>
                 <w:i w:val="0"/>
-                <w:sz w:val="22"/>
+                <w:sz w:val="17"/>
               </w:rPr>
               <w:t>保険料の選択肢</w:t>
             </w:r>
@@ -667,7 +667,7 @@
         </w:tc>
         <w:tc>
           <w:tcPr>
-            <w:tcW w:type="dxa" w:w="1406"/>
+            <w:tcW w:type="dxa" w:w="1414"/>
             <w:vAlign w:val="center"/>
           </w:tcPr>
           <w:p>
@@ -677,10 +677,10 @@
             </w:pPr>
             <w:r>
               <w:rPr>
-                <w:rFonts w:ascii="BIZ UDPゴシック" w:hAnsi="BIZ UDPゴシック" w:eastAsia="BIZ UDPゴシック"/>
+                <w:rFonts w:ascii="游ゴシック" w:hAnsi="游ゴシック" w:eastAsia="游ゴシック"/>
                 <w:b/>
                 <w:i w:val="0"/>
-                <w:sz w:val="22"/>
+                <w:sz w:val="17"/>
               </w:rPr>
               <w:t>25分</w:t>
             </w:r>
@@ -688,7 +688,7 @@
         </w:tc>
         <w:tc>
           <w:tcPr>
-            <w:tcW w:type="dxa" w:w="4392"/>
+            <w:tcW w:type="dxa" w:w="4461"/>
             <w:vAlign w:val="center"/>
           </w:tcPr>
           <w:p>
@@ -698,10 +698,10 @@
             </w:pPr>
             <w:r>
               <w:rPr>
-                <w:rFonts w:ascii="BIZ UDPゴシック" w:hAnsi="BIZ UDPゴシック" w:eastAsia="BIZ UDPゴシック"/>
+                <w:rFonts w:ascii="游ゴシック" w:hAnsi="游ゴシック" w:eastAsia="游ゴシック"/>
                 <w:b/>
                 <w:i w:val="0"/>
-                <w:sz w:val="22"/>
+                <w:sz w:val="17"/>
               </w:rPr>
               <w:t>A案6,100円（▲500円）とB案6,600円（据え置き）。準備基金の残高の確認を含む</w:t>
             </w:r>
@@ -711,7 +711,7 @@
       <w:tr>
         <w:tc>
           <w:tcPr>
-            <w:tcW w:type="dxa" w:w="1308"/>
+            <w:tcW w:type="dxa" w:w="1314"/>
             <w:vAlign w:val="center"/>
           </w:tcPr>
           <w:p>
@@ -720,10 +720,10 @@
             </w:pPr>
             <w:r>
               <w:rPr>
-                <w:rFonts w:ascii="BIZ UDPゴシック" w:hAnsi="BIZ UDPゴシック" w:eastAsia="BIZ UDPゴシック"/>
+                <w:rFonts w:ascii="游ゴシック" w:hAnsi="游ゴシック" w:eastAsia="游ゴシック"/>
                 <w:b w:val="0"/>
                 <w:i w:val="0"/>
-                <w:sz w:val="22"/>
+                <w:sz w:val="17"/>
               </w:rPr>
               <w:t>4</w:t>
             </w:r>
@@ -731,7 +731,7 @@
         </w:tc>
         <w:tc>
           <w:tcPr>
-            <w:tcW w:type="dxa" w:w="2531"/>
+            <w:tcW w:type="dxa" w:w="2562"/>
             <w:vAlign w:val="center"/>
           </w:tcPr>
           <w:p>
@@ -740,10 +740,10 @@
             </w:pPr>
             <w:r>
               <w:rPr>
-                <w:rFonts w:ascii="BIZ UDPゴシック" w:hAnsi="BIZ UDPゴシック" w:eastAsia="BIZ UDPゴシック"/>
+                <w:rFonts w:ascii="游ゴシック" w:hAnsi="游ゴシック" w:eastAsia="游ゴシック"/>
                 <w:b/>
                 <w:i w:val="0"/>
-                <w:sz w:val="22"/>
+                <w:sz w:val="17"/>
               </w:rPr>
               <w:t>決めていただきたいこと（11件）</w:t>
             </w:r>
@@ -751,7 +751,7 @@
         </w:tc>
         <w:tc>
           <w:tcPr>
-            <w:tcW w:type="dxa" w:w="1406"/>
+            <w:tcW w:type="dxa" w:w="1414"/>
             <w:vAlign w:val="center"/>
           </w:tcPr>
           <w:p>
@@ -761,10 +761,10 @@
             </w:pPr>
             <w:r>
               <w:rPr>
-                <w:rFonts w:ascii="BIZ UDPゴシック" w:hAnsi="BIZ UDPゴシック" w:eastAsia="BIZ UDPゴシック"/>
+                <w:rFonts w:ascii="游ゴシック" w:hAnsi="游ゴシック" w:eastAsia="游ゴシック"/>
                 <w:b/>
                 <w:i w:val="0"/>
-                <w:sz w:val="22"/>
+                <w:sz w:val="17"/>
               </w:rPr>
               <w:t>25分</w:t>
             </w:r>
@@ -772,7 +772,7 @@
         </w:tc>
         <w:tc>
           <w:tcPr>
-            <w:tcW w:type="dxa" w:w="4392"/>
+            <w:tcW w:type="dxa" w:w="4461"/>
             <w:vAlign w:val="center"/>
           </w:tcPr>
           <w:p>
@@ -782,19 +782,19 @@
             </w:pPr>
             <w:r>
               <w:rPr>
-                <w:rFonts w:ascii="BIZ UDPゴシック" w:hAnsi="BIZ UDPゴシック" w:eastAsia="BIZ UDPゴシック"/>
+                <w:rFonts w:ascii="游ゴシック" w:hAnsi="游ゴシック" w:eastAsia="游ゴシック"/>
                 <w:b w:val="0"/>
                 <w:i w:val="0"/>
-                <w:sz w:val="22"/>
+                <w:sz w:val="17"/>
               </w:rPr>
               <w:t>保険料・基金・協議会日程・認知症の意見聴取・認知症計画の形式・見える化の提出時期・</w:t>
             </w:r>
             <w:r>
               <w:rPr>
-                <w:rFonts w:ascii="BIZ UDPゴシック" w:hAnsi="BIZ UDPゴシック" w:eastAsia="BIZ UDPゴシック"/>
+                <w:rFonts w:ascii="游ゴシック" w:hAnsi="游ゴシック" w:eastAsia="游ゴシック"/>
                 <w:b/>
                 <w:i w:val="0"/>
-                <w:sz w:val="22"/>
+                <w:sz w:val="17"/>
               </w:rPr>
               <w:t>給付適正化計画の位置づけ</w:t>
             </w:r>
@@ -804,7 +804,7 @@
       <w:tr>
         <w:tc>
           <w:tcPr>
-            <w:tcW w:type="dxa" w:w="1308"/>
+            <w:tcW w:type="dxa" w:w="1314"/>
             <w:vAlign w:val="center"/>
           </w:tcPr>
           <w:p>
@@ -813,10 +813,10 @@
             </w:pPr>
             <w:r>
               <w:rPr>
-                <w:rFonts w:ascii="BIZ UDPゴシック" w:hAnsi="BIZ UDPゴシック" w:eastAsia="BIZ UDPゴシック"/>
+                <w:rFonts w:ascii="游ゴシック" w:hAnsi="游ゴシック" w:eastAsia="游ゴシック"/>
                 <w:b w:val="0"/>
                 <w:i w:val="0"/>
-                <w:sz w:val="22"/>
+                <w:sz w:val="17"/>
               </w:rPr>
               <w:t>5</w:t>
             </w:r>
@@ -824,7 +824,7 @@
         </w:tc>
         <w:tc>
           <w:tcPr>
-            <w:tcW w:type="dxa" w:w="2531"/>
+            <w:tcW w:type="dxa" w:w="2562"/>
             <w:vAlign w:val="center"/>
           </w:tcPr>
           <w:p>
@@ -833,10 +833,10 @@
             </w:pPr>
             <w:r>
               <w:rPr>
-                <w:rFonts w:ascii="BIZ UDPゴシック" w:hAnsi="BIZ UDPゴシック" w:eastAsia="BIZ UDPゴシック"/>
+                <w:rFonts w:ascii="游ゴシック" w:hAnsi="游ゴシック" w:eastAsia="游ゴシック"/>
                 <w:b/>
                 <w:i w:val="0"/>
-                <w:sz w:val="22"/>
+                <w:sz w:val="17"/>
               </w:rPr>
               <w:t>交付金の取りまとめと調査結果報告書の点検</w:t>
             </w:r>
@@ -844,7 +844,7 @@
         </w:tc>
         <w:tc>
           <w:tcPr>
-            <w:tcW w:type="dxa" w:w="1406"/>
+            <w:tcW w:type="dxa" w:w="1414"/>
             <w:vAlign w:val="center"/>
           </w:tcPr>
           <w:p>
@@ -854,10 +854,10 @@
             </w:pPr>
             <w:r>
               <w:rPr>
-                <w:rFonts w:ascii="BIZ UDPゴシック" w:hAnsi="BIZ UDPゴシック" w:eastAsia="BIZ UDPゴシック"/>
+                <w:rFonts w:ascii="游ゴシック" w:hAnsi="游ゴシック" w:eastAsia="游ゴシック"/>
                 <w:b w:val="0"/>
                 <w:i w:val="0"/>
-                <w:sz w:val="22"/>
+                <w:sz w:val="17"/>
               </w:rPr>
               <w:t>5分</w:t>
             </w:r>
@@ -865,7 +865,7 @@
         </w:tc>
         <w:tc>
           <w:tcPr>
-            <w:tcW w:type="dxa" w:w="4392"/>
+            <w:tcW w:type="dxa" w:w="4461"/>
             <w:vAlign w:val="center"/>
           </w:tcPr>
           <w:p>
@@ -875,10 +875,10 @@
             </w:pPr>
             <w:r>
               <w:rPr>
-                <w:rFonts w:ascii="BIZ UDPゴシック" w:hAnsi="BIZ UDPゴシック" w:eastAsia="BIZ UDPゴシック"/>
+                <w:rFonts w:ascii="游ゴシック" w:hAnsi="游ゴシック" w:eastAsia="游ゴシック"/>
                 <w:b/>
                 <w:i w:val="0"/>
-                <w:sz w:val="22"/>
+                <w:sz w:val="17"/>
               </w:rPr>
               <w:t>537点／800点。適正化は強み。弱点は在宅医療・在宅介護連携。調査結果報告書の原本を受領し、集計値を全件突き合わせました</w:t>
             </w:r>
@@ -888,7 +888,7 @@
       <w:tr>
         <w:tc>
           <w:tcPr>
-            <w:tcW w:type="dxa" w:w="1308"/>
+            <w:tcW w:type="dxa" w:w="1314"/>
             <w:vAlign w:val="center"/>
           </w:tcPr>
           <w:p>
@@ -897,10 +897,10 @@
             </w:pPr>
             <w:r>
               <w:rPr>
-                <w:rFonts w:ascii="BIZ UDPゴシック" w:hAnsi="BIZ UDPゴシック" w:eastAsia="BIZ UDPゴシック"/>
+                <w:rFonts w:ascii="游ゴシック" w:hAnsi="游ゴシック" w:eastAsia="游ゴシック"/>
                 <w:b w:val="0"/>
                 <w:i w:val="0"/>
-                <w:sz w:val="22"/>
+                <w:sz w:val="17"/>
               </w:rPr>
               <w:t>6</w:t>
             </w:r>
@@ -908,7 +908,7 @@
         </w:tc>
         <w:tc>
           <w:tcPr>
-            <w:tcW w:type="dxa" w:w="2531"/>
+            <w:tcW w:type="dxa" w:w="2562"/>
             <w:vAlign w:val="center"/>
           </w:tcPr>
           <w:p>
@@ -917,10 +917,10 @@
             </w:pPr>
             <w:r>
               <w:rPr>
-                <w:rFonts w:ascii="BIZ UDPゴシック" w:hAnsi="BIZ UDPゴシック" w:eastAsia="BIZ UDPゴシック"/>
+                <w:rFonts w:ascii="游ゴシック" w:hAnsi="游ゴシック" w:eastAsia="游ゴシック"/>
                 <w:b/>
                 <w:i w:val="0"/>
-                <w:sz w:val="22"/>
+                <w:sz w:val="17"/>
               </w:rPr>
               <w:t>いただきたい資料（19件）</w:t>
             </w:r>
@@ -928,7 +928,7 @@
         </w:tc>
         <w:tc>
           <w:tcPr>
-            <w:tcW w:type="dxa" w:w="1406"/>
+            <w:tcW w:type="dxa" w:w="1414"/>
             <w:vAlign w:val="center"/>
           </w:tcPr>
           <w:p>
@@ -938,10 +938,10 @@
             </w:pPr>
             <w:r>
               <w:rPr>
-                <w:rFonts w:ascii="BIZ UDPゴシック" w:hAnsi="BIZ UDPゴシック" w:eastAsia="BIZ UDPゴシック"/>
+                <w:rFonts w:ascii="游ゴシック" w:hAnsi="游ゴシック" w:eastAsia="游ゴシック"/>
                 <w:b w:val="0"/>
                 <w:i w:val="0"/>
-                <w:sz w:val="22"/>
+                <w:sz w:val="17"/>
               </w:rPr>
               <w:t>10分</w:t>
             </w:r>
@@ -949,7 +949,7 @@
         </w:tc>
         <w:tc>
           <w:tcPr>
-            <w:tcW w:type="dxa" w:w="4392"/>
+            <w:tcW w:type="dxa" w:w="4461"/>
             <w:vAlign w:val="center"/>
           </w:tcPr>
           <w:p>
@@ -959,10 +959,10 @@
             </w:pPr>
             <w:r>
               <w:rPr>
-                <w:rFonts w:ascii="BIZ UDPゴシック" w:hAnsi="BIZ UDPゴシック" w:eastAsia="BIZ UDPゴシック"/>
+                <w:rFonts w:ascii="游ゴシック" w:hAnsi="游ゴシック" w:eastAsia="游ゴシック"/>
                 <w:b w:val="0"/>
                 <w:i w:val="0"/>
-                <w:sz w:val="22"/>
+                <w:sz w:val="17"/>
               </w:rPr>
               <w:t>基金運用状況調書・令和7年度決算・認定者数の計上方法ほか</w:t>
             </w:r>
@@ -972,7 +972,7 @@
       <w:tr>
         <w:tc>
           <w:tcPr>
-            <w:tcW w:type="dxa" w:w="1308"/>
+            <w:tcW w:type="dxa" w:w="1314"/>
             <w:vAlign w:val="center"/>
           </w:tcPr>
           <w:p>
@@ -981,10 +981,10 @@
             </w:pPr>
             <w:r>
               <w:rPr>
-                <w:rFonts w:ascii="BIZ UDPゴシック" w:hAnsi="BIZ UDPゴシック" w:eastAsia="BIZ UDPゴシック"/>
+                <w:rFonts w:ascii="游ゴシック" w:hAnsi="游ゴシック" w:eastAsia="游ゴシック"/>
                 <w:b w:val="0"/>
                 <w:i w:val="0"/>
-                <w:sz w:val="22"/>
+                <w:sz w:val="17"/>
               </w:rPr>
               <w:t>7</w:t>
             </w:r>
@@ -992,7 +992,7 @@
         </w:tc>
         <w:tc>
           <w:tcPr>
-            <w:tcW w:type="dxa" w:w="2531"/>
+            <w:tcW w:type="dxa" w:w="2562"/>
             <w:vAlign w:val="center"/>
           </w:tcPr>
           <w:p>
@@ -1001,10 +1001,10 @@
             </w:pPr>
             <w:r>
               <w:rPr>
-                <w:rFonts w:ascii="BIZ UDPゴシック" w:hAnsi="BIZ UDPゴシック" w:eastAsia="BIZ UDPゴシック"/>
+                <w:rFonts w:ascii="游ゴシック" w:hAnsi="游ゴシック" w:eastAsia="游ゴシック"/>
                 <w:b w:val="0"/>
                 <w:i w:val="0"/>
-                <w:sz w:val="22"/>
+                <w:sz w:val="17"/>
               </w:rPr>
               <w:t>今後の工程</w:t>
             </w:r>
@@ -1012,7 +1012,7 @@
         </w:tc>
         <w:tc>
           <w:tcPr>
-            <w:tcW w:type="dxa" w:w="1406"/>
+            <w:tcW w:type="dxa" w:w="1414"/>
             <w:vAlign w:val="center"/>
           </w:tcPr>
           <w:p>
@@ -1022,10 +1022,10 @@
             </w:pPr>
             <w:r>
               <w:rPr>
-                <w:rFonts w:ascii="BIZ UDPゴシック" w:hAnsi="BIZ UDPゴシック" w:eastAsia="BIZ UDPゴシック"/>
+                <w:rFonts w:ascii="游ゴシック" w:hAnsi="游ゴシック" w:eastAsia="游ゴシック"/>
                 <w:b w:val="0"/>
                 <w:i w:val="0"/>
-                <w:sz w:val="22"/>
+                <w:sz w:val="17"/>
               </w:rPr>
               <w:t>10分</w:t>
             </w:r>
@@ -1033,7 +1033,7 @@
         </w:tc>
         <w:tc>
           <w:tcPr>
-            <w:tcW w:type="dxa" w:w="4392"/>
+            <w:tcW w:type="dxa" w:w="4461"/>
             <w:vAlign w:val="center"/>
           </w:tcPr>
           <w:p>
@@ -1043,10 +1043,10 @@
             </w:pPr>
             <w:r>
               <w:rPr>
-                <w:rFonts w:ascii="BIZ UDPゴシック" w:hAnsi="BIZ UDPゴシック" w:eastAsia="BIZ UDPゴシック"/>
+                <w:rFonts w:ascii="游ゴシック" w:hAnsi="游ゴシック" w:eastAsia="游ゴシック"/>
                 <w:b/>
                 <w:i w:val="0"/>
-                <w:sz w:val="22"/>
+                <w:sz w:val="17"/>
               </w:rPr>
               <w:t>令和9年2月下旬の校了から逆算します</w:t>
             </w:r>
@@ -1056,7 +1056,7 @@
       <w:tr>
         <w:tc>
           <w:tcPr>
-            <w:tcW w:type="dxa" w:w="1308"/>
+            <w:tcW w:type="dxa" w:w="1314"/>
             <w:vAlign w:val="center"/>
           </w:tcPr>
           <w:p>
@@ -1065,10 +1065,10 @@
             </w:pPr>
             <w:r>
               <w:rPr>
-                <w:rFonts w:ascii="BIZ UDPゴシック" w:hAnsi="BIZ UDPゴシック" w:eastAsia="BIZ UDPゴシック"/>
+                <w:rFonts w:ascii="游ゴシック" w:hAnsi="游ゴシック" w:eastAsia="游ゴシック"/>
                 <w:b w:val="0"/>
                 <w:i w:val="0"/>
-                <w:sz w:val="22"/>
+                <w:sz w:val="17"/>
               </w:rPr>
               <w:t>8</w:t>
             </w:r>
@@ -1076,7 +1076,7 @@
         </w:tc>
         <w:tc>
           <w:tcPr>
-            <w:tcW w:type="dxa" w:w="2531"/>
+            <w:tcW w:type="dxa" w:w="2562"/>
             <w:vAlign w:val="center"/>
           </w:tcPr>
           <w:p>
@@ -1085,10 +1085,10 @@
             </w:pPr>
             <w:r>
               <w:rPr>
-                <w:rFonts w:ascii="BIZ UDPゴシック" w:hAnsi="BIZ UDPゴシック" w:eastAsia="BIZ UDPゴシック"/>
+                <w:rFonts w:ascii="游ゴシック" w:hAnsi="游ゴシック" w:eastAsia="游ゴシック"/>
                 <w:b w:val="0"/>
                 <w:i w:val="0"/>
-                <w:sz w:val="22"/>
+                <w:sz w:val="17"/>
               </w:rPr>
               <w:t>その他・次回の日程</w:t>
             </w:r>
@@ -1096,7 +1096,7 @@
         </w:tc>
         <w:tc>
           <w:tcPr>
-            <w:tcW w:type="dxa" w:w="1406"/>
+            <w:tcW w:type="dxa" w:w="1414"/>
             <w:vAlign w:val="center"/>
           </w:tcPr>
           <w:p>
@@ -1106,10 +1106,10 @@
             </w:pPr>
             <w:r>
               <w:rPr>
-                <w:rFonts w:ascii="BIZ UDPゴシック" w:hAnsi="BIZ UDPゴシック" w:eastAsia="BIZ UDPゴシック"/>
+                <w:rFonts w:ascii="游ゴシック" w:hAnsi="游ゴシック" w:eastAsia="游ゴシック"/>
                 <w:b w:val="0"/>
                 <w:i w:val="0"/>
-                <w:sz w:val="22"/>
+                <w:sz w:val="17"/>
               </w:rPr>
               <w:t>5分</w:t>
             </w:r>
@@ -1117,7 +1117,7 @@
         </w:tc>
         <w:tc>
           <w:tcPr>
-            <w:tcW w:type="dxa" w:w="4392"/>
+            <w:tcW w:type="dxa" w:w="4461"/>
             <w:vAlign w:val="center"/>
           </w:tcPr>
           <w:p>
@@ -1127,10 +1127,10 @@
             </w:pPr>
             <w:r>
               <w:rPr>
-                <w:rFonts w:ascii="BIZ UDPゴシック" w:hAnsi="BIZ UDPゴシック" w:eastAsia="BIZ UDPゴシック"/>
+                <w:rFonts w:ascii="游ゴシック" w:hAnsi="游ゴシック" w:eastAsia="游ゴシック"/>
                 <w:b w:val="0"/>
                 <w:i w:val="0"/>
-                <w:sz w:val="22"/>
+                <w:sz w:val="17"/>
               </w:rPr>
               <w:t>―</w:t>
             </w:r>
@@ -1150,19 +1150,19 @@
       </w:pPr>
       <w:r>
         <w:rPr>
-          <w:rFonts w:ascii="BIZ UDPゴシック" w:hAnsi="BIZ UDPゴシック" w:eastAsia="BIZ UDPゴシック"/>
+          <w:rFonts w:ascii="游ゴシック" w:hAnsi="游ゴシック" w:eastAsia="游ゴシック"/>
           <w:b w:val="0"/>
           <w:i w:val="0"/>
-          <w:sz w:val="16"/>
+          <w:sz w:val="17"/>
         </w:rPr>
         <w:t>※ 目安は合計90分です。</w:t>
       </w:r>
       <w:r>
         <w:rPr>
-          <w:rFonts w:ascii="BIZ UDPゴシック" w:hAnsi="BIZ UDPゴシック" w:eastAsia="BIZ UDPゴシック"/>
+          <w:rFonts w:ascii="游ゴシック" w:hAnsi="游ゴシック" w:eastAsia="游ゴシック"/>
           <w:b/>
           <w:i w:val="0"/>
-          <w:sz w:val="16"/>
+          <w:sz w:val="17"/>
         </w:rPr>
         <w:t>3と4（保険料の選択肢と決めていただきたいこと）に50分を置いています。</w:t>
       </w:r>
@@ -1170,16 +1170,16 @@
     <w:p>
       <w:pPr>
         <w:keepNext/>
-        <w:spacing w:before="360" w:after="180"/>
+        <w:spacing w:before="240" w:after="100"/>
       </w:pPr>
       <w:bookmarkStart w:id="102" w:name="_Toc_002"/>
       <w:r>
         <w:rPr>
-          <w:rFonts w:ascii="BIZ UDPゴシック" w:hAnsi="BIZ UDPゴシック" w:eastAsia="BIZ UDPゴシック"/>
+          <w:rFonts w:ascii="游ゴシック" w:hAnsi="游ゴシック" w:eastAsia="游ゴシック"/>
           <w:b/>
           <w:i w:val="0"/>
           <w:color w:val="2E74B5"/>
-          <w:sz w:val="32"/>
+          <w:sz w:val="30"/>
         </w:rPr>
         <w:t>2　本日おきめいただきたいこと</w:t>
       </w:r>
@@ -1191,10 +1191,10 @@
       </w:pPr>
       <w:r>
         <w:rPr>
-          <w:rFonts w:ascii="BIZ UDPゴシック" w:hAnsi="BIZ UDPゴシック" w:eastAsia="BIZ UDPゴシック"/>
+          <w:rFonts w:ascii="游ゴシック" w:hAnsi="游ゴシック" w:eastAsia="游ゴシック"/>
           <w:b/>
           <w:i w:val="0"/>
-          <w:sz w:val="24"/>
+          <w:sz w:val="21"/>
         </w:rPr>
         <w:t>次の8件です。いずれも当方では決められないものです。</w:t>
       </w:r>
@@ -1219,14 +1219,14 @@
         </w:tblCellMar>
       </w:tblPr>
       <w:tblGrid>
-        <w:gridCol w:w="1589"/>
-        <w:gridCol w:w="4722"/>
-        <w:gridCol w:w="3327"/>
+        <w:gridCol w:w="1599"/>
+        <w:gridCol w:w="4786"/>
+        <w:gridCol w:w="3367"/>
       </w:tblGrid>
       <w:tr>
         <w:tc>
           <w:tcPr>
-            <w:tcW w:type="dxa" w:w="1589"/>
+            <w:tcW w:type="dxa" w:w="1599"/>
             <w:shd w:val="clear" w:fill="1F3864"/>
             <w:vAlign w:val="center"/>
           </w:tcPr>
@@ -1237,11 +1237,11 @@
             </w:pPr>
             <w:r>
               <w:rPr>
-                <w:rFonts w:ascii="BIZ UDPゴシック" w:hAnsi="BIZ UDPゴシック" w:eastAsia="BIZ UDPゴシック"/>
+                <w:rFonts w:ascii="游ゴシック" w:hAnsi="游ゴシック" w:eastAsia="游ゴシック"/>
                 <w:b/>
                 <w:i w:val="0"/>
                 <w:color w:val="FFFFFF"/>
-                <w:sz w:val="22"/>
+                <w:sz w:val="17"/>
               </w:rPr>
               <w:t>#</w:t>
             </w:r>
@@ -1249,7 +1249,7 @@
         </w:tc>
         <w:tc>
           <w:tcPr>
-            <w:tcW w:type="dxa" w:w="4722"/>
+            <w:tcW w:type="dxa" w:w="4786"/>
             <w:shd w:val="clear" w:fill="1F3864"/>
             <w:vAlign w:val="center"/>
           </w:tcPr>
@@ -1260,11 +1260,11 @@
             </w:pPr>
             <w:r>
               <w:rPr>
-                <w:rFonts w:ascii="BIZ UDPゴシック" w:hAnsi="BIZ UDPゴシック" w:eastAsia="BIZ UDPゴシック"/>
+                <w:rFonts w:ascii="游ゴシック" w:hAnsi="游ゴシック" w:eastAsia="游ゴシック"/>
                 <w:b/>
                 <w:i w:val="0"/>
                 <w:color w:val="FFFFFF"/>
-                <w:sz w:val="22"/>
+                <w:sz w:val="17"/>
               </w:rPr>
               <w:t>決めていただくこと</w:t>
             </w:r>
@@ -1272,7 +1272,7 @@
         </w:tc>
         <w:tc>
           <w:tcPr>
-            <w:tcW w:type="dxa" w:w="3327"/>
+            <w:tcW w:type="dxa" w:w="3367"/>
             <w:shd w:val="clear" w:fill="1F3864"/>
             <w:vAlign w:val="center"/>
           </w:tcPr>
@@ -1283,11 +1283,11 @@
             </w:pPr>
             <w:r>
               <w:rPr>
-                <w:rFonts w:ascii="BIZ UDPゴシック" w:hAnsi="BIZ UDPゴシック" w:eastAsia="BIZ UDPゴシック"/>
+                <w:rFonts w:ascii="游ゴシック" w:hAnsi="游ゴシック" w:eastAsia="游ゴシック"/>
                 <w:b/>
                 <w:i w:val="0"/>
                 <w:color w:val="FFFFFF"/>
-                <w:sz w:val="22"/>
+                <w:sz w:val="17"/>
               </w:rPr>
               <w:t>いつまでに</w:t>
             </w:r>
@@ -1297,7 +1297,7 @@
       <w:tr>
         <w:tc>
           <w:tcPr>
-            <w:tcW w:type="dxa" w:w="1589"/>
+            <w:tcW w:type="dxa" w:w="1599"/>
             <w:vAlign w:val="center"/>
           </w:tcPr>
           <w:p>
@@ -1306,10 +1306,10 @@
             </w:pPr>
             <w:r>
               <w:rPr>
-                <w:rFonts w:ascii="BIZ UDPゴシック" w:hAnsi="BIZ UDPゴシック" w:eastAsia="BIZ UDPゴシック"/>
+                <w:rFonts w:ascii="游ゴシック" w:hAnsi="游ゴシック" w:eastAsia="游ゴシック"/>
                 <w:b w:val="0"/>
                 <w:i w:val="0"/>
-                <w:sz w:val="22"/>
+                <w:sz w:val="17"/>
               </w:rPr>
               <w:t>1</w:t>
             </w:r>
@@ -1317,7 +1317,7 @@
         </w:tc>
         <w:tc>
           <w:tcPr>
-            <w:tcW w:type="dxa" w:w="4722"/>
+            <w:tcW w:type="dxa" w:w="4786"/>
             <w:vAlign w:val="center"/>
           </w:tcPr>
           <w:p>
@@ -1326,10 +1326,10 @@
             </w:pPr>
             <w:r>
               <w:rPr>
-                <w:rFonts w:ascii="BIZ UDPゴシック" w:hAnsi="BIZ UDPゴシック" w:eastAsia="BIZ UDPゴシック"/>
+                <w:rFonts w:ascii="游ゴシック" w:hAnsi="游ゴシック" w:eastAsia="游ゴシック"/>
                 <w:b/>
                 <w:i w:val="0"/>
-                <w:sz w:val="22"/>
+                <w:sz w:val="17"/>
               </w:rPr>
               <w:t>保険料基準額をいくらに置くか</w:t>
             </w:r>
@@ -1337,7 +1337,7 @@
         </w:tc>
         <w:tc>
           <w:tcPr>
-            <w:tcW w:type="dxa" w:w="3327"/>
+            <w:tcW w:type="dxa" w:w="3367"/>
             <w:vAlign w:val="center"/>
           </w:tcPr>
           <w:p>
@@ -1346,10 +1346,10 @@
             </w:pPr>
             <w:r>
               <w:rPr>
-                <w:rFonts w:ascii="BIZ UDPゴシック" w:hAnsi="BIZ UDPゴシック" w:eastAsia="BIZ UDPゴシック"/>
+                <w:rFonts w:ascii="游ゴシック" w:hAnsi="游ゴシック" w:eastAsia="游ゴシック"/>
                 <w:b/>
                 <w:i w:val="0"/>
-                <w:sz w:val="22"/>
+                <w:sz w:val="17"/>
               </w:rPr>
               <w:t>最重要。11月の協議会までに</w:t>
             </w:r>
@@ -1359,7 +1359,7 @@
       <w:tr>
         <w:tc>
           <w:tcPr>
-            <w:tcW w:type="dxa" w:w="1589"/>
+            <w:tcW w:type="dxa" w:w="1599"/>
             <w:vAlign w:val="center"/>
           </w:tcPr>
           <w:p>
@@ -1368,10 +1368,10 @@
             </w:pPr>
             <w:r>
               <w:rPr>
-                <w:rFonts w:ascii="BIZ UDPゴシック" w:hAnsi="BIZ UDPゴシック" w:eastAsia="BIZ UDPゴシック"/>
+                <w:rFonts w:ascii="游ゴシック" w:hAnsi="游ゴシック" w:eastAsia="游ゴシック"/>
                 <w:b w:val="0"/>
                 <w:i w:val="0"/>
-                <w:sz w:val="22"/>
+                <w:sz w:val="17"/>
               </w:rPr>
               <w:t>2</w:t>
             </w:r>
@@ -1379,7 +1379,7 @@
         </w:tc>
         <w:tc>
           <w:tcPr>
-            <w:tcW w:type="dxa" w:w="4722"/>
+            <w:tcW w:type="dxa" w:w="4786"/>
             <w:vAlign w:val="center"/>
           </w:tcPr>
           <w:p>
@@ -1388,10 +1388,10 @@
             </w:pPr>
             <w:r>
               <w:rPr>
-                <w:rFonts w:ascii="BIZ UDPゴシック" w:hAnsi="BIZ UDPゴシック" w:eastAsia="BIZ UDPゴシック"/>
+                <w:rFonts w:ascii="游ゴシック" w:hAnsi="游ゴシック" w:eastAsia="游ゴシック"/>
                 <w:b/>
                 <w:i w:val="0"/>
-                <w:sz w:val="22"/>
+                <w:sz w:val="17"/>
               </w:rPr>
               <w:t>準備基金の残高と取崩額</w:t>
             </w:r>
@@ -1399,7 +1399,7 @@
         </w:tc>
         <w:tc>
           <w:tcPr>
-            <w:tcW w:type="dxa" w:w="3327"/>
+            <w:tcW w:type="dxa" w:w="3367"/>
             <w:vAlign w:val="center"/>
           </w:tcPr>
           <w:p>
@@ -1408,10 +1408,10 @@
             </w:pPr>
             <w:r>
               <w:rPr>
-                <w:rFonts w:ascii="BIZ UDPゴシック" w:hAnsi="BIZ UDPゴシック" w:eastAsia="BIZ UDPゴシック"/>
+                <w:rFonts w:ascii="游ゴシック" w:hAnsi="游ゴシック" w:eastAsia="游ゴシック"/>
                 <w:b/>
                 <w:i w:val="0"/>
-                <w:sz w:val="22"/>
+                <w:sz w:val="17"/>
               </w:rPr>
               <w:t>保険料の決定と同時に</w:t>
             </w:r>
@@ -1421,7 +1421,7 @@
       <w:tr>
         <w:tc>
           <w:tcPr>
-            <w:tcW w:type="dxa" w:w="1589"/>
+            <w:tcW w:type="dxa" w:w="1599"/>
             <w:vAlign w:val="center"/>
           </w:tcPr>
           <w:p>
@@ -1430,10 +1430,10 @@
             </w:pPr>
             <w:r>
               <w:rPr>
-                <w:rFonts w:ascii="BIZ UDPゴシック" w:hAnsi="BIZ UDPゴシック" w:eastAsia="BIZ UDPゴシック"/>
+                <w:rFonts w:ascii="游ゴシック" w:hAnsi="游ゴシック" w:eastAsia="游ゴシック"/>
                 <w:b w:val="0"/>
                 <w:i w:val="0"/>
-                <w:sz w:val="22"/>
+                <w:sz w:val="17"/>
               </w:rPr>
               <w:t>3</w:t>
             </w:r>
@@ -1441,7 +1441,7 @@
         </w:tc>
         <w:tc>
           <w:tcPr>
-            <w:tcW w:type="dxa" w:w="4722"/>
+            <w:tcW w:type="dxa" w:w="4786"/>
             <w:vAlign w:val="center"/>
           </w:tcPr>
           <w:p>
@@ -1450,10 +1450,10 @@
             </w:pPr>
             <w:r>
               <w:rPr>
-                <w:rFonts w:ascii="BIZ UDPゴシック" w:hAnsi="BIZ UDPゴシック" w:eastAsia="BIZ UDPゴシック"/>
+                <w:rFonts w:ascii="游ゴシック" w:hAnsi="游ゴシック" w:eastAsia="游ゴシック"/>
                 <w:b/>
                 <w:i w:val="0"/>
-                <w:sz w:val="22"/>
+                <w:sz w:val="17"/>
               </w:rPr>
               <w:t>協議会の開催回数と日程</w:t>
             </w:r>
@@ -1461,7 +1461,7 @@
         </w:tc>
         <w:tc>
           <w:tcPr>
-            <w:tcW w:type="dxa" w:w="3327"/>
+            <w:tcW w:type="dxa" w:w="3367"/>
             <w:vAlign w:val="center"/>
           </w:tcPr>
           <w:p>
@@ -1470,10 +1470,10 @@
             </w:pPr>
             <w:r>
               <w:rPr>
-                <w:rFonts w:ascii="BIZ UDPゴシック" w:hAnsi="BIZ UDPゴシック" w:eastAsia="BIZ UDPゴシック"/>
+                <w:rFonts w:ascii="游ゴシック" w:hAnsi="游ゴシック" w:eastAsia="游ゴシック"/>
                 <w:b/>
                 <w:i w:val="0"/>
-                <w:sz w:val="22"/>
+                <w:sz w:val="17"/>
               </w:rPr>
               <w:t>本打合せで</w:t>
             </w:r>
@@ -1483,7 +1483,7 @@
       <w:tr>
         <w:tc>
           <w:tcPr>
-            <w:tcW w:type="dxa" w:w="1589"/>
+            <w:tcW w:type="dxa" w:w="1599"/>
             <w:vAlign w:val="center"/>
           </w:tcPr>
           <w:p>
@@ -1492,10 +1492,10 @@
             </w:pPr>
             <w:r>
               <w:rPr>
-                <w:rFonts w:ascii="BIZ UDPゴシック" w:hAnsi="BIZ UDPゴシック" w:eastAsia="BIZ UDPゴシック"/>
+                <w:rFonts w:ascii="游ゴシック" w:hAnsi="游ゴシック" w:eastAsia="游ゴシック"/>
                 <w:b w:val="0"/>
                 <w:i w:val="0"/>
-                <w:sz w:val="22"/>
+                <w:sz w:val="17"/>
               </w:rPr>
               <w:t>4</w:t>
             </w:r>
@@ -1503,7 +1503,7 @@
         </w:tc>
         <w:tc>
           <w:tcPr>
-            <w:tcW w:type="dxa" w:w="4722"/>
+            <w:tcW w:type="dxa" w:w="4786"/>
             <w:vAlign w:val="center"/>
           </w:tcPr>
           <w:p>
@@ -1512,10 +1512,10 @@
             </w:pPr>
             <w:r>
               <w:rPr>
-                <w:rFonts w:ascii="BIZ UDPゴシック" w:hAnsi="BIZ UDPゴシック" w:eastAsia="BIZ UDPゴシック"/>
+                <w:rFonts w:ascii="游ゴシック" w:hAnsi="游ゴシック" w:eastAsia="游ゴシック"/>
                 <w:b/>
                 <w:i w:val="0"/>
-                <w:sz w:val="22"/>
+                <w:sz w:val="17"/>
               </w:rPr>
               <w:t>認知症の人及びその家族等からの意見聴取の方法</w:t>
             </w:r>
@@ -1523,7 +1523,7 @@
         </w:tc>
         <w:tc>
           <w:tcPr>
-            <w:tcW w:type="dxa" w:w="3327"/>
+            <w:tcW w:type="dxa" w:w="3367"/>
             <w:vAlign w:val="center"/>
           </w:tcPr>
           <w:p>
@@ -1532,10 +1532,10 @@
             </w:pPr>
             <w:r>
               <w:rPr>
-                <w:rFonts w:ascii="BIZ UDPゴシック" w:hAnsi="BIZ UDPゴシック" w:eastAsia="BIZ UDPゴシック"/>
+                <w:rFonts w:ascii="游ゴシック" w:hAnsi="游ゴシック" w:eastAsia="游ゴシック"/>
                 <w:b/>
                 <w:i w:val="0"/>
-                <w:sz w:val="22"/>
+                <w:sz w:val="17"/>
               </w:rPr>
               <w:t>素案の確定まで</w:t>
             </w:r>
@@ -1545,7 +1545,7 @@
       <w:tr>
         <w:tc>
           <w:tcPr>
-            <w:tcW w:type="dxa" w:w="1589"/>
+            <w:tcW w:type="dxa" w:w="1599"/>
             <w:vAlign w:val="center"/>
           </w:tcPr>
           <w:p>
@@ -1554,10 +1554,10 @@
             </w:pPr>
             <w:r>
               <w:rPr>
-                <w:rFonts w:ascii="BIZ UDPゴシック" w:hAnsi="BIZ UDPゴシック" w:eastAsia="BIZ UDPゴシック"/>
+                <w:rFonts w:ascii="游ゴシック" w:hAnsi="游ゴシック" w:eastAsia="游ゴシック"/>
                 <w:b w:val="0"/>
                 <w:i w:val="0"/>
-                <w:sz w:val="22"/>
+                <w:sz w:val="17"/>
               </w:rPr>
               <w:t>5</w:t>
             </w:r>
@@ -1565,7 +1565,7 @@
         </w:tc>
         <w:tc>
           <w:tcPr>
-            <w:tcW w:type="dxa" w:w="4722"/>
+            <w:tcW w:type="dxa" w:w="4786"/>
             <w:vAlign w:val="center"/>
           </w:tcPr>
           <w:p>
@@ -1574,10 +1574,10 @@
             </w:pPr>
             <w:r>
               <w:rPr>
-                <w:rFonts w:ascii="BIZ UDPゴシック" w:hAnsi="BIZ UDPゴシック" w:eastAsia="BIZ UDPゴシック"/>
+                <w:rFonts w:ascii="游ゴシック" w:hAnsi="游ゴシック" w:eastAsia="游ゴシック"/>
                 <w:b w:val="0"/>
                 <w:i w:val="0"/>
-                <w:sz w:val="22"/>
+                <w:sz w:val="17"/>
               </w:rPr>
               <w:t>認知症施策推進基本計画の包含の形式</w:t>
             </w:r>
@@ -1585,7 +1585,7 @@
         </w:tc>
         <w:tc>
           <w:tcPr>
-            <w:tcW w:type="dxa" w:w="3327"/>
+            <w:tcW w:type="dxa" w:w="3367"/>
             <w:vAlign w:val="center"/>
           </w:tcPr>
           <w:p>
@@ -1594,10 +1594,10 @@
             </w:pPr>
             <w:r>
               <w:rPr>
-                <w:rFonts w:ascii="BIZ UDPゴシック" w:hAnsi="BIZ UDPゴシック" w:eastAsia="BIZ UDPゴシック"/>
+                <w:rFonts w:ascii="游ゴシック" w:hAnsi="游ゴシック" w:eastAsia="游ゴシック"/>
                 <w:b w:val="0"/>
                 <w:i w:val="0"/>
-                <w:sz w:val="22"/>
+                <w:sz w:val="17"/>
               </w:rPr>
               <w:t>素案の確定まで</w:t>
             </w:r>
@@ -1607,7 +1607,7 @@
       <w:tr>
         <w:tc>
           <w:tcPr>
-            <w:tcW w:type="dxa" w:w="1589"/>
+            <w:tcW w:type="dxa" w:w="1599"/>
             <w:vAlign w:val="center"/>
           </w:tcPr>
           <w:p>
@@ -1616,10 +1616,10 @@
             </w:pPr>
             <w:r>
               <w:rPr>
-                <w:rFonts w:ascii="BIZ UDPゴシック" w:hAnsi="BIZ UDPゴシック" w:eastAsia="BIZ UDPゴシック"/>
+                <w:rFonts w:ascii="游ゴシック" w:hAnsi="游ゴシック" w:eastAsia="游ゴシック"/>
                 <w:b w:val="0"/>
                 <w:i w:val="0"/>
-                <w:sz w:val="22"/>
+                <w:sz w:val="17"/>
               </w:rPr>
               <w:t>6</w:t>
             </w:r>
@@ -1627,7 +1627,7 @@
         </w:tc>
         <w:tc>
           <w:tcPr>
-            <w:tcW w:type="dxa" w:w="4722"/>
+            <w:tcW w:type="dxa" w:w="4786"/>
             <w:vAlign w:val="center"/>
           </w:tcPr>
           <w:p>
@@ -1636,10 +1636,10 @@
             </w:pPr>
             <w:r>
               <w:rPr>
-                <w:rFonts w:ascii="BIZ UDPゴシック" w:hAnsi="BIZ UDPゴシック" w:eastAsia="BIZ UDPゴシック"/>
+                <w:rFonts w:ascii="游ゴシック" w:hAnsi="游ゴシック" w:eastAsia="游ゴシック"/>
                 <w:b w:val="0"/>
                 <w:i w:val="0"/>
-                <w:sz w:val="22"/>
+                <w:sz w:val="17"/>
               </w:rPr>
               <w:t>見える化システムの都道府県への提出時期</w:t>
             </w:r>
@@ -1647,7 +1647,7 @@
         </w:tc>
         <w:tc>
           <w:tcPr>
-            <w:tcW w:type="dxa" w:w="3327"/>
+            <w:tcW w:type="dxa" w:w="3367"/>
             <w:vAlign w:val="center"/>
           </w:tcPr>
           <w:p>
@@ -1656,10 +1656,10 @@
             </w:pPr>
             <w:r>
               <w:rPr>
-                <w:rFonts w:ascii="BIZ UDPゴシック" w:hAnsi="BIZ UDPゴシック" w:eastAsia="BIZ UDPゴシック"/>
+                <w:rFonts w:ascii="游ゴシック" w:hAnsi="游ゴシック" w:eastAsia="游ゴシック"/>
                 <w:b/>
                 <w:i w:val="0"/>
-                <w:sz w:val="22"/>
+                <w:sz w:val="17"/>
               </w:rPr>
               <w:t>提出前にご一報を</w:t>
             </w:r>
@@ -1669,7 +1669,7 @@
       <w:tr>
         <w:tc>
           <w:tcPr>
-            <w:tcW w:type="dxa" w:w="1589"/>
+            <w:tcW w:type="dxa" w:w="1599"/>
             <w:vAlign w:val="center"/>
           </w:tcPr>
           <w:p>
@@ -1678,10 +1678,10 @@
             </w:pPr>
             <w:r>
               <w:rPr>
-                <w:rFonts w:ascii="BIZ UDPゴシック" w:hAnsi="BIZ UDPゴシック" w:eastAsia="BIZ UDPゴシック"/>
+                <w:rFonts w:ascii="游ゴシック" w:hAnsi="游ゴシック" w:eastAsia="游ゴシック"/>
                 <w:b w:val="0"/>
                 <w:i w:val="0"/>
-                <w:sz w:val="22"/>
+                <w:sz w:val="17"/>
               </w:rPr>
               <w:t>7</w:t>
             </w:r>
@@ -1689,7 +1689,7 @@
         </w:tc>
         <w:tc>
           <w:tcPr>
-            <w:tcW w:type="dxa" w:w="4722"/>
+            <w:tcW w:type="dxa" w:w="4786"/>
             <w:vAlign w:val="center"/>
           </w:tcPr>
           <w:p>
@@ -1698,10 +1698,10 @@
             </w:pPr>
             <w:r>
               <w:rPr>
-                <w:rFonts w:ascii="BIZ UDPゴシック" w:hAnsi="BIZ UDPゴシック" w:eastAsia="BIZ UDPゴシック"/>
+                <w:rFonts w:ascii="游ゴシック" w:hAnsi="游ゴシック" w:eastAsia="游ゴシック"/>
                 <w:b/>
                 <w:i w:val="0"/>
-                <w:sz w:val="22"/>
+                <w:sz w:val="17"/>
               </w:rPr>
               <w:t>多様なサービス・活動（サービスB）を第10期で広げるか</w:t>
             </w:r>
@@ -1709,7 +1709,7 @@
         </w:tc>
         <w:tc>
           <w:tcPr>
-            <w:tcW w:type="dxa" w:w="3327"/>
+            <w:tcW w:type="dxa" w:w="3367"/>
             <w:vAlign w:val="center"/>
           </w:tcPr>
           <w:p>
@@ -1718,10 +1718,10 @@
             </w:pPr>
             <w:r>
               <w:rPr>
-                <w:rFonts w:ascii="BIZ UDPゴシック" w:hAnsi="BIZ UDPゴシック" w:eastAsia="BIZ UDPゴシック"/>
+                <w:rFonts w:ascii="游ゴシック" w:hAnsi="游ゴシック" w:eastAsia="游ゴシック"/>
                 <w:b w:val="0"/>
                 <w:i w:val="0"/>
-                <w:sz w:val="22"/>
+                <w:sz w:val="17"/>
               </w:rPr>
               <w:t>11月の協議会まで</w:t>
             </w:r>
@@ -1731,7 +1731,7 @@
       <w:tr>
         <w:tc>
           <w:tcPr>
-            <w:tcW w:type="dxa" w:w="1589"/>
+            <w:tcW w:type="dxa" w:w="1599"/>
             <w:vAlign w:val="center"/>
           </w:tcPr>
           <w:p>
@@ -1740,10 +1740,10 @@
             </w:pPr>
             <w:r>
               <w:rPr>
-                <w:rFonts w:ascii="BIZ UDPゴシック" w:hAnsi="BIZ UDPゴシック" w:eastAsia="BIZ UDPゴシック"/>
+                <w:rFonts w:ascii="游ゴシック" w:hAnsi="游ゴシック" w:eastAsia="游ゴシック"/>
                 <w:b w:val="0"/>
                 <w:i w:val="0"/>
-                <w:sz w:val="22"/>
+                <w:sz w:val="17"/>
               </w:rPr>
               <w:t>8</w:t>
             </w:r>
@@ -1751,7 +1751,7 @@
         </w:tc>
         <w:tc>
           <w:tcPr>
-            <w:tcW w:type="dxa" w:w="4722"/>
+            <w:tcW w:type="dxa" w:w="4786"/>
             <w:vAlign w:val="center"/>
           </w:tcPr>
           <w:p>
@@ -1760,10 +1760,10 @@
             </w:pPr>
             <w:r>
               <w:rPr>
-                <w:rFonts w:ascii="BIZ UDPゴシック" w:hAnsi="BIZ UDPゴシック" w:eastAsia="BIZ UDPゴシック"/>
+                <w:rFonts w:ascii="游ゴシック" w:hAnsi="游ゴシック" w:eastAsia="游ゴシック"/>
                 <w:b w:val="0"/>
                 <w:i w:val="0"/>
-                <w:sz w:val="22"/>
+                <w:sz w:val="17"/>
               </w:rPr>
               <w:t>介護予防ケアマネジメントB・Cを導入するか</w:t>
             </w:r>
@@ -1771,7 +1771,7 @@
         </w:tc>
         <w:tc>
           <w:tcPr>
-            <w:tcW w:type="dxa" w:w="3327"/>
+            <w:tcW w:type="dxa" w:w="3367"/>
             <w:vAlign w:val="center"/>
           </w:tcPr>
           <w:p>
@@ -1780,10 +1780,10 @@
             </w:pPr>
             <w:r>
               <w:rPr>
-                <w:rFonts w:ascii="BIZ UDPゴシック" w:hAnsi="BIZ UDPゴシック" w:eastAsia="BIZ UDPゴシック"/>
+                <w:rFonts w:ascii="游ゴシック" w:hAnsi="游ゴシック" w:eastAsia="游ゴシック"/>
                 <w:b w:val="0"/>
                 <w:i w:val="0"/>
-                <w:sz w:val="22"/>
+                <w:sz w:val="17"/>
               </w:rPr>
               <w:t>素案の確定まで</w:t>
             </w:r>
@@ -1793,7 +1793,7 @@
       <w:tr>
         <w:tc>
           <w:tcPr>
-            <w:tcW w:type="dxa" w:w="1589"/>
+            <w:tcW w:type="dxa" w:w="1599"/>
             <w:vAlign w:val="center"/>
           </w:tcPr>
           <w:p>
@@ -1802,10 +1802,10 @@
             </w:pPr>
             <w:r>
               <w:rPr>
-                <w:rFonts w:ascii="BIZ UDPゴシック" w:hAnsi="BIZ UDPゴシック" w:eastAsia="BIZ UDPゴシック"/>
+                <w:rFonts w:ascii="游ゴシック" w:hAnsi="游ゴシック" w:eastAsia="游ゴシック"/>
                 <w:b w:val="0"/>
                 <w:i w:val="0"/>
-                <w:sz w:val="22"/>
+                <w:sz w:val="17"/>
               </w:rPr>
               <w:t>9</w:t>
             </w:r>
@@ -1813,7 +1813,7 @@
         </w:tc>
         <w:tc>
           <w:tcPr>
-            <w:tcW w:type="dxa" w:w="4722"/>
+            <w:tcW w:type="dxa" w:w="4786"/>
             <w:vAlign w:val="center"/>
           </w:tcPr>
           <w:p>
@@ -1822,10 +1822,10 @@
             </w:pPr>
             <w:r>
               <w:rPr>
-                <w:rFonts w:ascii="BIZ UDPゴシック" w:hAnsi="BIZ UDPゴシック" w:eastAsia="BIZ UDPゴシック"/>
+                <w:rFonts w:ascii="游ゴシック" w:hAnsi="游ゴシック" w:eastAsia="游ゴシック"/>
                 <w:b/>
                 <w:i w:val="0"/>
-                <w:sz w:val="22"/>
+                <w:sz w:val="17"/>
               </w:rPr>
               <w:t>介護給付適正化計画の位置づけ（案A・B・C）</w:t>
             </w:r>
@@ -1833,7 +1833,7 @@
         </w:tc>
         <w:tc>
           <w:tcPr>
-            <w:tcW w:type="dxa" w:w="3327"/>
+            <w:tcW w:type="dxa" w:w="3367"/>
             <w:vAlign w:val="center"/>
           </w:tcPr>
           <w:p>
@@ -1842,10 +1842,10 @@
             </w:pPr>
             <w:r>
               <w:rPr>
-                <w:rFonts w:ascii="BIZ UDPゴシック" w:hAnsi="BIZ UDPゴシック" w:eastAsia="BIZ UDPゴシック"/>
+                <w:rFonts w:ascii="游ゴシック" w:hAnsi="游ゴシック" w:eastAsia="游ゴシック"/>
                 <w:b w:val="0"/>
                 <w:i w:val="0"/>
-                <w:sz w:val="22"/>
+                <w:sz w:val="17"/>
               </w:rPr>
               <w:t>素案の確定まで</w:t>
             </w:r>
@@ -1855,7 +1855,7 @@
       <w:tr>
         <w:tc>
           <w:tcPr>
-            <w:tcW w:type="dxa" w:w="1589"/>
+            <w:tcW w:type="dxa" w:w="1599"/>
             <w:vAlign w:val="center"/>
           </w:tcPr>
           <w:p>
@@ -1864,10 +1864,10 @@
             </w:pPr>
             <w:r>
               <w:rPr>
-                <w:rFonts w:ascii="BIZ UDPゴシック" w:hAnsi="BIZ UDPゴシック" w:eastAsia="BIZ UDPゴシック"/>
+                <w:rFonts w:ascii="游ゴシック" w:hAnsi="游ゴシック" w:eastAsia="游ゴシック"/>
                 <w:b w:val="0"/>
                 <w:i w:val="0"/>
-                <w:sz w:val="22"/>
+                <w:sz w:val="17"/>
               </w:rPr>
               <w:t>10</w:t>
             </w:r>
@@ -1875,7 +1875,7 @@
         </w:tc>
         <w:tc>
           <w:tcPr>
-            <w:tcW w:type="dxa" w:w="4722"/>
+            <w:tcW w:type="dxa" w:w="4786"/>
             <w:vAlign w:val="center"/>
           </w:tcPr>
           <w:p>
@@ -1884,10 +1884,10 @@
             </w:pPr>
             <w:r>
               <w:rPr>
-                <w:rFonts w:ascii="BIZ UDPゴシック" w:hAnsi="BIZ UDPゴシック" w:eastAsia="BIZ UDPゴシック"/>
+                <w:rFonts w:ascii="游ゴシック" w:hAnsi="游ゴシック" w:eastAsia="游ゴシック"/>
                 <w:b/>
                 <w:i w:val="0"/>
-                <w:sz w:val="22"/>
+                <w:sz w:val="17"/>
               </w:rPr>
               <w:t>ケアプラン点検の点検件数の目標</w:t>
             </w:r>
@@ -1895,7 +1895,7 @@
         </w:tc>
         <w:tc>
           <w:tcPr>
-            <w:tcW w:type="dxa" w:w="3327"/>
+            <w:tcW w:type="dxa" w:w="3367"/>
             <w:vAlign w:val="center"/>
           </w:tcPr>
           <w:p>
@@ -1904,10 +1904,10 @@
             </w:pPr>
             <w:r>
               <w:rPr>
-                <w:rFonts w:ascii="BIZ UDPゴシック" w:hAnsi="BIZ UDPゴシック" w:eastAsia="BIZ UDPゴシック"/>
+                <w:rFonts w:ascii="游ゴシック" w:hAnsi="游ゴシック" w:eastAsia="游ゴシック"/>
                 <w:b w:val="0"/>
                 <w:i w:val="0"/>
-                <w:sz w:val="22"/>
+                <w:sz w:val="17"/>
               </w:rPr>
               <w:t>11月の協議会まで</w:t>
             </w:r>
@@ -1917,7 +1917,7 @@
       <w:tr>
         <w:tc>
           <w:tcPr>
-            <w:tcW w:type="dxa" w:w="1589"/>
+            <w:tcW w:type="dxa" w:w="1599"/>
             <w:vAlign w:val="center"/>
           </w:tcPr>
           <w:p>
@@ -1926,10 +1926,10 @@
             </w:pPr>
             <w:r>
               <w:rPr>
-                <w:rFonts w:ascii="BIZ UDPゴシック" w:hAnsi="BIZ UDPゴシック" w:eastAsia="BIZ UDPゴシック"/>
+                <w:rFonts w:ascii="游ゴシック" w:hAnsi="游ゴシック" w:eastAsia="游ゴシック"/>
                 <w:b w:val="0"/>
                 <w:i w:val="0"/>
-                <w:sz w:val="22"/>
+                <w:sz w:val="17"/>
               </w:rPr>
               <w:t>11</w:t>
             </w:r>
@@ -1937,7 +1937,7 @@
         </w:tc>
         <w:tc>
           <w:tcPr>
-            <w:tcW w:type="dxa" w:w="4722"/>
+            <w:tcW w:type="dxa" w:w="4786"/>
             <w:vAlign w:val="center"/>
           </w:tcPr>
           <w:p>
@@ -1946,10 +1946,10 @@
             </w:pPr>
             <w:r>
               <w:rPr>
-                <w:rFonts w:ascii="BIZ UDPゴシック" w:hAnsi="BIZ UDPゴシック" w:eastAsia="BIZ UDPゴシック"/>
+                <w:rFonts w:ascii="游ゴシック" w:hAnsi="游ゴシック" w:eastAsia="游ゴシック"/>
                 <w:b/>
                 <w:i w:val="0"/>
-                <w:sz w:val="22"/>
+                <w:sz w:val="17"/>
               </w:rPr>
               <w:t>在宅医療・介護連携の4つの場面ごとの目指すべき姿</w:t>
             </w:r>
@@ -1957,7 +1957,7 @@
         </w:tc>
         <w:tc>
           <w:tcPr>
-            <w:tcW w:type="dxa" w:w="3327"/>
+            <w:tcW w:type="dxa" w:w="3367"/>
             <w:vAlign w:val="center"/>
           </w:tcPr>
           <w:p>
@@ -1966,10 +1966,10 @@
             </w:pPr>
             <w:r>
               <w:rPr>
-                <w:rFonts w:ascii="BIZ UDPゴシック" w:hAnsi="BIZ UDPゴシック" w:eastAsia="BIZ UDPゴシック"/>
+                <w:rFonts w:ascii="游ゴシック" w:hAnsi="游ゴシック" w:eastAsia="游ゴシック"/>
                 <w:b w:val="0"/>
                 <w:i w:val="0"/>
-                <w:sz w:val="22"/>
+                <w:sz w:val="17"/>
               </w:rPr>
               <w:t>素案の確定まで</w:t>
             </w:r>
@@ -1988,28 +1988,28 @@
       </w:pPr>
       <w:r>
         <w:rPr>
-          <w:rFonts w:ascii="BIZ UDPゴシック" w:hAnsi="BIZ UDPゴシック" w:eastAsia="BIZ UDPゴシック"/>
+          <w:rFonts w:ascii="游ゴシック" w:hAnsi="游ゴシック" w:eastAsia="游ゴシック"/>
           <w:b/>
           <w:i w:val="0"/>
-          <w:sz w:val="24"/>
+          <w:sz w:val="21"/>
         </w:rPr>
         <w:t>このうち3（協議会の開催回数と日程）は、本日この場でおきめいただけるとたいへん助かります。</w:t>
       </w:r>
       <w:r>
         <w:rPr>
-          <w:rFonts w:ascii="BIZ UDPゴシック" w:hAnsi="BIZ UDPゴシック" w:eastAsia="BIZ UDPゴシック"/>
+          <w:rFonts w:ascii="游ゴシック" w:hAnsi="游ゴシック" w:eastAsia="游ゴシック"/>
           <w:b w:val="0"/>
           <w:i w:val="0"/>
-          <w:sz w:val="24"/>
+          <w:sz w:val="21"/>
         </w:rPr>
         <w:t>第1回の資料は8月5日に作成済みで、開催日が決まらないためにパブリックコメントと印刷の日程が引けずにいます。</w:t>
       </w:r>
       <w:r>
         <w:rPr>
-          <w:rFonts w:ascii="BIZ UDPゴシック" w:hAnsi="BIZ UDPゴシック" w:eastAsia="BIZ UDPゴシック"/>
+          <w:rFonts w:ascii="游ゴシック" w:hAnsi="游ゴシック" w:eastAsia="游ゴシック"/>
           <w:b/>
           <w:i w:val="0"/>
-          <w:sz w:val="24"/>
+          <w:sz w:val="21"/>
         </w:rPr>
         <w:t>令和9年2月下旬の校了は動かせない期限です。</w:t>
       </w:r>
@@ -2017,16 +2017,16 @@
     <w:p>
       <w:pPr>
         <w:keepNext/>
-        <w:spacing w:before="360" w:after="180"/>
+        <w:spacing w:before="240" w:after="100"/>
       </w:pPr>
       <w:bookmarkStart w:id="103" w:name="_Toc_003"/>
       <w:r>
         <w:rPr>
-          <w:rFonts w:ascii="BIZ UDPゴシック" w:hAnsi="BIZ UDPゴシック" w:eastAsia="BIZ UDPゴシック"/>
+          <w:rFonts w:ascii="游ゴシック" w:hAnsi="游ゴシック" w:eastAsia="游ゴシック"/>
           <w:b/>
           <w:i w:val="0"/>
           <w:color w:val="2E74B5"/>
-          <w:sz w:val="32"/>
+          <w:sz w:val="30"/>
         </w:rPr>
         <w:t>3　本日お願いする資料</w:t>
       </w:r>
@@ -2052,14 +2052,14 @@
         </w:tblCellMar>
       </w:tblPr>
       <w:tblGrid>
-        <w:gridCol w:w="1671"/>
-        <w:gridCol w:w="5027"/>
-        <w:gridCol w:w="2940"/>
+        <w:gridCol w:w="1682"/>
+        <w:gridCol w:w="5096"/>
+        <w:gridCol w:w="2974"/>
       </w:tblGrid>
       <w:tr>
         <w:tc>
           <w:tcPr>
-            <w:tcW w:type="dxa" w:w="1671"/>
+            <w:tcW w:type="dxa" w:w="1682"/>
             <w:shd w:val="clear" w:fill="1F3864"/>
             <w:vAlign w:val="center"/>
           </w:tcPr>
@@ -2070,11 +2070,11 @@
             </w:pPr>
             <w:r>
               <w:rPr>
-                <w:rFonts w:ascii="BIZ UDPゴシック" w:hAnsi="BIZ UDPゴシック" w:eastAsia="BIZ UDPゴシック"/>
+                <w:rFonts w:ascii="游ゴシック" w:hAnsi="游ゴシック" w:eastAsia="游ゴシック"/>
                 <w:b/>
                 <w:i w:val="0"/>
                 <w:color w:val="FFFFFF"/>
-                <w:sz w:val="22"/>
+                <w:sz w:val="17"/>
               </w:rPr>
               <w:t>#</w:t>
             </w:r>
@@ -2082,7 +2082,7 @@
         </w:tc>
         <w:tc>
           <w:tcPr>
-            <w:tcW w:type="dxa" w:w="5027"/>
+            <w:tcW w:type="dxa" w:w="5096"/>
             <w:shd w:val="clear" w:fill="1F3864"/>
             <w:vAlign w:val="center"/>
           </w:tcPr>
@@ -2093,11 +2093,11 @@
             </w:pPr>
             <w:r>
               <w:rPr>
-                <w:rFonts w:ascii="BIZ UDPゴシック" w:hAnsi="BIZ UDPゴシック" w:eastAsia="BIZ UDPゴシック"/>
+                <w:rFonts w:ascii="游ゴシック" w:hAnsi="游ゴシック" w:eastAsia="游ゴシック"/>
                 <w:b/>
                 <w:i w:val="0"/>
                 <w:color w:val="FFFFFF"/>
-                <w:sz w:val="22"/>
+                <w:sz w:val="17"/>
               </w:rPr>
               <w:t>資料</w:t>
             </w:r>
@@ -2105,7 +2105,7 @@
         </w:tc>
         <w:tc>
           <w:tcPr>
-            <w:tcW w:type="dxa" w:w="2940"/>
+            <w:tcW w:type="dxa" w:w="2974"/>
             <w:shd w:val="clear" w:fill="1F3864"/>
             <w:vAlign w:val="center"/>
           </w:tcPr>
@@ -2116,11 +2116,11 @@
             </w:pPr>
             <w:r>
               <w:rPr>
-                <w:rFonts w:ascii="BIZ UDPゴシック" w:hAnsi="BIZ UDPゴシック" w:eastAsia="BIZ UDPゴシック"/>
+                <w:rFonts w:ascii="游ゴシック" w:hAnsi="游ゴシック" w:eastAsia="游ゴシック"/>
                 <w:b/>
                 <w:i w:val="0"/>
                 <w:color w:val="FFFFFF"/>
-                <w:sz w:val="22"/>
+                <w:sz w:val="17"/>
               </w:rPr>
               <w:t>いつまでに</w:t>
             </w:r>
@@ -2130,7 +2130,7 @@
       <w:tr>
         <w:tc>
           <w:tcPr>
-            <w:tcW w:type="dxa" w:w="1671"/>
+            <w:tcW w:type="dxa" w:w="1682"/>
             <w:vAlign w:val="center"/>
           </w:tcPr>
           <w:p>
@@ -2139,10 +2139,10 @@
             </w:pPr>
             <w:r>
               <w:rPr>
-                <w:rFonts w:ascii="BIZ UDPゴシック" w:hAnsi="BIZ UDPゴシック" w:eastAsia="BIZ UDPゴシック"/>
+                <w:rFonts w:ascii="游ゴシック" w:hAnsi="游ゴシック" w:eastAsia="游ゴシック"/>
                 <w:b w:val="0"/>
                 <w:i w:val="0"/>
-                <w:sz w:val="22"/>
+                <w:sz w:val="17"/>
               </w:rPr>
               <w:t>1</w:t>
             </w:r>
@@ -2150,7 +2150,7 @@
         </w:tc>
         <w:tc>
           <w:tcPr>
-            <w:tcW w:type="dxa" w:w="5027"/>
+            <w:tcW w:type="dxa" w:w="5096"/>
             <w:vAlign w:val="center"/>
           </w:tcPr>
           <w:p>
@@ -2159,10 +2159,10 @@
             </w:pPr>
             <w:r>
               <w:rPr>
-                <w:rFonts w:ascii="BIZ UDPゴシック" w:hAnsi="BIZ UDPゴシック" w:eastAsia="BIZ UDPゴシック"/>
+                <w:rFonts w:ascii="游ゴシック" w:hAnsi="游ゴシック" w:eastAsia="游ゴシック"/>
                 <w:b/>
                 <w:i w:val="0"/>
-                <w:sz w:val="22"/>
+                <w:sz w:val="17"/>
               </w:rPr>
               <w:t>介護給付費準備基金の運用状況調書</w:t>
             </w:r>
@@ -2170,7 +2170,7 @@
         </w:tc>
         <w:tc>
           <w:tcPr>
-            <w:tcW w:type="dxa" w:w="2940"/>
+            <w:tcW w:type="dxa" w:w="2974"/>
             <w:vAlign w:val="center"/>
           </w:tcPr>
           <w:p>
@@ -2179,10 +2179,10 @@
             </w:pPr>
             <w:r>
               <w:rPr>
-                <w:rFonts w:ascii="BIZ UDPゴシック" w:hAnsi="BIZ UDPゴシック" w:eastAsia="BIZ UDPゴシック"/>
+                <w:rFonts w:ascii="游ゴシック" w:hAnsi="游ゴシック" w:eastAsia="游ゴシック"/>
                 <w:b/>
                 <w:i w:val="0"/>
-                <w:sz w:val="22"/>
+                <w:sz w:val="17"/>
               </w:rPr>
               <w:t>至急</w:t>
             </w:r>
@@ -2192,7 +2192,7 @@
       <w:tr>
         <w:tc>
           <w:tcPr>
-            <w:tcW w:type="dxa" w:w="1671"/>
+            <w:tcW w:type="dxa" w:w="1682"/>
             <w:vAlign w:val="center"/>
           </w:tcPr>
           <w:p>
@@ -2201,10 +2201,10 @@
             </w:pPr>
             <w:r>
               <w:rPr>
-                <w:rFonts w:ascii="BIZ UDPゴシック" w:hAnsi="BIZ UDPゴシック" w:eastAsia="BIZ UDPゴシック"/>
+                <w:rFonts w:ascii="游ゴシック" w:hAnsi="游ゴシック" w:eastAsia="游ゴシック"/>
                 <w:b w:val="0"/>
                 <w:i w:val="0"/>
-                <w:sz w:val="22"/>
+                <w:sz w:val="17"/>
               </w:rPr>
               <w:t>2</w:t>
             </w:r>
@@ -2212,7 +2212,7 @@
         </w:tc>
         <w:tc>
           <w:tcPr>
-            <w:tcW w:type="dxa" w:w="5027"/>
+            <w:tcW w:type="dxa" w:w="5096"/>
             <w:vAlign w:val="center"/>
           </w:tcPr>
           <w:p>
@@ -2221,10 +2221,10 @@
             </w:pPr>
             <w:r>
               <w:rPr>
-                <w:rFonts w:ascii="BIZ UDPゴシック" w:hAnsi="BIZ UDPゴシック" w:eastAsia="BIZ UDPゴシック"/>
+                <w:rFonts w:ascii="游ゴシック" w:hAnsi="游ゴシック" w:eastAsia="游ゴシック"/>
                 <w:b/>
                 <w:i w:val="0"/>
-                <w:sz w:val="22"/>
+                <w:sz w:val="17"/>
               </w:rPr>
               <w:t>令和7年度の介護保険特別会計決算</w:t>
             </w:r>
@@ -2232,7 +2232,7 @@
         </w:tc>
         <w:tc>
           <w:tcPr>
-            <w:tcW w:type="dxa" w:w="2940"/>
+            <w:tcW w:type="dxa" w:w="2974"/>
             <w:vAlign w:val="center"/>
           </w:tcPr>
           <w:p>
@@ -2241,10 +2241,10 @@
             </w:pPr>
             <w:r>
               <w:rPr>
-                <w:rFonts w:ascii="BIZ UDPゴシック" w:hAnsi="BIZ UDPゴシック" w:eastAsia="BIZ UDPゴシック"/>
+                <w:rFonts w:ascii="游ゴシック" w:hAnsi="游ゴシック" w:eastAsia="游ゴシック"/>
                 <w:b/>
                 <w:i w:val="0"/>
-                <w:sz w:val="22"/>
+                <w:sz w:val="17"/>
               </w:rPr>
               <w:t>決算確定後すぐ</w:t>
             </w:r>
@@ -2254,7 +2254,7 @@
       <w:tr>
         <w:tc>
           <w:tcPr>
-            <w:tcW w:type="dxa" w:w="1671"/>
+            <w:tcW w:type="dxa" w:w="1682"/>
             <w:vAlign w:val="center"/>
           </w:tcPr>
           <w:p>
@@ -2263,10 +2263,10 @@
             </w:pPr>
             <w:r>
               <w:rPr>
-                <w:rFonts w:ascii="BIZ UDPゴシック" w:hAnsi="BIZ UDPゴシック" w:eastAsia="BIZ UDPゴシック"/>
+                <w:rFonts w:ascii="游ゴシック" w:hAnsi="游ゴシック" w:eastAsia="游ゴシック"/>
                 <w:b w:val="0"/>
                 <w:i w:val="0"/>
-                <w:sz w:val="22"/>
+                <w:sz w:val="17"/>
               </w:rPr>
               <w:t>3</w:t>
             </w:r>
@@ -2274,7 +2274,7 @@
         </w:tc>
         <w:tc>
           <w:tcPr>
-            <w:tcW w:type="dxa" w:w="5027"/>
+            <w:tcW w:type="dxa" w:w="5096"/>
             <w:vAlign w:val="center"/>
           </w:tcPr>
           <w:p>
@@ -2283,10 +2283,10 @@
             </w:pPr>
             <w:r>
               <w:rPr>
-                <w:rFonts w:ascii="BIZ UDPゴシック" w:hAnsi="BIZ UDPゴシック" w:eastAsia="BIZ UDPゴシック"/>
+                <w:rFonts w:ascii="游ゴシック" w:hAnsi="游ゴシック" w:eastAsia="游ゴシック"/>
                 <w:b/>
                 <w:i w:val="0"/>
-                <w:sz w:val="22"/>
+                <w:sz w:val="17"/>
               </w:rPr>
               <w:t>令和7年8〜9月の認定者数の計上方法の変更の有無</w:t>
             </w:r>
@@ -2294,7 +2294,7 @@
         </w:tc>
         <w:tc>
           <w:tcPr>
-            <w:tcW w:type="dxa" w:w="2940"/>
+            <w:tcW w:type="dxa" w:w="2974"/>
             <w:vAlign w:val="center"/>
           </w:tcPr>
           <w:p>
@@ -2303,10 +2303,10 @@
             </w:pPr>
             <w:r>
               <w:rPr>
-                <w:rFonts w:ascii="BIZ UDPゴシック" w:hAnsi="BIZ UDPゴシック" w:eastAsia="BIZ UDPゴシック"/>
+                <w:rFonts w:ascii="游ゴシック" w:hAnsi="游ゴシック" w:eastAsia="游ゴシック"/>
                 <w:b/>
                 <w:i w:val="0"/>
-                <w:sz w:val="22"/>
+                <w:sz w:val="17"/>
               </w:rPr>
               <w:t>至急</w:t>
             </w:r>
@@ -2316,7 +2316,7 @@
       <w:tr>
         <w:tc>
           <w:tcPr>
-            <w:tcW w:type="dxa" w:w="1671"/>
+            <w:tcW w:type="dxa" w:w="1682"/>
             <w:vAlign w:val="center"/>
           </w:tcPr>
           <w:p>
@@ -2325,10 +2325,10 @@
             </w:pPr>
             <w:r>
               <w:rPr>
-                <w:rFonts w:ascii="BIZ UDPゴシック" w:hAnsi="BIZ UDPゴシック" w:eastAsia="BIZ UDPゴシック"/>
+                <w:rFonts w:ascii="游ゴシック" w:hAnsi="游ゴシック" w:eastAsia="游ゴシック"/>
                 <w:b w:val="0"/>
                 <w:i w:val="0"/>
-                <w:sz w:val="22"/>
+                <w:sz w:val="17"/>
               </w:rPr>
               <w:t>4</w:t>
             </w:r>
@@ -2336,7 +2336,7 @@
         </w:tc>
         <w:tc>
           <w:tcPr>
-            <w:tcW w:type="dxa" w:w="5027"/>
+            <w:tcW w:type="dxa" w:w="5096"/>
             <w:vAlign w:val="center"/>
           </w:tcPr>
           <w:p>
@@ -2345,10 +2345,10 @@
             </w:pPr>
             <w:r>
               <w:rPr>
-                <w:rFonts w:ascii="BIZ UDPゴシック" w:hAnsi="BIZ UDPゴシック" w:eastAsia="BIZ UDPゴシック"/>
+                <w:rFonts w:ascii="游ゴシック" w:hAnsi="游ゴシック" w:eastAsia="游ゴシック"/>
                 <w:b/>
                 <w:i w:val="0"/>
-                <w:sz w:val="22"/>
+                <w:sz w:val="17"/>
               </w:rPr>
               <w:t>地域支援事業費の事業別内訳</w:t>
             </w:r>
@@ -2356,7 +2356,7 @@
         </w:tc>
         <w:tc>
           <w:tcPr>
-            <w:tcW w:type="dxa" w:w="2940"/>
+            <w:tcW w:type="dxa" w:w="2974"/>
             <w:vAlign w:val="center"/>
           </w:tcPr>
           <w:p>
@@ -2365,10 +2365,10 @@
             </w:pPr>
             <w:r>
               <w:rPr>
-                <w:rFonts w:ascii="BIZ UDPゴシック" w:hAnsi="BIZ UDPゴシック" w:eastAsia="BIZ UDPゴシック"/>
+                <w:rFonts w:ascii="游ゴシック" w:hAnsi="游ゴシック" w:eastAsia="游ゴシック"/>
                 <w:b/>
                 <w:i w:val="0"/>
-                <w:sz w:val="22"/>
+                <w:sz w:val="17"/>
               </w:rPr>
               <w:t>10月中</w:t>
             </w:r>
@@ -2378,7 +2378,7 @@
       <w:tr>
         <w:tc>
           <w:tcPr>
-            <w:tcW w:type="dxa" w:w="1671"/>
+            <w:tcW w:type="dxa" w:w="1682"/>
             <w:vAlign w:val="center"/>
           </w:tcPr>
           <w:p>
@@ -2387,10 +2387,10 @@
             </w:pPr>
             <w:r>
               <w:rPr>
-                <w:rFonts w:ascii="BIZ UDPゴシック" w:hAnsi="BIZ UDPゴシック" w:eastAsia="BIZ UDPゴシック"/>
+                <w:rFonts w:ascii="游ゴシック" w:hAnsi="游ゴシック" w:eastAsia="游ゴシック"/>
                 <w:b w:val="0"/>
                 <w:i w:val="0"/>
-                <w:sz w:val="22"/>
+                <w:sz w:val="17"/>
               </w:rPr>
               <w:t>5</w:t>
             </w:r>
@@ -2398,7 +2398,7 @@
         </w:tc>
         <w:tc>
           <w:tcPr>
-            <w:tcW w:type="dxa" w:w="5027"/>
+            <w:tcW w:type="dxa" w:w="5096"/>
             <w:vAlign w:val="center"/>
           </w:tcPr>
           <w:p>
@@ -2407,10 +2407,10 @@
             </w:pPr>
             <w:r>
               <w:rPr>
-                <w:rFonts w:ascii="BIZ UDPゴシック" w:hAnsi="BIZ UDPゴシック" w:eastAsia="BIZ UDPゴシック"/>
+                <w:rFonts w:ascii="游ゴシック" w:hAnsi="游ゴシック" w:eastAsia="游ゴシック"/>
                 <w:b/>
                 <w:i w:val="0"/>
-                <w:sz w:val="22"/>
+                <w:sz w:val="17"/>
               </w:rPr>
               <w:t>総合事業の実施状況</w:t>
             </w:r>
@@ -2418,7 +2418,7 @@
         </w:tc>
         <w:tc>
           <w:tcPr>
-            <w:tcW w:type="dxa" w:w="2940"/>
+            <w:tcW w:type="dxa" w:w="2974"/>
             <w:vAlign w:val="center"/>
           </w:tcPr>
           <w:p>
@@ -2427,10 +2427,10 @@
             </w:pPr>
             <w:r>
               <w:rPr>
-                <w:rFonts w:ascii="BIZ UDPゴシック" w:hAnsi="BIZ UDPゴシック" w:eastAsia="BIZ UDPゴシック"/>
+                <w:rFonts w:ascii="游ゴシック" w:hAnsi="游ゴシック" w:eastAsia="游ゴシック"/>
                 <w:b/>
                 <w:i w:val="0"/>
-                <w:sz w:val="22"/>
+                <w:sz w:val="17"/>
               </w:rPr>
               <w:t>10月中</w:t>
             </w:r>
@@ -2440,7 +2440,7 @@
       <w:tr>
         <w:tc>
           <w:tcPr>
-            <w:tcW w:type="dxa" w:w="1671"/>
+            <w:tcW w:type="dxa" w:w="1682"/>
             <w:vAlign w:val="center"/>
           </w:tcPr>
           <w:p>
@@ -2449,10 +2449,10 @@
             </w:pPr>
             <w:r>
               <w:rPr>
-                <w:rFonts w:ascii="BIZ UDPゴシック" w:hAnsi="BIZ UDPゴシック" w:eastAsia="BIZ UDPゴシック"/>
+                <w:rFonts w:ascii="游ゴシック" w:hAnsi="游ゴシック" w:eastAsia="游ゴシック"/>
                 <w:b w:val="0"/>
                 <w:i w:val="0"/>
-                <w:sz w:val="22"/>
+                <w:sz w:val="17"/>
               </w:rPr>
               <w:t>6</w:t>
             </w:r>
@@ -2460,7 +2460,7 @@
         </w:tc>
         <w:tc>
           <w:tcPr>
-            <w:tcW w:type="dxa" w:w="5027"/>
+            <w:tcW w:type="dxa" w:w="5096"/>
             <w:vAlign w:val="center"/>
           </w:tcPr>
           <w:p>
@@ -2469,10 +2469,10 @@
             </w:pPr>
             <w:r>
               <w:rPr>
-                <w:rFonts w:ascii="BIZ UDPゴシック" w:hAnsi="BIZ UDPゴシック" w:eastAsia="BIZ UDPゴシック"/>
+                <w:rFonts w:ascii="游ゴシック" w:hAnsi="游ゴシック" w:eastAsia="游ゴシック"/>
                 <w:b w:val="0"/>
                 <w:i w:val="0"/>
-                <w:sz w:val="22"/>
+                <w:sz w:val="17"/>
               </w:rPr>
               <w:t>成果指標の現状値 17項目</w:t>
             </w:r>
@@ -2480,7 +2480,7 @@
         </w:tc>
         <w:tc>
           <w:tcPr>
-            <w:tcW w:type="dxa" w:w="2940"/>
+            <w:tcW w:type="dxa" w:w="2974"/>
             <w:vAlign w:val="center"/>
           </w:tcPr>
           <w:p>
@@ -2489,10 +2489,10 @@
             </w:pPr>
             <w:r>
               <w:rPr>
-                <w:rFonts w:ascii="BIZ UDPゴシック" w:hAnsi="BIZ UDPゴシック" w:eastAsia="BIZ UDPゴシック"/>
+                <w:rFonts w:ascii="游ゴシック" w:hAnsi="游ゴシック" w:eastAsia="游ゴシック"/>
                 <w:b w:val="0"/>
                 <w:i w:val="0"/>
-                <w:sz w:val="22"/>
+                <w:sz w:val="17"/>
               </w:rPr>
               <w:t>11月の協議会まで</w:t>
             </w:r>
@@ -2502,7 +2502,7 @@
       <w:tr>
         <w:tc>
           <w:tcPr>
-            <w:tcW w:type="dxa" w:w="1671"/>
+            <w:tcW w:type="dxa" w:w="1682"/>
             <w:vAlign w:val="center"/>
           </w:tcPr>
           <w:p>
@@ -2511,10 +2511,10 @@
             </w:pPr>
             <w:r>
               <w:rPr>
-                <w:rFonts w:ascii="BIZ UDPゴシック" w:hAnsi="BIZ UDPゴシック" w:eastAsia="BIZ UDPゴシック"/>
+                <w:rFonts w:ascii="游ゴシック" w:hAnsi="游ゴシック" w:eastAsia="游ゴシック"/>
                 <w:b w:val="0"/>
                 <w:i w:val="0"/>
-                <w:sz w:val="22"/>
+                <w:sz w:val="17"/>
               </w:rPr>
               <w:t>7</w:t>
             </w:r>
@@ -2522,7 +2522,7 @@
         </w:tc>
         <w:tc>
           <w:tcPr>
-            <w:tcW w:type="dxa" w:w="5027"/>
+            <w:tcW w:type="dxa" w:w="5096"/>
             <w:vAlign w:val="center"/>
           </w:tcPr>
           <w:p>
@@ -2531,10 +2531,10 @@
             </w:pPr>
             <w:r>
               <w:rPr>
-                <w:rFonts w:ascii="BIZ UDPゴシック" w:hAnsi="BIZ UDPゴシック" w:eastAsia="BIZ UDPゴシック"/>
+                <w:rFonts w:ascii="游ゴシック" w:hAnsi="游ゴシック" w:eastAsia="游ゴシック"/>
                 <w:b w:val="0"/>
                 <w:i w:val="0"/>
-                <w:sz w:val="22"/>
+                <w:sz w:val="17"/>
               </w:rPr>
               <w:t>認知症対応型共同生活介護の整備の経緯</w:t>
             </w:r>
@@ -2542,7 +2542,7 @@
         </w:tc>
         <w:tc>
           <w:tcPr>
-            <w:tcW w:type="dxa" w:w="2940"/>
+            <w:tcW w:type="dxa" w:w="2974"/>
             <w:vAlign w:val="center"/>
           </w:tcPr>
           <w:p>
@@ -2551,10 +2551,10 @@
             </w:pPr>
             <w:r>
               <w:rPr>
-                <w:rFonts w:ascii="BIZ UDPゴシック" w:hAnsi="BIZ UDPゴシック" w:eastAsia="BIZ UDPゴシック"/>
+                <w:rFonts w:ascii="游ゴシック" w:hAnsi="游ゴシック" w:eastAsia="游ゴシック"/>
                 <w:b w:val="0"/>
                 <w:i w:val="0"/>
-                <w:sz w:val="22"/>
+                <w:sz w:val="17"/>
               </w:rPr>
               <w:t>11月の協議会まで</w:t>
             </w:r>
@@ -2564,7 +2564,7 @@
       <w:tr>
         <w:tc>
           <w:tcPr>
-            <w:tcW w:type="dxa" w:w="1671"/>
+            <w:tcW w:type="dxa" w:w="1682"/>
             <w:vAlign w:val="center"/>
           </w:tcPr>
           <w:p>
@@ -2573,10 +2573,10 @@
             </w:pPr>
             <w:r>
               <w:rPr>
-                <w:rFonts w:ascii="BIZ UDPゴシック" w:hAnsi="BIZ UDPゴシック" w:eastAsia="BIZ UDPゴシック"/>
+                <w:rFonts w:ascii="游ゴシック" w:hAnsi="游ゴシック" w:eastAsia="游ゴシック"/>
                 <w:b w:val="0"/>
                 <w:i w:val="0"/>
-                <w:sz w:val="22"/>
+                <w:sz w:val="17"/>
               </w:rPr>
               <w:t>8</w:t>
             </w:r>
@@ -2584,7 +2584,7 @@
         </w:tc>
         <w:tc>
           <w:tcPr>
-            <w:tcW w:type="dxa" w:w="5027"/>
+            <w:tcW w:type="dxa" w:w="5096"/>
             <w:vAlign w:val="center"/>
           </w:tcPr>
           <w:p>
@@ -2593,10 +2593,10 @@
             </w:pPr>
             <w:r>
               <w:rPr>
-                <w:rFonts w:ascii="BIZ UDPゴシック" w:hAnsi="BIZ UDPゴシック" w:eastAsia="BIZ UDPゴシック"/>
+                <w:rFonts w:ascii="游ゴシック" w:hAnsi="游ゴシック" w:eastAsia="游ゴシック"/>
                 <w:b/>
                 <w:i w:val="0"/>
-                <w:sz w:val="22"/>
+                <w:sz w:val="17"/>
               </w:rPr>
               <w:t>総合事業上限額算定の手引き（Excel）</w:t>
             </w:r>
@@ -2604,7 +2604,7 @@
         </w:tc>
         <w:tc>
           <w:tcPr>
-            <w:tcW w:type="dxa" w:w="2940"/>
+            <w:tcW w:type="dxa" w:w="2974"/>
             <w:vAlign w:val="center"/>
           </w:tcPr>
           <w:p>
@@ -2613,10 +2613,10 @@
             </w:pPr>
             <w:r>
               <w:rPr>
-                <w:rFonts w:ascii="BIZ UDPゴシック" w:hAnsi="BIZ UDPゴシック" w:eastAsia="BIZ UDPゴシック"/>
+                <w:rFonts w:ascii="游ゴシック" w:hAnsi="游ゴシック" w:eastAsia="游ゴシック"/>
                 <w:b/>
                 <w:i w:val="0"/>
-                <w:sz w:val="22"/>
+                <w:sz w:val="17"/>
               </w:rPr>
               <w:t>至急</w:t>
             </w:r>
@@ -2626,7 +2626,7 @@
       <w:tr>
         <w:tc>
           <w:tcPr>
-            <w:tcW w:type="dxa" w:w="1671"/>
+            <w:tcW w:type="dxa" w:w="1682"/>
             <w:vAlign w:val="center"/>
           </w:tcPr>
           <w:p>
@@ -2635,10 +2635,10 @@
             </w:pPr>
             <w:r>
               <w:rPr>
-                <w:rFonts w:ascii="BIZ UDPゴシック" w:hAnsi="BIZ UDPゴシック" w:eastAsia="BIZ UDPゴシック"/>
+                <w:rFonts w:ascii="游ゴシック" w:hAnsi="游ゴシック" w:eastAsia="游ゴシック"/>
                 <w:b w:val="0"/>
                 <w:i w:val="0"/>
-                <w:sz w:val="22"/>
+                <w:sz w:val="17"/>
               </w:rPr>
               <w:t>9</w:t>
             </w:r>
@@ -2646,7 +2646,7 @@
         </w:tc>
         <w:tc>
           <w:tcPr>
-            <w:tcW w:type="dxa" w:w="5027"/>
+            <w:tcW w:type="dxa" w:w="5096"/>
             <w:vAlign w:val="center"/>
           </w:tcPr>
           <w:p>
@@ -2655,10 +2655,10 @@
             </w:pPr>
             <w:r>
               <w:rPr>
-                <w:rFonts w:ascii="BIZ UDPゴシック" w:hAnsi="BIZ UDPゴシック" w:eastAsia="BIZ UDPゴシック"/>
+                <w:rFonts w:ascii="游ゴシック" w:hAnsi="游ゴシック" w:eastAsia="游ゴシック"/>
                 <w:b/>
                 <w:i w:val="0"/>
-                <w:sz w:val="22"/>
+                <w:sz w:val="17"/>
               </w:rPr>
               <w:t>地域支援事業交付金事業実績報告書（Excel）</w:t>
             </w:r>
@@ -2666,7 +2666,7 @@
         </w:tc>
         <w:tc>
           <w:tcPr>
-            <w:tcW w:type="dxa" w:w="2940"/>
+            <w:tcW w:type="dxa" w:w="2974"/>
             <w:vAlign w:val="center"/>
           </w:tcPr>
           <w:p>
@@ -2675,10 +2675,10 @@
             </w:pPr>
             <w:r>
               <w:rPr>
-                <w:rFonts w:ascii="BIZ UDPゴシック" w:hAnsi="BIZ UDPゴシック" w:eastAsia="BIZ UDPゴシック"/>
+                <w:rFonts w:ascii="游ゴシック" w:hAnsi="游ゴシック" w:eastAsia="游ゴシック"/>
                 <w:b/>
                 <w:i w:val="0"/>
-                <w:sz w:val="22"/>
+                <w:sz w:val="17"/>
               </w:rPr>
               <w:t>至急</w:t>
             </w:r>
@@ -2688,7 +2688,7 @@
       <w:tr>
         <w:tc>
           <w:tcPr>
-            <w:tcW w:type="dxa" w:w="1671"/>
+            <w:tcW w:type="dxa" w:w="1682"/>
             <w:vAlign w:val="center"/>
           </w:tcPr>
           <w:p>
@@ -2697,10 +2697,10 @@
             </w:pPr>
             <w:r>
               <w:rPr>
-                <w:rFonts w:ascii="BIZ UDPゴシック" w:hAnsi="BIZ UDPゴシック" w:eastAsia="BIZ UDPゴシック"/>
+                <w:rFonts w:ascii="游ゴシック" w:hAnsi="游ゴシック" w:eastAsia="游ゴシック"/>
                 <w:b w:val="0"/>
                 <w:i w:val="0"/>
-                <w:sz w:val="22"/>
+                <w:sz w:val="17"/>
               </w:rPr>
               <w:t>10</w:t>
             </w:r>
@@ -2708,7 +2708,7 @@
         </w:tc>
         <w:tc>
           <w:tcPr>
-            <w:tcW w:type="dxa" w:w="5027"/>
+            <w:tcW w:type="dxa" w:w="5096"/>
             <w:vAlign w:val="center"/>
           </w:tcPr>
           <w:p>
@@ -2717,10 +2717,10 @@
             </w:pPr>
             <w:r>
               <w:rPr>
-                <w:rFonts w:ascii="BIZ UDPゴシック" w:hAnsi="BIZ UDPゴシック" w:eastAsia="BIZ UDPゴシック"/>
+                <w:rFonts w:ascii="游ゴシック" w:hAnsi="游ゴシック" w:eastAsia="游ゴシック"/>
                 <w:b w:val="0"/>
                 <w:i w:val="0"/>
-                <w:sz w:val="22"/>
+                <w:sz w:val="17"/>
               </w:rPr>
               <w:t>総合事業の実施状況調査への回答の控え</w:t>
             </w:r>
@@ -2728,7 +2728,7 @@
         </w:tc>
         <w:tc>
           <w:tcPr>
-            <w:tcW w:type="dxa" w:w="2940"/>
+            <w:tcW w:type="dxa" w:w="2974"/>
             <w:vAlign w:val="center"/>
           </w:tcPr>
           <w:p>
@@ -2737,10 +2737,10 @@
             </w:pPr>
             <w:r>
               <w:rPr>
-                <w:rFonts w:ascii="BIZ UDPゴシック" w:hAnsi="BIZ UDPゴシック" w:eastAsia="BIZ UDPゴシック"/>
+                <w:rFonts w:ascii="游ゴシック" w:hAnsi="游ゴシック" w:eastAsia="游ゴシック"/>
                 <w:b w:val="0"/>
                 <w:i w:val="0"/>
-                <w:sz w:val="22"/>
+                <w:sz w:val="17"/>
               </w:rPr>
               <w:t>10月中</w:t>
             </w:r>
@@ -2750,7 +2750,7 @@
       <w:tr>
         <w:tc>
           <w:tcPr>
-            <w:tcW w:type="dxa" w:w="1671"/>
+            <w:tcW w:type="dxa" w:w="1682"/>
             <w:vAlign w:val="center"/>
           </w:tcPr>
           <w:p>
@@ -2759,10 +2759,10 @@
             </w:pPr>
             <w:r>
               <w:rPr>
-                <w:rFonts w:ascii="BIZ UDPゴシック" w:hAnsi="BIZ UDPゴシック" w:eastAsia="BIZ UDPゴシック"/>
+                <w:rFonts w:ascii="游ゴシック" w:hAnsi="游ゴシック" w:eastAsia="游ゴシック"/>
                 <w:b w:val="0"/>
                 <w:i w:val="0"/>
-                <w:sz w:val="22"/>
+                <w:sz w:val="17"/>
               </w:rPr>
               <w:t>11</w:t>
             </w:r>
@@ -2770,7 +2770,7 @@
         </w:tc>
         <w:tc>
           <w:tcPr>
-            <w:tcW w:type="dxa" w:w="5027"/>
+            <w:tcW w:type="dxa" w:w="5096"/>
             <w:vAlign w:val="center"/>
           </w:tcPr>
           <w:p>
@@ -2779,10 +2779,10 @@
             </w:pPr>
             <w:r>
               <w:rPr>
-                <w:rFonts w:ascii="BIZ UDPゴシック" w:hAnsi="BIZ UDPゴシック" w:eastAsia="BIZ UDPゴシック"/>
+                <w:rFonts w:ascii="游ゴシック" w:hAnsi="游ゴシック" w:eastAsia="游ゴシック"/>
                 <w:b/>
                 <w:i w:val="0"/>
-                <w:sz w:val="22"/>
+                <w:sz w:val="17"/>
               </w:rPr>
               <w:t>令和6年度のケアプラン点検の実施件数</w:t>
             </w:r>
@@ -2790,7 +2790,7 @@
         </w:tc>
         <w:tc>
           <w:tcPr>
-            <w:tcW w:type="dxa" w:w="2940"/>
+            <w:tcW w:type="dxa" w:w="2974"/>
             <w:vAlign w:val="center"/>
           </w:tcPr>
           <w:p>
@@ -2799,10 +2799,10 @@
             </w:pPr>
             <w:r>
               <w:rPr>
-                <w:rFonts w:ascii="BIZ UDPゴシック" w:hAnsi="BIZ UDPゴシック" w:eastAsia="BIZ UDPゴシック"/>
+                <w:rFonts w:ascii="游ゴシック" w:hAnsi="游ゴシック" w:eastAsia="游ゴシック"/>
                 <w:b/>
                 <w:i w:val="0"/>
-                <w:sz w:val="22"/>
+                <w:sz w:val="17"/>
               </w:rPr>
               <w:t>10月中</w:t>
             </w:r>
@@ -2812,7 +2812,7 @@
       <w:tr>
         <w:tc>
           <w:tcPr>
-            <w:tcW w:type="dxa" w:w="1671"/>
+            <w:tcW w:type="dxa" w:w="1682"/>
             <w:vAlign w:val="center"/>
           </w:tcPr>
           <w:p>
@@ -2821,10 +2821,10 @@
             </w:pPr>
             <w:r>
               <w:rPr>
-                <w:rFonts w:ascii="BIZ UDPゴシック" w:hAnsi="BIZ UDPゴシック" w:eastAsia="BIZ UDPゴシック"/>
+                <w:rFonts w:ascii="游ゴシック" w:hAnsi="游ゴシック" w:eastAsia="游ゴシック"/>
                 <w:b w:val="0"/>
                 <w:i w:val="0"/>
-                <w:sz w:val="22"/>
+                <w:sz w:val="17"/>
               </w:rPr>
               <w:t>12</w:t>
             </w:r>
@@ -2832,7 +2832,7 @@
         </w:tc>
         <w:tc>
           <w:tcPr>
-            <w:tcW w:type="dxa" w:w="5027"/>
+            <w:tcW w:type="dxa" w:w="5096"/>
             <w:vAlign w:val="center"/>
           </w:tcPr>
           <w:p>
@@ -2841,10 +2841,10 @@
             </w:pPr>
             <w:r>
               <w:rPr>
-                <w:rFonts w:ascii="BIZ UDPゴシック" w:hAnsi="BIZ UDPゴシック" w:eastAsia="BIZ UDPゴシック"/>
+                <w:rFonts w:ascii="游ゴシック" w:hAnsi="游ゴシック" w:eastAsia="游ゴシック"/>
                 <w:b/>
                 <w:i w:val="0"/>
-                <w:sz w:val="22"/>
+                <w:sz w:val="17"/>
               </w:rPr>
               <w:t>要介護認定の適正化の実施の内容</w:t>
             </w:r>
@@ -2852,7 +2852,7 @@
         </w:tc>
         <w:tc>
           <w:tcPr>
-            <w:tcW w:type="dxa" w:w="2940"/>
+            <w:tcW w:type="dxa" w:w="2974"/>
             <w:vAlign w:val="center"/>
           </w:tcPr>
           <w:p>
@@ -2861,10 +2861,10 @@
             </w:pPr>
             <w:r>
               <w:rPr>
-                <w:rFonts w:ascii="BIZ UDPゴシック" w:hAnsi="BIZ UDPゴシック" w:eastAsia="BIZ UDPゴシック"/>
+                <w:rFonts w:ascii="游ゴシック" w:hAnsi="游ゴシック" w:eastAsia="游ゴシック"/>
                 <w:b w:val="0"/>
                 <w:i w:val="0"/>
-                <w:sz w:val="22"/>
+                <w:sz w:val="17"/>
               </w:rPr>
               <w:t>10月中</w:t>
             </w:r>
@@ -2874,7 +2874,7 @@
       <w:tr>
         <w:tc>
           <w:tcPr>
-            <w:tcW w:type="dxa" w:w="1671"/>
+            <w:tcW w:type="dxa" w:w="1682"/>
             <w:vAlign w:val="center"/>
           </w:tcPr>
           <w:p>
@@ -2883,10 +2883,10 @@
             </w:pPr>
             <w:r>
               <w:rPr>
-                <w:rFonts w:ascii="BIZ UDPゴシック" w:hAnsi="BIZ UDPゴシック" w:eastAsia="BIZ UDPゴシック"/>
+                <w:rFonts w:ascii="游ゴシック" w:hAnsi="游ゴシック" w:eastAsia="游ゴシック"/>
                 <w:b w:val="0"/>
                 <w:i w:val="0"/>
-                <w:sz w:val="22"/>
+                <w:sz w:val="17"/>
               </w:rPr>
               <w:t>13</w:t>
             </w:r>
@@ -2894,7 +2894,7 @@
         </w:tc>
         <w:tc>
           <w:tcPr>
-            <w:tcW w:type="dxa" w:w="5027"/>
+            <w:tcW w:type="dxa" w:w="5096"/>
             <w:vAlign w:val="center"/>
           </w:tcPr>
           <w:p>
@@ -2903,10 +2903,10 @@
             </w:pPr>
             <w:r>
               <w:rPr>
-                <w:rFonts w:ascii="BIZ UDPゴシック" w:hAnsi="BIZ UDPゴシック" w:eastAsia="BIZ UDPゴシック"/>
+                <w:rFonts w:ascii="游ゴシック" w:hAnsi="游ゴシック" w:eastAsia="游ゴシック"/>
                 <w:b/>
                 <w:i w:val="0"/>
-                <w:sz w:val="22"/>
+                <w:sz w:val="17"/>
               </w:rPr>
               <w:t>令和8年度交付金の該当状況調査票の控え</w:t>
             </w:r>
@@ -2914,7 +2914,7 @@
         </w:tc>
         <w:tc>
           <w:tcPr>
-            <w:tcW w:type="dxa" w:w="2940"/>
+            <w:tcW w:type="dxa" w:w="2974"/>
             <w:vAlign w:val="center"/>
           </w:tcPr>
           <w:p>
@@ -2923,10 +2923,10 @@
             </w:pPr>
             <w:r>
               <w:rPr>
-                <w:rFonts w:ascii="BIZ UDPゴシック" w:hAnsi="BIZ UDPゴシック" w:eastAsia="BIZ UDPゴシック"/>
+                <w:rFonts w:ascii="游ゴシック" w:hAnsi="游ゴシック" w:eastAsia="游ゴシック"/>
                 <w:b w:val="0"/>
                 <w:i w:val="0"/>
-                <w:sz w:val="22"/>
+                <w:sz w:val="17"/>
               </w:rPr>
               <w:t>10月中</w:t>
             </w:r>
@@ -2936,7 +2936,7 @@
       <w:tr>
         <w:tc>
           <w:tcPr>
-            <w:tcW w:type="dxa" w:w="1671"/>
+            <w:tcW w:type="dxa" w:w="1682"/>
             <w:vAlign w:val="center"/>
           </w:tcPr>
           <w:p>
@@ -2945,10 +2945,10 @@
             </w:pPr>
             <w:r>
               <w:rPr>
-                <w:rFonts w:ascii="BIZ UDPゴシック" w:hAnsi="BIZ UDPゴシック" w:eastAsia="BIZ UDPゴシック"/>
+                <w:rFonts w:ascii="游ゴシック" w:hAnsi="游ゴシック" w:eastAsia="游ゴシック"/>
                 <w:b w:val="0"/>
                 <w:i w:val="0"/>
-                <w:sz w:val="22"/>
+                <w:sz w:val="17"/>
               </w:rPr>
               <w:t>14</w:t>
             </w:r>
@@ -2956,7 +2956,7 @@
         </w:tc>
         <w:tc>
           <w:tcPr>
-            <w:tcW w:type="dxa" w:w="5027"/>
+            <w:tcW w:type="dxa" w:w="5096"/>
             <w:vAlign w:val="center"/>
           </w:tcPr>
           <w:p>
@@ -2965,10 +2965,10 @@
             </w:pPr>
             <w:r>
               <w:rPr>
-                <w:rFonts w:ascii="BIZ UDPゴシック" w:hAnsi="BIZ UDPゴシック" w:eastAsia="BIZ UDPゴシック"/>
+                <w:rFonts w:ascii="游ゴシック" w:hAnsi="游ゴシック" w:eastAsia="游ゴシック"/>
                 <w:b/>
                 <w:i w:val="0"/>
-                <w:sz w:val="22"/>
+                <w:sz w:val="17"/>
               </w:rPr>
               <w:t>訪問型サービスB・通所型サービスBの実態</w:t>
             </w:r>
@@ -2976,7 +2976,7 @@
         </w:tc>
         <w:tc>
           <w:tcPr>
-            <w:tcW w:type="dxa" w:w="2940"/>
+            <w:tcW w:type="dxa" w:w="2974"/>
             <w:vAlign w:val="center"/>
           </w:tcPr>
           <w:p>
@@ -2985,10 +2985,10 @@
             </w:pPr>
             <w:r>
               <w:rPr>
-                <w:rFonts w:ascii="BIZ UDPゴシック" w:hAnsi="BIZ UDPゴシック" w:eastAsia="BIZ UDPゴシック"/>
+                <w:rFonts w:ascii="游ゴシック" w:hAnsi="游ゴシック" w:eastAsia="游ゴシック"/>
                 <w:b/>
                 <w:i w:val="0"/>
-                <w:sz w:val="22"/>
+                <w:sz w:val="17"/>
               </w:rPr>
               <w:t>10月中</w:t>
             </w:r>
@@ -2998,7 +2998,7 @@
       <w:tr>
         <w:tc>
           <w:tcPr>
-            <w:tcW w:type="dxa" w:w="1671"/>
+            <w:tcW w:type="dxa" w:w="1682"/>
             <w:vAlign w:val="center"/>
           </w:tcPr>
           <w:p>
@@ -3007,10 +3007,10 @@
             </w:pPr>
             <w:r>
               <w:rPr>
-                <w:rFonts w:ascii="BIZ UDPゴシック" w:hAnsi="BIZ UDPゴシック" w:eastAsia="BIZ UDPゴシック"/>
+                <w:rFonts w:ascii="游ゴシック" w:hAnsi="游ゴシック" w:eastAsia="游ゴシック"/>
                 <w:b w:val="0"/>
                 <w:i w:val="0"/>
-                <w:sz w:val="22"/>
+                <w:sz w:val="17"/>
               </w:rPr>
               <w:t>15</w:t>
             </w:r>
@@ -3018,7 +3018,7 @@
         </w:tc>
         <w:tc>
           <w:tcPr>
-            <w:tcW w:type="dxa" w:w="5027"/>
+            <w:tcW w:type="dxa" w:w="5096"/>
             <w:vAlign w:val="center"/>
           </w:tcPr>
           <w:p>
@@ -3027,10 +3027,10 @@
             </w:pPr>
             <w:r>
               <w:rPr>
-                <w:rFonts w:ascii="BIZ UDPゴシック" w:hAnsi="BIZ UDPゴシック" w:eastAsia="BIZ UDPゴシック"/>
+                <w:rFonts w:ascii="游ゴシック" w:hAnsi="游ゴシック" w:eastAsia="游ゴシック"/>
                 <w:b/>
                 <w:i w:val="0"/>
-                <w:sz w:val="22"/>
+                <w:sz w:val="17"/>
               </w:rPr>
               <w:t>介護給付費適正化方策と、その評価指標を定めた文書</w:t>
             </w:r>
@@ -3038,7 +3038,7 @@
         </w:tc>
         <w:tc>
           <w:tcPr>
-            <w:tcW w:type="dxa" w:w="2940"/>
+            <w:tcW w:type="dxa" w:w="2974"/>
             <w:vAlign w:val="center"/>
           </w:tcPr>
           <w:p>
@@ -3047,10 +3047,10 @@
             </w:pPr>
             <w:r>
               <w:rPr>
-                <w:rFonts w:ascii="BIZ UDPゴシック" w:hAnsi="BIZ UDPゴシック" w:eastAsia="BIZ UDPゴシック"/>
+                <w:rFonts w:ascii="游ゴシック" w:hAnsi="游ゴシック" w:eastAsia="游ゴシック"/>
                 <w:b/>
                 <w:i w:val="0"/>
-                <w:sz w:val="22"/>
+                <w:sz w:val="17"/>
               </w:rPr>
               <w:t>至急</w:t>
             </w:r>
@@ -3060,7 +3060,7 @@
       <w:tr>
         <w:tc>
           <w:tcPr>
-            <w:tcW w:type="dxa" w:w="1671"/>
+            <w:tcW w:type="dxa" w:w="1682"/>
             <w:vAlign w:val="center"/>
           </w:tcPr>
           <w:p>
@@ -3069,10 +3069,10 @@
             </w:pPr>
             <w:r>
               <w:rPr>
-                <w:rFonts w:ascii="BIZ UDPゴシック" w:hAnsi="BIZ UDPゴシック" w:eastAsia="BIZ UDPゴシック"/>
+                <w:rFonts w:ascii="游ゴシック" w:hAnsi="游ゴシック" w:eastAsia="游ゴシック"/>
                 <w:b w:val="0"/>
                 <w:i w:val="0"/>
-                <w:sz w:val="22"/>
+                <w:sz w:val="17"/>
               </w:rPr>
               <w:t>16</w:t>
             </w:r>
@@ -3080,7 +3080,7 @@
         </w:tc>
         <w:tc>
           <w:tcPr>
-            <w:tcW w:type="dxa" w:w="5027"/>
+            <w:tcW w:type="dxa" w:w="5096"/>
             <w:vAlign w:val="center"/>
           </w:tcPr>
           <w:p>
@@ -3089,10 +3089,10 @@
             </w:pPr>
             <w:r>
               <w:rPr>
-                <w:rFonts w:ascii="BIZ UDPゴシック" w:hAnsi="BIZ UDPゴシック" w:eastAsia="BIZ UDPゴシック"/>
+                <w:rFonts w:ascii="游ゴシック" w:hAnsi="游ゴシック" w:eastAsia="游ゴシック"/>
                 <w:b/>
                 <w:i w:val="0"/>
-                <w:sz w:val="22"/>
+                <w:sz w:val="17"/>
               </w:rPr>
               <w:t>地域密着型通所介護の実績が0になった経緯</w:t>
             </w:r>
@@ -3100,7 +3100,7 @@
         </w:tc>
         <w:tc>
           <w:tcPr>
-            <w:tcW w:type="dxa" w:w="2940"/>
+            <w:tcW w:type="dxa" w:w="2974"/>
             <w:vAlign w:val="center"/>
           </w:tcPr>
           <w:p>
@@ -3109,10 +3109,10 @@
             </w:pPr>
             <w:r>
               <w:rPr>
-                <w:rFonts w:ascii="BIZ UDPゴシック" w:hAnsi="BIZ UDPゴシック" w:eastAsia="BIZ UDPゴシック"/>
+                <w:rFonts w:ascii="游ゴシック" w:hAnsi="游ゴシック" w:eastAsia="游ゴシック"/>
                 <w:b w:val="0"/>
                 <w:i w:val="0"/>
-                <w:sz w:val="22"/>
+                <w:sz w:val="17"/>
               </w:rPr>
               <w:t>10月中</w:t>
             </w:r>
@@ -3122,7 +3122,7 @@
       <w:tr>
         <w:tc>
           <w:tcPr>
-            <w:tcW w:type="dxa" w:w="1671"/>
+            <w:tcW w:type="dxa" w:w="1682"/>
             <w:vAlign w:val="center"/>
           </w:tcPr>
           <w:p>
@@ -3131,10 +3131,10 @@
             </w:pPr>
             <w:r>
               <w:rPr>
-                <w:rFonts w:ascii="BIZ UDPゴシック" w:hAnsi="BIZ UDPゴシック" w:eastAsia="BIZ UDPゴシック"/>
+                <w:rFonts w:ascii="游ゴシック" w:hAnsi="游ゴシック" w:eastAsia="游ゴシック"/>
                 <w:b w:val="0"/>
                 <w:i w:val="0"/>
-                <w:sz w:val="22"/>
+                <w:sz w:val="17"/>
               </w:rPr>
               <w:t>17</w:t>
             </w:r>
@@ -3142,7 +3142,7 @@
         </w:tc>
         <w:tc>
           <w:tcPr>
-            <w:tcW w:type="dxa" w:w="5027"/>
+            <w:tcW w:type="dxa" w:w="5096"/>
             <w:vAlign w:val="center"/>
           </w:tcPr>
           <w:p>
@@ -3151,10 +3151,10 @@
             </w:pPr>
             <w:r>
               <w:rPr>
-                <w:rFonts w:ascii="BIZ UDPゴシック" w:hAnsi="BIZ UDPゴシック" w:eastAsia="BIZ UDPゴシック"/>
+                <w:rFonts w:ascii="游ゴシック" w:hAnsi="游ゴシック" w:eastAsia="游ゴシック"/>
                 <w:b/>
                 <w:i w:val="0"/>
-                <w:sz w:val="22"/>
+                <w:sz w:val="17"/>
               </w:rPr>
               <w:t>見える化システム「要介護認定率」の県内比較の出力</w:t>
             </w:r>
@@ -3162,7 +3162,7 @@
         </w:tc>
         <w:tc>
           <w:tcPr>
-            <w:tcW w:type="dxa" w:w="2940"/>
+            <w:tcW w:type="dxa" w:w="2974"/>
             <w:vAlign w:val="center"/>
           </w:tcPr>
           <w:p>
@@ -3171,10 +3171,10 @@
             </w:pPr>
             <w:r>
               <w:rPr>
-                <w:rFonts w:ascii="BIZ UDPゴシック" w:hAnsi="BIZ UDPゴシック" w:eastAsia="BIZ UDPゴシック"/>
+                <w:rFonts w:ascii="游ゴシック" w:hAnsi="游ゴシック" w:eastAsia="游ゴシック"/>
                 <w:b w:val="0"/>
                 <w:i w:val="0"/>
-                <w:sz w:val="22"/>
+                <w:sz w:val="17"/>
               </w:rPr>
               <w:t>10月中</w:t>
             </w:r>
@@ -3184,7 +3184,7 @@
       <w:tr>
         <w:tc>
           <w:tcPr>
-            <w:tcW w:type="dxa" w:w="1671"/>
+            <w:tcW w:type="dxa" w:w="1682"/>
             <w:vAlign w:val="center"/>
           </w:tcPr>
           <w:p>
@@ -3193,10 +3193,10 @@
             </w:pPr>
             <w:r>
               <w:rPr>
-                <w:rFonts w:ascii="BIZ UDPゴシック" w:hAnsi="BIZ UDPゴシック" w:eastAsia="BIZ UDPゴシック"/>
+                <w:rFonts w:ascii="游ゴシック" w:hAnsi="游ゴシック" w:eastAsia="游ゴシック"/>
                 <w:b w:val="0"/>
                 <w:i w:val="0"/>
-                <w:sz w:val="22"/>
+                <w:sz w:val="17"/>
               </w:rPr>
               <w:t>18</w:t>
             </w:r>
@@ -3204,7 +3204,7 @@
         </w:tc>
         <w:tc>
           <w:tcPr>
-            <w:tcW w:type="dxa" w:w="5027"/>
+            <w:tcW w:type="dxa" w:w="5096"/>
             <w:vAlign w:val="center"/>
           </w:tcPr>
           <w:p>
@@ -3213,10 +3213,10 @@
             </w:pPr>
             <w:r>
               <w:rPr>
-                <w:rFonts w:ascii="BIZ UDPゴシック" w:hAnsi="BIZ UDPゴシック" w:eastAsia="BIZ UDPゴシック"/>
+                <w:rFonts w:ascii="游ゴシック" w:hAnsi="游ゴシック" w:eastAsia="游ゴシック"/>
                 <w:b w:val="0"/>
                 <w:i w:val="0"/>
-                <w:sz w:val="22"/>
+                <w:sz w:val="17"/>
               </w:rPr>
               <w:t>広域連合分の該当状況調査票集計表</w:t>
             </w:r>
@@ -3224,7 +3224,7 @@
         </w:tc>
         <w:tc>
           <w:tcPr>
-            <w:tcW w:type="dxa" w:w="2940"/>
+            <w:tcW w:type="dxa" w:w="2974"/>
             <w:vAlign w:val="center"/>
           </w:tcPr>
           <w:p>
@@ -3233,10 +3233,10 @@
             </w:pPr>
             <w:r>
               <w:rPr>
-                <w:rFonts w:ascii="BIZ UDPゴシック" w:hAnsi="BIZ UDPゴシック" w:eastAsia="BIZ UDPゴシック"/>
+                <w:rFonts w:ascii="游ゴシック" w:hAnsi="游ゴシック" w:eastAsia="游ゴシック"/>
                 <w:b w:val="0"/>
                 <w:i w:val="0"/>
-                <w:sz w:val="22"/>
+                <w:sz w:val="17"/>
               </w:rPr>
               <w:t>随時</w:t>
             </w:r>
@@ -3246,7 +3246,7 @@
       <w:tr>
         <w:tc>
           <w:tcPr>
-            <w:tcW w:type="dxa" w:w="1671"/>
+            <w:tcW w:type="dxa" w:w="1682"/>
             <w:vAlign w:val="center"/>
           </w:tcPr>
           <w:p>
@@ -3255,10 +3255,10 @@
             </w:pPr>
             <w:r>
               <w:rPr>
-                <w:rFonts w:ascii="BIZ UDPゴシック" w:hAnsi="BIZ UDPゴシック" w:eastAsia="BIZ UDPゴシック"/>
+                <w:rFonts w:ascii="游ゴシック" w:hAnsi="游ゴシック" w:eastAsia="游ゴシック"/>
                 <w:b w:val="0"/>
                 <w:i w:val="0"/>
-                <w:sz w:val="22"/>
+                <w:sz w:val="17"/>
               </w:rPr>
               <w:t>19</w:t>
             </w:r>
@@ -3266,7 +3266,7 @@
         </w:tc>
         <w:tc>
           <w:tcPr>
-            <w:tcW w:type="dxa" w:w="5027"/>
+            <w:tcW w:type="dxa" w:w="5096"/>
             <w:vAlign w:val="center"/>
           </w:tcPr>
           <w:p>
@@ -3275,10 +3275,10 @@
             </w:pPr>
             <w:r>
               <w:rPr>
-                <w:rFonts w:ascii="BIZ UDPゴシック" w:hAnsi="BIZ UDPゴシック" w:eastAsia="BIZ UDPゴシック"/>
+                <w:rFonts w:ascii="游ゴシック" w:hAnsi="游ゴシック" w:eastAsia="游ゴシック"/>
                 <w:b/>
                 <w:i w:val="0"/>
-                <w:sz w:val="22"/>
+                <w:sz w:val="17"/>
               </w:rPr>
               <w:t>令和7年度調査結果報告書の在宅介護実態調査の回収数</w:t>
             </w:r>
@@ -3286,7 +3286,7 @@
         </w:tc>
         <w:tc>
           <w:tcPr>
-            <w:tcW w:type="dxa" w:w="2940"/>
+            <w:tcW w:type="dxa" w:w="2974"/>
             <w:vAlign w:val="center"/>
           </w:tcPr>
           <w:p>
@@ -3295,10 +3295,10 @@
             </w:pPr>
             <w:r>
               <w:rPr>
-                <w:rFonts w:ascii="BIZ UDPゴシック" w:hAnsi="BIZ UDPゴシック" w:eastAsia="BIZ UDPゴシック"/>
+                <w:rFonts w:ascii="游ゴシック" w:hAnsi="游ゴシック" w:eastAsia="游ゴシック"/>
                 <w:b/>
                 <w:i w:val="0"/>
-                <w:sz w:val="22"/>
+                <w:sz w:val="17"/>
               </w:rPr>
               <w:t>至急</w:t>
             </w:r>
@@ -3314,16 +3314,16 @@
     <w:p>
       <w:pPr>
         <w:keepNext/>
-        <w:spacing w:before="360" w:after="180"/>
+        <w:spacing w:before="240" w:after="100"/>
       </w:pPr>
       <w:bookmarkStart w:id="104" w:name="_Toc_004"/>
       <w:r>
         <w:rPr>
-          <w:rFonts w:ascii="BIZ UDPゴシック" w:hAnsi="BIZ UDPゴシック" w:eastAsia="BIZ UDPゴシック"/>
+          <w:rFonts w:ascii="游ゴシック" w:hAnsi="游ゴシック" w:eastAsia="游ゴシック"/>
           <w:b/>
           <w:i w:val="0"/>
           <w:color w:val="2E74B5"/>
-          <w:sz w:val="32"/>
+          <w:sz w:val="30"/>
         </w:rPr>
         <w:t>4　配布資料</w:t>
       </w:r>
@@ -3349,15 +3349,15 @@
         </w:tblCellMar>
       </w:tblPr>
       <w:tblGrid>
-        <w:gridCol w:w="1144"/>
-        <w:gridCol w:w="2308"/>
-        <w:gridCol w:w="1259"/>
-        <w:gridCol w:w="4927"/>
+        <w:gridCol w:w="1146"/>
+        <w:gridCol w:w="2334"/>
+        <w:gridCol w:w="1264"/>
+        <w:gridCol w:w="5007"/>
       </w:tblGrid>
       <w:tr>
         <w:tc>
           <w:tcPr>
-            <w:tcW w:type="dxa" w:w="1144"/>
+            <w:tcW w:type="dxa" w:w="1146"/>
             <w:shd w:val="clear" w:fill="1F3864"/>
             <w:vAlign w:val="center"/>
           </w:tcPr>
@@ -3368,11 +3368,11 @@
             </w:pPr>
             <w:r>
               <w:rPr>
-                <w:rFonts w:ascii="BIZ UDPゴシック" w:hAnsi="BIZ UDPゴシック" w:eastAsia="BIZ UDPゴシック"/>
+                <w:rFonts w:ascii="游ゴシック" w:hAnsi="游ゴシック" w:eastAsia="游ゴシック"/>
                 <w:b/>
                 <w:i w:val="0"/>
                 <w:color w:val="FFFFFF"/>
-                <w:sz w:val="22"/>
+                <w:sz w:val="17"/>
               </w:rPr>
               <w:t>#</w:t>
             </w:r>
@@ -3380,7 +3380,7 @@
         </w:tc>
         <w:tc>
           <w:tcPr>
-            <w:tcW w:type="dxa" w:w="2308"/>
+            <w:tcW w:type="dxa" w:w="2334"/>
             <w:shd w:val="clear" w:fill="1F3864"/>
             <w:vAlign w:val="center"/>
           </w:tcPr>
@@ -3391,11 +3391,11 @@
             </w:pPr>
             <w:r>
               <w:rPr>
-                <w:rFonts w:ascii="BIZ UDPゴシック" w:hAnsi="BIZ UDPゴシック" w:eastAsia="BIZ UDPゴシック"/>
+                <w:rFonts w:ascii="游ゴシック" w:hAnsi="游ゴシック" w:eastAsia="游ゴシック"/>
                 <w:b/>
                 <w:i w:val="0"/>
                 <w:color w:val="FFFFFF"/>
-                <w:sz w:val="22"/>
+                <w:sz w:val="17"/>
               </w:rPr>
               <w:t>資料</w:t>
             </w:r>
@@ -3403,7 +3403,7 @@
         </w:tc>
         <w:tc>
           <w:tcPr>
-            <w:tcW w:type="dxa" w:w="1259"/>
+            <w:tcW w:type="dxa" w:w="1264"/>
             <w:shd w:val="clear" w:fill="1F3864"/>
             <w:vAlign w:val="center"/>
           </w:tcPr>
@@ -3414,11 +3414,11 @@
             </w:pPr>
             <w:r>
               <w:rPr>
-                <w:rFonts w:ascii="BIZ UDPゴシック" w:hAnsi="BIZ UDPゴシック" w:eastAsia="BIZ UDPゴシック"/>
+                <w:rFonts w:ascii="游ゴシック" w:hAnsi="游ゴシック" w:eastAsia="游ゴシック"/>
                 <w:b/>
                 <w:i w:val="0"/>
                 <w:color w:val="FFFFFF"/>
-                <w:sz w:val="22"/>
+                <w:sz w:val="17"/>
               </w:rPr>
               <w:t>作成日</w:t>
             </w:r>
@@ -3426,7 +3426,7 @@
         </w:tc>
         <w:tc>
           <w:tcPr>
-            <w:tcW w:type="dxa" w:w="4927"/>
+            <w:tcW w:type="dxa" w:w="5007"/>
             <w:shd w:val="clear" w:fill="1F3864"/>
             <w:vAlign w:val="center"/>
           </w:tcPr>
@@ -3437,11 +3437,11 @@
             </w:pPr>
             <w:r>
               <w:rPr>
-                <w:rFonts w:ascii="BIZ UDPゴシック" w:hAnsi="BIZ UDPゴシック" w:eastAsia="BIZ UDPゴシック"/>
+                <w:rFonts w:ascii="游ゴシック" w:hAnsi="游ゴシック" w:eastAsia="游ゴシック"/>
                 <w:b/>
                 <w:i w:val="0"/>
                 <w:color w:val="FFFFFF"/>
-                <w:sz w:val="22"/>
+                <w:sz w:val="17"/>
               </w:rPr>
               <w:t>備考</w:t>
             </w:r>
@@ -3451,7 +3451,7 @@
       <w:tr>
         <w:tc>
           <w:tcPr>
-            <w:tcW w:type="dxa" w:w="1144"/>
+            <w:tcW w:type="dxa" w:w="1146"/>
             <w:vAlign w:val="center"/>
           </w:tcPr>
           <w:p>
@@ -3460,10 +3460,10 @@
             </w:pPr>
             <w:r>
               <w:rPr>
-                <w:rFonts w:ascii="BIZ UDPゴシック" w:hAnsi="BIZ UDPゴシック" w:eastAsia="BIZ UDPゴシック"/>
+                <w:rFonts w:ascii="游ゴシック" w:hAnsi="游ゴシック" w:eastAsia="游ゴシック"/>
                 <w:b w:val="0"/>
                 <w:i w:val="0"/>
-                <w:sz w:val="22"/>
+                <w:sz w:val="17"/>
               </w:rPr>
               <w:t>1</w:t>
             </w:r>
@@ -3471,7 +3471,7 @@
         </w:tc>
         <w:tc>
           <w:tcPr>
-            <w:tcW w:type="dxa" w:w="2308"/>
+            <w:tcW w:type="dxa" w:w="2334"/>
             <w:vAlign w:val="center"/>
           </w:tcPr>
           <w:p>
@@ -3480,10 +3480,10 @@
             </w:pPr>
             <w:r>
               <w:rPr>
-                <w:rFonts w:ascii="BIZ UDPゴシック" w:hAnsi="BIZ UDPゴシック" w:eastAsia="BIZ UDPゴシック"/>
+                <w:rFonts w:ascii="游ゴシック" w:hAnsi="游ゴシック" w:eastAsia="游ゴシック"/>
                 <w:b w:val="0"/>
                 <w:i w:val="0"/>
-                <w:sz w:val="22"/>
+                <w:sz w:val="17"/>
               </w:rPr>
               <w:t>本打合せ資料（次第・現在地と論点・決定依頼事項一覧）</w:t>
             </w:r>
@@ -3491,7 +3491,7 @@
         </w:tc>
         <w:tc>
           <w:tcPr>
-            <w:tcW w:type="dxa" w:w="1259"/>
+            <w:tcW w:type="dxa" w:w="1264"/>
             <w:vAlign w:val="center"/>
           </w:tcPr>
           <w:p>
@@ -3500,10 +3500,10 @@
             </w:pPr>
             <w:r>
               <w:rPr>
-                <w:rFonts w:ascii="BIZ UDPゴシック" w:hAnsi="BIZ UDPゴシック" w:eastAsia="BIZ UDPゴシック"/>
+                <w:rFonts w:ascii="游ゴシック" w:hAnsi="游ゴシック" w:eastAsia="游ゴシック"/>
                 <w:b w:val="0"/>
                 <w:i w:val="0"/>
-                <w:sz w:val="22"/>
+                <w:sz w:val="17"/>
               </w:rPr>
               <w:t>本日</w:t>
             </w:r>
@@ -3511,7 +3511,7 @@
         </w:tc>
         <w:tc>
           <w:tcPr>
-            <w:tcW w:type="dxa" w:w="4927"/>
+            <w:tcW w:type="dxa" w:w="5007"/>
             <w:vAlign w:val="center"/>
           </w:tcPr>
           <w:p>
@@ -3520,10 +3520,10 @@
             </w:pPr>
             <w:r>
               <w:rPr>
-                <w:rFonts w:ascii="BIZ UDPゴシック" w:hAnsi="BIZ UDPゴシック" w:eastAsia="BIZ UDPゴシック"/>
+                <w:rFonts w:ascii="游ゴシック" w:hAnsi="游ゴシック" w:eastAsia="游ゴシック"/>
                 <w:b w:val="0"/>
                 <w:i w:val="0"/>
-                <w:sz w:val="22"/>
+                <w:sz w:val="17"/>
               </w:rPr>
               <w:t>―</w:t>
             </w:r>
@@ -3533,7 +3533,7 @@
       <w:tr>
         <w:tc>
           <w:tcPr>
-            <w:tcW w:type="dxa" w:w="1144"/>
+            <w:tcW w:type="dxa" w:w="1146"/>
             <w:vAlign w:val="center"/>
           </w:tcPr>
           <w:p>
@@ -3542,10 +3542,10 @@
             </w:pPr>
             <w:r>
               <w:rPr>
-                <w:rFonts w:ascii="BIZ UDPゴシック" w:hAnsi="BIZ UDPゴシック" w:eastAsia="BIZ UDPゴシック"/>
+                <w:rFonts w:ascii="游ゴシック" w:hAnsi="游ゴシック" w:eastAsia="游ゴシック"/>
                 <w:b w:val="0"/>
                 <w:i w:val="0"/>
-                <w:sz w:val="22"/>
+                <w:sz w:val="17"/>
               </w:rPr>
               <w:t>2</w:t>
             </w:r>
@@ -3553,7 +3553,7 @@
         </w:tc>
         <w:tc>
           <w:tcPr>
-            <w:tcW w:type="dxa" w:w="2308"/>
+            <w:tcW w:type="dxa" w:w="2334"/>
             <w:vAlign w:val="center"/>
           </w:tcPr>
           <w:p>
@@ -3562,10 +3562,10 @@
             </w:pPr>
             <w:r>
               <w:rPr>
-                <w:rFonts w:ascii="BIZ UDPゴシック" w:hAnsi="BIZ UDPゴシック" w:eastAsia="BIZ UDPゴシック"/>
+                <w:rFonts w:ascii="游ゴシック" w:hAnsi="游ゴシック" w:eastAsia="游ゴシック"/>
                 <w:b w:val="0"/>
                 <w:i w:val="0"/>
-                <w:sz w:val="22"/>
+                <w:sz w:val="17"/>
               </w:rPr>
               <w:t>小野町_見える化_推計が通りました_20260928.docx</w:t>
             </w:r>
@@ -3573,7 +3573,7 @@
         </w:tc>
         <w:tc>
           <w:tcPr>
-            <w:tcW w:type="dxa" w:w="1259"/>
+            <w:tcW w:type="dxa" w:w="1264"/>
             <w:vAlign w:val="center"/>
           </w:tcPr>
           <w:p>
@@ -3582,10 +3582,10 @@
             </w:pPr>
             <w:r>
               <w:rPr>
-                <w:rFonts w:ascii="BIZ UDPゴシック" w:hAnsi="BIZ UDPゴシック" w:eastAsia="BIZ UDPゴシック"/>
+                <w:rFonts w:ascii="游ゴシック" w:hAnsi="游ゴシック" w:eastAsia="游ゴシック"/>
                 <w:b w:val="0"/>
                 <w:i w:val="0"/>
-                <w:sz w:val="22"/>
+                <w:sz w:val="17"/>
               </w:rPr>
               <w:t>9月28日</w:t>
             </w:r>
@@ -3593,7 +3593,7 @@
         </w:tc>
         <w:tc>
           <w:tcPr>
-            <w:tcW w:type="dxa" w:w="4927"/>
+            <w:tcW w:type="dxa" w:w="5007"/>
             <w:vAlign w:val="center"/>
           </w:tcPr>
           <w:p>
@@ -3602,10 +3602,10 @@
             </w:pPr>
             <w:r>
               <w:rPr>
-                <w:rFonts w:ascii="BIZ UDPゴシック" w:hAnsi="BIZ UDPゴシック" w:eastAsia="BIZ UDPゴシック"/>
+                <w:rFonts w:ascii="游ゴシック" w:hAnsi="游ゴシック" w:eastAsia="游ゴシック"/>
                 <w:b/>
                 <w:i w:val="0"/>
-                <w:sz w:val="22"/>
+                <w:sz w:val="17"/>
               </w:rPr>
               <w:t>推計の結果と当方の算定との突合</w:t>
             </w:r>
@@ -3615,7 +3615,7 @@
       <w:tr>
         <w:tc>
           <w:tcPr>
-            <w:tcW w:type="dxa" w:w="1144"/>
+            <w:tcW w:type="dxa" w:w="1146"/>
             <w:vAlign w:val="center"/>
           </w:tcPr>
           <w:p>
@@ -3624,10 +3624,10 @@
             </w:pPr>
             <w:r>
               <w:rPr>
-                <w:rFonts w:ascii="BIZ UDPゴシック" w:hAnsi="BIZ UDPゴシック" w:eastAsia="BIZ UDPゴシック"/>
+                <w:rFonts w:ascii="游ゴシック" w:hAnsi="游ゴシック" w:eastAsia="游ゴシック"/>
                 <w:b w:val="0"/>
                 <w:i w:val="0"/>
-                <w:sz w:val="22"/>
+                <w:sz w:val="17"/>
               </w:rPr>
               <w:t>3</w:t>
             </w:r>
@@ -3635,7 +3635,7 @@
         </w:tc>
         <w:tc>
           <w:tcPr>
-            <w:tcW w:type="dxa" w:w="2308"/>
+            <w:tcW w:type="dxa" w:w="2334"/>
             <w:vAlign w:val="center"/>
           </w:tcPr>
           <w:p>
@@ -3644,10 +3644,10 @@
             </w:pPr>
             <w:r>
               <w:rPr>
-                <w:rFonts w:ascii="BIZ UDPゴシック" w:hAnsi="BIZ UDPゴシック" w:eastAsia="BIZ UDPゴシック"/>
+                <w:rFonts w:ascii="游ゴシック" w:hAnsi="游ゴシック" w:eastAsia="游ゴシック"/>
                 <w:b w:val="0"/>
                 <w:i w:val="0"/>
-                <w:sz w:val="22"/>
+                <w:sz w:val="17"/>
               </w:rPr>
               <w:t>小野町_見える化_システムとの突合_20260928.xlsx</w:t>
             </w:r>
@@ -3655,7 +3655,7 @@
         </w:tc>
         <w:tc>
           <w:tcPr>
-            <w:tcW w:type="dxa" w:w="1259"/>
+            <w:tcW w:type="dxa" w:w="1264"/>
             <w:vAlign w:val="center"/>
           </w:tcPr>
           <w:p>
@@ -3664,10 +3664,10 @@
             </w:pPr>
             <w:r>
               <w:rPr>
-                <w:rFonts w:ascii="BIZ UDPゴシック" w:hAnsi="BIZ UDPゴシック" w:eastAsia="BIZ UDPゴシック"/>
+                <w:rFonts w:ascii="游ゴシック" w:hAnsi="游ゴシック" w:eastAsia="游ゴシック"/>
                 <w:b w:val="0"/>
                 <w:i w:val="0"/>
-                <w:sz w:val="22"/>
+                <w:sz w:val="17"/>
               </w:rPr>
               <w:t>9月28日</w:t>
             </w:r>
@@ -3675,7 +3675,7 @@
         </w:tc>
         <w:tc>
           <w:tcPr>
-            <w:tcW w:type="dxa" w:w="4927"/>
+            <w:tcW w:type="dxa" w:w="5007"/>
             <w:vAlign w:val="center"/>
           </w:tcPr>
           <w:p>
@@ -3684,10 +3684,10 @@
             </w:pPr>
             <w:r>
               <w:rPr>
-                <w:rFonts w:ascii="BIZ UDPゴシック" w:hAnsi="BIZ UDPゴシック" w:eastAsia="BIZ UDPゴシック"/>
+                <w:rFonts w:ascii="游ゴシック" w:hAnsi="游ゴシック" w:eastAsia="游ゴシック"/>
                 <w:b w:val="0"/>
                 <w:i w:val="0"/>
-                <w:sz w:val="22"/>
+                <w:sz w:val="17"/>
               </w:rPr>
               <w:t>同上の計数編</w:t>
             </w:r>
@@ -3697,7 +3697,7 @@
       <w:tr>
         <w:tc>
           <w:tcPr>
-            <w:tcW w:type="dxa" w:w="1144"/>
+            <w:tcW w:type="dxa" w:w="1146"/>
             <w:vAlign w:val="center"/>
           </w:tcPr>
           <w:p>
@@ -3706,10 +3706,10 @@
             </w:pPr>
             <w:r>
               <w:rPr>
-                <w:rFonts w:ascii="BIZ UDPゴシック" w:hAnsi="BIZ UDPゴシック" w:eastAsia="BIZ UDPゴシック"/>
+                <w:rFonts w:ascii="游ゴシック" w:hAnsi="游ゴシック" w:eastAsia="游ゴシック"/>
                 <w:b w:val="0"/>
                 <w:i w:val="0"/>
-                <w:sz w:val="22"/>
+                <w:sz w:val="17"/>
               </w:rPr>
               <w:t>4</w:t>
             </w:r>
@@ -3717,7 +3717,7 @@
         </w:tc>
         <w:tc>
           <w:tcPr>
-            <w:tcW w:type="dxa" w:w="2308"/>
+            <w:tcW w:type="dxa" w:w="2334"/>
             <w:vAlign w:val="center"/>
           </w:tcPr>
           <w:p>
@@ -3726,10 +3726,10 @@
             </w:pPr>
             <w:r>
               <w:rPr>
-                <w:rFonts w:ascii="BIZ UDPゴシック" w:hAnsi="BIZ UDPゴシック" w:eastAsia="BIZ UDPゴシック"/>
+                <w:rFonts w:ascii="游ゴシック" w:hAnsi="游ゴシック" w:eastAsia="游ゴシック"/>
                 <w:b w:val="0"/>
                 <w:i w:val="0"/>
-                <w:sz w:val="22"/>
+                <w:sz w:val="17"/>
               </w:rPr>
               <w:t>小野町_第10期_サービス見込量の算定結果_20260925.docx</w:t>
             </w:r>
@@ -3737,7 +3737,7 @@
         </w:tc>
         <w:tc>
           <w:tcPr>
-            <w:tcW w:type="dxa" w:w="1259"/>
+            <w:tcW w:type="dxa" w:w="1264"/>
             <w:vAlign w:val="center"/>
           </w:tcPr>
           <w:p>
@@ -3746,10 +3746,10 @@
             </w:pPr>
             <w:r>
               <w:rPr>
-                <w:rFonts w:ascii="BIZ UDPゴシック" w:hAnsi="BIZ UDPゴシック" w:eastAsia="BIZ UDPゴシック"/>
+                <w:rFonts w:ascii="游ゴシック" w:hAnsi="游ゴシック" w:eastAsia="游ゴシック"/>
                 <w:b w:val="0"/>
                 <w:i w:val="0"/>
-                <w:sz w:val="22"/>
+                <w:sz w:val="17"/>
               </w:rPr>
               <w:t>9月25日</w:t>
             </w:r>
@@ -3757,7 +3757,7 @@
         </w:tc>
         <w:tc>
           <w:tcPr>
-            <w:tcW w:type="dxa" w:w="4927"/>
+            <w:tcW w:type="dxa" w:w="5007"/>
             <w:vAlign w:val="center"/>
           </w:tcPr>
           <w:p>
@@ -3766,10 +3766,10 @@
             </w:pPr>
             <w:r>
               <w:rPr>
-                <w:rFonts w:ascii="BIZ UDPゴシック" w:hAnsi="BIZ UDPゴシック" w:eastAsia="BIZ UDPゴシック"/>
+                <w:rFonts w:ascii="游ゴシック" w:hAnsi="游ゴシック" w:eastAsia="游ゴシック"/>
                 <w:b/>
                 <w:i w:val="0"/>
-                <w:sz w:val="22"/>
+                <w:sz w:val="17"/>
               </w:rPr>
               <w:t>見込量と保険料の算定確定メモ</w:t>
             </w:r>
@@ -3779,7 +3779,7 @@
       <w:tr>
         <w:tc>
           <w:tcPr>
-            <w:tcW w:type="dxa" w:w="1144"/>
+            <w:tcW w:type="dxa" w:w="1146"/>
             <w:vAlign w:val="center"/>
           </w:tcPr>
           <w:p>
@@ -3788,10 +3788,10 @@
             </w:pPr>
             <w:r>
               <w:rPr>
-                <w:rFonts w:ascii="BIZ UDPゴシック" w:hAnsi="BIZ UDPゴシック" w:eastAsia="BIZ UDPゴシック"/>
+                <w:rFonts w:ascii="游ゴシック" w:hAnsi="游ゴシック" w:eastAsia="游ゴシック"/>
                 <w:b w:val="0"/>
                 <w:i w:val="0"/>
-                <w:sz w:val="22"/>
+                <w:sz w:val="17"/>
               </w:rPr>
               <w:t>5</w:t>
             </w:r>
@@ -3799,7 +3799,7 @@
         </w:tc>
         <w:tc>
           <w:tcPr>
-            <w:tcW w:type="dxa" w:w="2308"/>
+            <w:tcW w:type="dxa" w:w="2334"/>
             <w:vAlign w:val="center"/>
           </w:tcPr>
           <w:p>
@@ -3808,10 +3808,10 @@
             </w:pPr>
             <w:r>
               <w:rPr>
-                <w:rFonts w:ascii="BIZ UDPゴシック" w:hAnsi="BIZ UDPゴシック" w:eastAsia="BIZ UDPゴシック"/>
+                <w:rFonts w:ascii="游ゴシック" w:hAnsi="游ゴシック" w:eastAsia="游ゴシック"/>
                 <w:b w:val="0"/>
                 <w:i w:val="0"/>
-                <w:sz w:val="22"/>
+                <w:sz w:val="17"/>
               </w:rPr>
               <w:t>小野町_第10期_サービス見込量_20260925.xlsx</w:t>
             </w:r>
@@ -3819,7 +3819,7 @@
         </w:tc>
         <w:tc>
           <w:tcPr>
-            <w:tcW w:type="dxa" w:w="1259"/>
+            <w:tcW w:type="dxa" w:w="1264"/>
             <w:vAlign w:val="center"/>
           </w:tcPr>
           <w:p>
@@ -3828,10 +3828,10 @@
             </w:pPr>
             <w:r>
               <w:rPr>
-                <w:rFonts w:ascii="BIZ UDPゴシック" w:hAnsi="BIZ UDPゴシック" w:eastAsia="BIZ UDPゴシック"/>
+                <w:rFonts w:ascii="游ゴシック" w:hAnsi="游ゴシック" w:eastAsia="游ゴシック"/>
                 <w:b w:val="0"/>
                 <w:i w:val="0"/>
-                <w:sz w:val="22"/>
+                <w:sz w:val="17"/>
               </w:rPr>
               <w:t>9月25日</w:t>
             </w:r>
@@ -3839,7 +3839,7 @@
         </w:tc>
         <w:tc>
           <w:tcPr>
-            <w:tcW w:type="dxa" w:w="4927"/>
+            <w:tcW w:type="dxa" w:w="5007"/>
             <w:vAlign w:val="center"/>
           </w:tcPr>
           <w:p>
@@ -3848,10 +3848,10 @@
             </w:pPr>
             <w:r>
               <w:rPr>
-                <w:rFonts w:ascii="BIZ UDPゴシック" w:hAnsi="BIZ UDPゴシック" w:eastAsia="BIZ UDPゴシック"/>
+                <w:rFonts w:ascii="游ゴシック" w:hAnsi="游ゴシック" w:eastAsia="游ゴシック"/>
                 <w:b w:val="0"/>
                 <w:i w:val="0"/>
-                <w:sz w:val="22"/>
+                <w:sz w:val="17"/>
               </w:rPr>
               <w:t>サービス別・年度別の見込量</w:t>
             </w:r>
@@ -3861,7 +3861,7 @@
       <w:tr>
         <w:tc>
           <w:tcPr>
-            <w:tcW w:type="dxa" w:w="1144"/>
+            <w:tcW w:type="dxa" w:w="1146"/>
             <w:vAlign w:val="center"/>
           </w:tcPr>
           <w:p>
@@ -3870,10 +3870,10 @@
             </w:pPr>
             <w:r>
               <w:rPr>
-                <w:rFonts w:ascii="BIZ UDPゴシック" w:hAnsi="BIZ UDPゴシック" w:eastAsia="BIZ UDPゴシック"/>
+                <w:rFonts w:ascii="游ゴシック" w:hAnsi="游ゴシック" w:eastAsia="游ゴシック"/>
                 <w:b w:val="0"/>
                 <w:i w:val="0"/>
-                <w:sz w:val="22"/>
+                <w:sz w:val="17"/>
               </w:rPr>
               <w:t>6</w:t>
             </w:r>
@@ -3881,7 +3881,7 @@
         </w:tc>
         <w:tc>
           <w:tcPr>
-            <w:tcW w:type="dxa" w:w="2308"/>
+            <w:tcW w:type="dxa" w:w="2334"/>
             <w:vAlign w:val="center"/>
           </w:tcPr>
           <w:p>
@@ -3890,10 +3890,10 @@
             </w:pPr>
             <w:r>
               <w:rPr>
-                <w:rFonts w:ascii="BIZ UDPゴシック" w:hAnsi="BIZ UDPゴシック" w:eastAsia="BIZ UDPゴシック"/>
+                <w:rFonts w:ascii="游ゴシック" w:hAnsi="游ゴシック" w:eastAsia="游ゴシック"/>
                 <w:b w:val="0"/>
                 <w:i w:val="0"/>
-                <w:sz w:val="22"/>
+                <w:sz w:val="17"/>
               </w:rPr>
               <w:t>小野町高齢者保健福祉計画_第10期介護保険事業計画_素案_第7版_20260929.docx</w:t>
             </w:r>
@@ -3901,7 +3901,7 @@
         </w:tc>
         <w:tc>
           <w:tcPr>
-            <w:tcW w:type="dxa" w:w="1259"/>
+            <w:tcW w:type="dxa" w:w="1264"/>
             <w:vAlign w:val="center"/>
           </w:tcPr>
           <w:p>
@@ -3910,10 +3910,10 @@
             </w:pPr>
             <w:r>
               <w:rPr>
-                <w:rFonts w:ascii="BIZ UDPゴシック" w:hAnsi="BIZ UDPゴシック" w:eastAsia="BIZ UDPゴシック"/>
+                <w:rFonts w:ascii="游ゴシック" w:hAnsi="游ゴシック" w:eastAsia="游ゴシック"/>
                 <w:b/>
                 <w:i w:val="0"/>
-                <w:sz w:val="22"/>
+                <w:sz w:val="17"/>
               </w:rPr>
               <w:t>9月29日</w:t>
             </w:r>
@@ -3921,7 +3921,7 @@
         </w:tc>
         <w:tc>
           <w:tcPr>
-            <w:tcW w:type="dxa" w:w="4927"/>
+            <w:tcW w:type="dxa" w:w="5007"/>
             <w:vAlign w:val="center"/>
           </w:tcPr>
           <w:p>
@@ -3930,28 +3930,28 @@
             </w:pPr>
             <w:r>
               <w:rPr>
-                <w:rFonts w:ascii="BIZ UDPゴシック" w:hAnsi="BIZ UDPゴシック" w:eastAsia="BIZ UDPゴシック"/>
+                <w:rFonts w:ascii="游ゴシック" w:hAnsi="游ゴシック" w:eastAsia="游ゴシック"/>
                 <w:b/>
                 <w:i w:val="0"/>
-                <w:sz w:val="22"/>
+                <w:sz w:val="17"/>
               </w:rPr>
               <w:t>第7版。第6版（9月28日）で、第4章④に見える化システムとの突合を加え、保険料のケースに見える化ケースを追加し、第4章 基本目標2に「⑦ 在宅医療・介護連携の推進」を新設し、基本目標3① の介護給付適正化の記述を令和8年度交付金の実際の得点に合わせて訂正した。</w:t>
             </w:r>
             <w:r>
               <w:rPr>
-                <w:rFonts w:ascii="BIZ UDPゴシック" w:hAnsi="BIZ UDPゴシック" w:eastAsia="BIZ UDPゴシック"/>
+                <w:rFonts w:ascii="游ゴシック" w:hAnsi="游ゴシック" w:eastAsia="游ゴシック"/>
                 <w:b/>
                 <w:i w:val="0"/>
-                <w:sz w:val="22"/>
+                <w:sz w:val="17"/>
               </w:rPr>
               <w:t>第7版では、お預かりした調査結果報告書の原本（104頁）と集計値を1件ずつ突き合わせ、認知症の設問の項目名（54.1％）を訂正した。</w:t>
             </w:r>
             <w:r>
               <w:rPr>
-                <w:rFonts w:ascii="BIZ UDPゴシック" w:hAnsi="BIZ UDPゴシック" w:eastAsia="BIZ UDPゴシック"/>
+                <w:rFonts w:ascii="游ゴシック" w:hAnsi="游ゴシック" w:eastAsia="游ゴシック"/>
                 <w:b w:val="0"/>
                 <w:i w:val="0"/>
-                <w:sz w:val="22"/>
+                <w:sz w:val="17"/>
               </w:rPr>
               <w:t>未確定115箇所（協議会で設定54／町データ待ち43／決定後に記載12／見える化出力待ち6）</w:t>
             </w:r>
@@ -3961,7 +3961,7 @@
       <w:tr>
         <w:tc>
           <w:tcPr>
-            <w:tcW w:type="dxa" w:w="1144"/>
+            <w:tcW w:type="dxa" w:w="1146"/>
             <w:vAlign w:val="center"/>
           </w:tcPr>
           <w:p>
@@ -3970,10 +3970,10 @@
             </w:pPr>
             <w:r>
               <w:rPr>
-                <w:rFonts w:ascii="BIZ UDPゴシック" w:hAnsi="BIZ UDPゴシック" w:eastAsia="BIZ UDPゴシック"/>
+                <w:rFonts w:ascii="游ゴシック" w:hAnsi="游ゴシック" w:eastAsia="游ゴシック"/>
                 <w:b w:val="0"/>
                 <w:i w:val="0"/>
-                <w:sz w:val="22"/>
+                <w:sz w:val="17"/>
               </w:rPr>
               <w:t>7</w:t>
             </w:r>
@@ -3981,7 +3981,7 @@
         </w:tc>
         <w:tc>
           <w:tcPr>
-            <w:tcW w:type="dxa" w:w="2308"/>
+            <w:tcW w:type="dxa" w:w="2334"/>
             <w:vAlign w:val="center"/>
           </w:tcPr>
           <w:p>
@@ -3990,10 +3990,10 @@
             </w:pPr>
             <w:r>
               <w:rPr>
-                <w:rFonts w:ascii="BIZ UDPゴシック" w:hAnsi="BIZ UDPゴシック" w:eastAsia="BIZ UDPゴシック"/>
+                <w:rFonts w:ascii="游ゴシック" w:hAnsi="游ゴシック" w:eastAsia="游ゴシック"/>
                 <w:b w:val="0"/>
                 <w:i w:val="0"/>
-                <w:sz w:val="22"/>
+                <w:sz w:val="17"/>
               </w:rPr>
               <w:t>小野町高齢者保健福祉計画_第10期介護保険事業計画_骨子案_第3版_20260804.docx</w:t>
             </w:r>
@@ -4001,7 +4001,7 @@
         </w:tc>
         <w:tc>
           <w:tcPr>
-            <w:tcW w:type="dxa" w:w="1259"/>
+            <w:tcW w:type="dxa" w:w="1264"/>
             <w:vAlign w:val="center"/>
           </w:tcPr>
           <w:p>
@@ -4010,10 +4010,10 @@
             </w:pPr>
             <w:r>
               <w:rPr>
-                <w:rFonts w:ascii="BIZ UDPゴシック" w:hAnsi="BIZ UDPゴシック" w:eastAsia="BIZ UDPゴシック"/>
+                <w:rFonts w:ascii="游ゴシック" w:hAnsi="游ゴシック" w:eastAsia="游ゴシック"/>
                 <w:b w:val="0"/>
                 <w:i w:val="0"/>
-                <w:sz w:val="22"/>
+                <w:sz w:val="17"/>
               </w:rPr>
               <w:t>8月4日</w:t>
             </w:r>
@@ -4021,7 +4021,7 @@
         </w:tc>
         <w:tc>
           <w:tcPr>
-            <w:tcW w:type="dxa" w:w="4927"/>
+            <w:tcW w:type="dxa" w:w="5007"/>
             <w:vAlign w:val="center"/>
           </w:tcPr>
           <w:p>
@@ -4030,10 +4030,10 @@
             </w:pPr>
             <w:r>
               <w:rPr>
-                <w:rFonts w:ascii="BIZ UDPゴシック" w:hAnsi="BIZ UDPゴシック" w:eastAsia="BIZ UDPゴシック"/>
+                <w:rFonts w:ascii="游ゴシック" w:hAnsi="游ゴシック" w:eastAsia="游ゴシック"/>
                 <w:b w:val="0"/>
                 <w:i w:val="0"/>
-                <w:sz w:val="22"/>
+                <w:sz w:val="17"/>
               </w:rPr>
               <w:t>協議会第2回でお諮りするもの</w:t>
             </w:r>
@@ -4043,7 +4043,7 @@
       <w:tr>
         <w:tc>
           <w:tcPr>
-            <w:tcW w:type="dxa" w:w="1144"/>
+            <w:tcW w:type="dxa" w:w="1146"/>
             <w:vAlign w:val="center"/>
           </w:tcPr>
           <w:p>
@@ -4052,10 +4052,10 @@
             </w:pPr>
             <w:r>
               <w:rPr>
-                <w:rFonts w:ascii="BIZ UDPゴシック" w:hAnsi="BIZ UDPゴシック" w:eastAsia="BIZ UDPゴシック"/>
+                <w:rFonts w:ascii="游ゴシック" w:hAnsi="游ゴシック" w:eastAsia="游ゴシック"/>
                 <w:b w:val="0"/>
                 <w:i w:val="0"/>
-                <w:sz w:val="22"/>
+                <w:sz w:val="17"/>
               </w:rPr>
               <w:t>8</w:t>
             </w:r>
@@ -4063,7 +4063,7 @@
         </w:tc>
         <w:tc>
           <w:tcPr>
-            <w:tcW w:type="dxa" w:w="2308"/>
+            <w:tcW w:type="dxa" w:w="2334"/>
             <w:vAlign w:val="center"/>
           </w:tcPr>
           <w:p>
@@ -4072,10 +4072,10 @@
             </w:pPr>
             <w:r>
               <w:rPr>
-                <w:rFonts w:ascii="BIZ UDPゴシック" w:hAnsi="BIZ UDPゴシック" w:eastAsia="BIZ UDPゴシック"/>
+                <w:rFonts w:ascii="游ゴシック" w:hAnsi="游ゴシック" w:eastAsia="游ゴシック"/>
                 <w:b w:val="0"/>
                 <w:i w:val="0"/>
-                <w:sz w:val="22"/>
+                <w:sz w:val="17"/>
               </w:rPr>
               <w:t>小野町高齢者福祉サービス推進協議会資料_第9期計画の評価と令和7年度調査結果_20260929.docx</w:t>
             </w:r>
@@ -4083,7 +4083,7 @@
         </w:tc>
         <w:tc>
           <w:tcPr>
-            <w:tcW w:type="dxa" w:w="1259"/>
+            <w:tcW w:type="dxa" w:w="1264"/>
             <w:vAlign w:val="center"/>
           </w:tcPr>
           <w:p>
@@ -4092,10 +4092,10 @@
             </w:pPr>
             <w:r>
               <w:rPr>
-                <w:rFonts w:ascii="BIZ UDPゴシック" w:hAnsi="BIZ UDPゴシック" w:eastAsia="BIZ UDPゴシック"/>
+                <w:rFonts w:ascii="游ゴシック" w:hAnsi="游ゴシック" w:eastAsia="游ゴシック"/>
                 <w:b/>
                 <w:i w:val="0"/>
-                <w:sz w:val="22"/>
+                <w:sz w:val="17"/>
               </w:rPr>
               <w:t>9月29日</w:t>
             </w:r>
@@ -4103,7 +4103,7 @@
         </w:tc>
         <w:tc>
           <w:tcPr>
-            <w:tcW w:type="dxa" w:w="4927"/>
+            <w:tcW w:type="dxa" w:w="5007"/>
             <w:vAlign w:val="center"/>
           </w:tcPr>
           <w:p>
@@ -4112,28 +4112,28 @@
             </w:pPr>
             <w:r>
               <w:rPr>
-                <w:rFonts w:ascii="BIZ UDPゴシック" w:hAnsi="BIZ UDPゴシック" w:eastAsia="BIZ UDPゴシック"/>
+                <w:rFonts w:ascii="游ゴシック" w:hAnsi="游ゴシック" w:eastAsia="游ゴシック"/>
                 <w:b/>
                 <w:i w:val="0"/>
-                <w:sz w:val="22"/>
+                <w:sz w:val="17"/>
               </w:rPr>
               <w:t>協議会第1回の資料（第2版）。年報により第9期の実績を確定させ、次回お諮りする保険料2案を明記した。</w:t>
             </w:r>
             <w:r>
               <w:rPr>
-                <w:rFonts w:ascii="BIZ UDPゴシック" w:hAnsi="BIZ UDPゴシック" w:eastAsia="BIZ UDPゴシック"/>
+                <w:rFonts w:ascii="游ゴシック" w:hAnsi="游ゴシック" w:eastAsia="游ゴシック"/>
                 <w:b/>
                 <w:i w:val="0"/>
-                <w:sz w:val="22"/>
+                <w:sz w:val="17"/>
               </w:rPr>
               <w:t>第3版。9月29日に、調査結果報告書の原本との突合により認知症の設問の項目名を訂正し、報告書の食い違い3件を第2部に注記した。</w:t>
             </w:r>
             <w:r>
               <w:rPr>
-                <w:rFonts w:ascii="BIZ UDPゴシック" w:hAnsi="BIZ UDPゴシック" w:eastAsia="BIZ UDPゴシック"/>
+                <w:rFonts w:ascii="游ゴシック" w:hAnsi="游ゴシック" w:eastAsia="游ゴシック"/>
                 <w:b/>
                 <w:i w:val="0"/>
-                <w:sz w:val="22"/>
+                <w:sz w:val="17"/>
               </w:rPr>
               <w:t>開催日が決まり次第お出しできます</w:t>
             </w:r>
@@ -4143,7 +4143,7 @@
       <w:tr>
         <w:tc>
           <w:tcPr>
-            <w:tcW w:type="dxa" w:w="1144"/>
+            <w:tcW w:type="dxa" w:w="1146"/>
             <w:vAlign w:val="center"/>
           </w:tcPr>
           <w:p>
@@ -4152,10 +4152,10 @@
             </w:pPr>
             <w:r>
               <w:rPr>
-                <w:rFonts w:ascii="BIZ UDPゴシック" w:hAnsi="BIZ UDPゴシック" w:eastAsia="BIZ UDPゴシック"/>
+                <w:rFonts w:ascii="游ゴシック" w:hAnsi="游ゴシック" w:eastAsia="游ゴシック"/>
                 <w:b w:val="0"/>
                 <w:i w:val="0"/>
-                <w:sz w:val="22"/>
+                <w:sz w:val="17"/>
               </w:rPr>
               <w:t>9</w:t>
             </w:r>
@@ -4163,7 +4163,7 @@
         </w:tc>
         <w:tc>
           <w:tcPr>
-            <w:tcW w:type="dxa" w:w="2308"/>
+            <w:tcW w:type="dxa" w:w="2334"/>
             <w:vAlign w:val="center"/>
           </w:tcPr>
           <w:p>
@@ -4172,10 +4172,10 @@
             </w:pPr>
             <w:r>
               <w:rPr>
-                <w:rFonts w:ascii="BIZ UDPゴシック" w:hAnsi="BIZ UDPゴシック" w:eastAsia="BIZ UDPゴシック"/>
+                <w:rFonts w:ascii="游ゴシック" w:hAnsi="游ゴシック" w:eastAsia="游ゴシック"/>
                 <w:b w:val="0"/>
                 <w:i w:val="0"/>
-                <w:sz w:val="22"/>
+                <w:sz w:val="17"/>
               </w:rPr>
               <w:t>小野町_見える化_コメント案_20260925.xlsx</w:t>
             </w:r>
@@ -4183,7 +4183,7 @@
         </w:tc>
         <w:tc>
           <w:tcPr>
-            <w:tcW w:type="dxa" w:w="1259"/>
+            <w:tcW w:type="dxa" w:w="1264"/>
             <w:vAlign w:val="center"/>
           </w:tcPr>
           <w:p>
@@ -4192,10 +4192,10 @@
             </w:pPr>
             <w:r>
               <w:rPr>
-                <w:rFonts w:ascii="BIZ UDPゴシック" w:hAnsi="BIZ UDPゴシック" w:eastAsia="BIZ UDPゴシック"/>
+                <w:rFonts w:ascii="游ゴシック" w:hAnsi="游ゴシック" w:eastAsia="游ゴシック"/>
                 <w:b w:val="0"/>
                 <w:i w:val="0"/>
-                <w:sz w:val="22"/>
+                <w:sz w:val="17"/>
               </w:rPr>
               <w:t>9月25日</w:t>
             </w:r>
@@ -4203,7 +4203,7 @@
         </w:tc>
         <w:tc>
           <w:tcPr>
-            <w:tcW w:type="dxa" w:w="4927"/>
+            <w:tcW w:type="dxa" w:w="5007"/>
             <w:vAlign w:val="center"/>
           </w:tcPr>
           <w:p>
@@ -4212,10 +4212,10 @@
             </w:pPr>
             <w:r>
               <w:rPr>
-                <w:rFonts w:ascii="BIZ UDPゴシック" w:hAnsi="BIZ UDPゴシック" w:eastAsia="BIZ UDPゴシック"/>
+                <w:rFonts w:ascii="游ゴシック" w:hAnsi="游ゴシック" w:eastAsia="游ゴシック"/>
                 <w:b/>
                 <w:i w:val="0"/>
-                <w:sz w:val="22"/>
+                <w:sz w:val="17"/>
               </w:rPr>
               <w:t>記述欄15か所の記入案。伸びは①〜④から選ばれたのでB案をお使いください</w:t>
             </w:r>
@@ -4225,7 +4225,7 @@
       <w:tr>
         <w:tc>
           <w:tcPr>
-            <w:tcW w:type="dxa" w:w="1144"/>
+            <w:tcW w:type="dxa" w:w="1146"/>
             <w:vAlign w:val="center"/>
           </w:tcPr>
           <w:p>
@@ -4234,10 +4234,10 @@
             </w:pPr>
             <w:r>
               <w:rPr>
-                <w:rFonts w:ascii="BIZ UDPゴシック" w:hAnsi="BIZ UDPゴシック" w:eastAsia="BIZ UDPゴシック"/>
+                <w:rFonts w:ascii="游ゴシック" w:hAnsi="游ゴシック" w:eastAsia="游ゴシック"/>
                 <w:b w:val="0"/>
                 <w:i w:val="0"/>
-                <w:sz w:val="22"/>
+                <w:sz w:val="17"/>
               </w:rPr>
               <w:t>10</w:t>
             </w:r>
@@ -4245,7 +4245,7 @@
         </w:tc>
         <w:tc>
           <w:tcPr>
-            <w:tcW w:type="dxa" w:w="2308"/>
+            <w:tcW w:type="dxa" w:w="2334"/>
             <w:vAlign w:val="center"/>
           </w:tcPr>
           <w:p>
@@ -4254,10 +4254,10 @@
             </w:pPr>
             <w:r>
               <w:rPr>
-                <w:rFonts w:ascii="BIZ UDPゴシック" w:hAnsi="BIZ UDPゴシック" w:eastAsia="BIZ UDPゴシック"/>
+                <w:rFonts w:ascii="游ゴシック" w:hAnsi="游ゴシック" w:eastAsia="游ゴシック"/>
                 <w:b w:val="0"/>
                 <w:i w:val="0"/>
-                <w:sz w:val="22"/>
+                <w:sz w:val="17"/>
               </w:rPr>
               <w:t>小野町_追加データ依頼票_見込量算定_20260915.xlsx</w:t>
             </w:r>
@@ -4265,7 +4265,7 @@
         </w:tc>
         <w:tc>
           <w:tcPr>
-            <w:tcW w:type="dxa" w:w="1259"/>
+            <w:tcW w:type="dxa" w:w="1264"/>
             <w:vAlign w:val="center"/>
           </w:tcPr>
           <w:p>
@@ -4274,10 +4274,10 @@
             </w:pPr>
             <w:r>
               <w:rPr>
-                <w:rFonts w:ascii="BIZ UDPゴシック" w:hAnsi="BIZ UDPゴシック" w:eastAsia="BIZ UDPゴシック"/>
+                <w:rFonts w:ascii="游ゴシック" w:hAnsi="游ゴシック" w:eastAsia="游ゴシック"/>
                 <w:b w:val="0"/>
                 <w:i w:val="0"/>
-                <w:sz w:val="22"/>
+                <w:sz w:val="17"/>
               </w:rPr>
               <w:t>9月15日</w:t>
             </w:r>
@@ -4285,7 +4285,7 @@
         </w:tc>
         <w:tc>
           <w:tcPr>
-            <w:tcW w:type="dxa" w:w="4927"/>
+            <w:tcW w:type="dxa" w:w="5007"/>
             <w:vAlign w:val="center"/>
           </w:tcPr>
           <w:p>
@@ -4294,10 +4294,10 @@
             </w:pPr>
             <w:r>
               <w:rPr>
-                <w:rFonts w:ascii="BIZ UDPゴシック" w:hAnsi="BIZ UDPゴシック" w:eastAsia="BIZ UDPゴシック"/>
+                <w:rFonts w:ascii="游ゴシック" w:hAnsi="游ゴシック" w:eastAsia="游ゴシック"/>
                 <w:b w:val="0"/>
                 <w:i w:val="0"/>
-                <w:sz w:val="22"/>
+                <w:sz w:val="17"/>
               </w:rPr>
               <w:t>本日の「いただきたい資料」の詳細（粒度・様式・基準日）</w:t>
             </w:r>
@@ -4307,7 +4307,7 @@
       <w:tr>
         <w:tc>
           <w:tcPr>
-            <w:tcW w:type="dxa" w:w="1144"/>
+            <w:tcW w:type="dxa" w:w="1146"/>
             <w:vAlign w:val="center"/>
           </w:tcPr>
           <w:p>
@@ -4316,10 +4316,10 @@
             </w:pPr>
             <w:r>
               <w:rPr>
-                <w:rFonts w:ascii="BIZ UDPゴシック" w:hAnsi="BIZ UDPゴシック" w:eastAsia="BIZ UDPゴシック"/>
+                <w:rFonts w:ascii="游ゴシック" w:hAnsi="游ゴシック" w:eastAsia="游ゴシック"/>
                 <w:b w:val="0"/>
                 <w:i w:val="0"/>
-                <w:sz w:val="22"/>
+                <w:sz w:val="17"/>
               </w:rPr>
               <w:t>11</w:t>
             </w:r>
@@ -4327,7 +4327,7 @@
         </w:tc>
         <w:tc>
           <w:tcPr>
-            <w:tcW w:type="dxa" w:w="2308"/>
+            <w:tcW w:type="dxa" w:w="2334"/>
             <w:vAlign w:val="center"/>
           </w:tcPr>
           <w:p>
@@ -4336,10 +4336,10 @@
             </w:pPr>
             <w:r>
               <w:rPr>
-                <w:rFonts w:ascii="BIZ UDPゴシック" w:hAnsi="BIZ UDPゴシック" w:eastAsia="BIZ UDPゴシック"/>
+                <w:rFonts w:ascii="游ゴシック" w:hAnsi="游ゴシック" w:eastAsia="游ゴシック"/>
                 <w:b w:val="0"/>
                 <w:i w:val="0"/>
-                <w:sz w:val="22"/>
+                <w:sz w:val="17"/>
               </w:rPr>
               <w:t>小野町_業務進捗管理表_高齢者_20260928.xlsx</w:t>
             </w:r>
@@ -4347,7 +4347,7 @@
         </w:tc>
         <w:tc>
           <w:tcPr>
-            <w:tcW w:type="dxa" w:w="1259"/>
+            <w:tcW w:type="dxa" w:w="1264"/>
             <w:vAlign w:val="center"/>
           </w:tcPr>
           <w:p>
@@ -4356,10 +4356,10 @@
             </w:pPr>
             <w:r>
               <w:rPr>
-                <w:rFonts w:ascii="BIZ UDPゴシック" w:hAnsi="BIZ UDPゴシック" w:eastAsia="BIZ UDPゴシック"/>
+                <w:rFonts w:ascii="游ゴシック" w:hAnsi="游ゴシック" w:eastAsia="游ゴシック"/>
                 <w:b/>
                 <w:i w:val="0"/>
-                <w:sz w:val="22"/>
+                <w:sz w:val="17"/>
               </w:rPr>
               <w:t>9月28日</w:t>
             </w:r>
@@ -4367,7 +4367,7 @@
         </w:tc>
         <w:tc>
           <w:tcPr>
-            <w:tcW w:type="dxa" w:w="4927"/>
+            <w:tcW w:type="dxa" w:w="5007"/>
             <w:vAlign w:val="center"/>
           </w:tcPr>
           <w:p>
@@ -4376,19 +4376,19 @@
             </w:pPr>
             <w:r>
               <w:rPr>
-                <w:rFonts w:ascii="BIZ UDPゴシック" w:hAnsi="BIZ UDPゴシック" w:eastAsia="BIZ UDPゴシック"/>
+                <w:rFonts w:ascii="游ゴシック" w:hAnsi="游ゴシック" w:eastAsia="游ゴシック"/>
                 <w:b/>
                 <w:i w:val="0"/>
-                <w:sz w:val="22"/>
+                <w:sz w:val="17"/>
               </w:rPr>
               <w:t>作業68件・加重進捗率67.1％。</w:t>
             </w:r>
             <w:r>
               <w:rPr>
-                <w:rFonts w:ascii="BIZ UDPゴシック" w:hAnsi="BIZ UDPゴシック" w:eastAsia="BIZ UDPゴシック"/>
+                <w:rFonts w:ascii="游ゴシック" w:hAnsi="游ゴシック" w:eastAsia="游ゴシック"/>
                 <w:b w:val="0"/>
                 <w:i w:val="0"/>
-                <w:sz w:val="22"/>
+                <w:sz w:val="17"/>
               </w:rPr>
               <w:t>見える化の入力完了・総合事業ワークシート・交付金の取りまとめを反映し、作業を4件加えた（総合事業の実施状況／総合事業費の上限額／給付適正化計画の位置づけ／在宅医療連携の目指すべき姿）</w:t>
             </w:r>
@@ -4398,7 +4398,7 @@
       <w:tr>
         <w:tc>
           <w:tcPr>
-            <w:tcW w:type="dxa" w:w="1144"/>
+            <w:tcW w:type="dxa" w:w="1146"/>
             <w:vAlign w:val="center"/>
           </w:tcPr>
           <w:p>
@@ -4407,10 +4407,10 @@
             </w:pPr>
             <w:r>
               <w:rPr>
-                <w:rFonts w:ascii="BIZ UDPゴシック" w:hAnsi="BIZ UDPゴシック" w:eastAsia="BIZ UDPゴシック"/>
+                <w:rFonts w:ascii="游ゴシック" w:hAnsi="游ゴシック" w:eastAsia="游ゴシック"/>
                 <w:b w:val="0"/>
                 <w:i w:val="0"/>
-                <w:sz w:val="22"/>
+                <w:sz w:val="17"/>
               </w:rPr>
               <w:t>12</w:t>
             </w:r>
@@ -4418,7 +4418,7 @@
         </w:tc>
         <w:tc>
           <w:tcPr>
-            <w:tcW w:type="dxa" w:w="2308"/>
+            <w:tcW w:type="dxa" w:w="2334"/>
             <w:vAlign w:val="center"/>
           </w:tcPr>
           <w:p>
@@ -4427,10 +4427,10 @@
             </w:pPr>
             <w:r>
               <w:rPr>
-                <w:rFonts w:ascii="BIZ UDPゴシック" w:hAnsi="BIZ UDPゴシック" w:eastAsia="BIZ UDPゴシック"/>
+                <w:rFonts w:ascii="游ゴシック" w:hAnsi="游ゴシック" w:eastAsia="游ゴシック"/>
                 <w:b w:val="0"/>
                 <w:i w:val="0"/>
-                <w:sz w:val="22"/>
+                <w:sz w:val="17"/>
               </w:rPr>
               <w:t>小野町_総合事業ワークシートの確認結果_20260928.docx</w:t>
             </w:r>
@@ -4438,7 +4438,7 @@
         </w:tc>
         <w:tc>
           <w:tcPr>
-            <w:tcW w:type="dxa" w:w="1259"/>
+            <w:tcW w:type="dxa" w:w="1264"/>
             <w:vAlign w:val="center"/>
           </w:tcPr>
           <w:p>
@@ -4447,10 +4447,10 @@
             </w:pPr>
             <w:r>
               <w:rPr>
-                <w:rFonts w:ascii="BIZ UDPゴシック" w:hAnsi="BIZ UDPゴシック" w:eastAsia="BIZ UDPゴシック"/>
+                <w:rFonts w:ascii="游ゴシック" w:hAnsi="游ゴシック" w:eastAsia="游ゴシック"/>
                 <w:b/>
                 <w:i w:val="0"/>
-                <w:sz w:val="22"/>
+                <w:sz w:val="17"/>
               </w:rPr>
               <w:t>9月28日</w:t>
             </w:r>
@@ -4458,7 +4458,7 @@
         </w:tc>
         <w:tc>
           <w:tcPr>
-            <w:tcW w:type="dxa" w:w="4927"/>
+            <w:tcW w:type="dxa" w:w="5007"/>
             <w:vAlign w:val="center"/>
           </w:tcPr>
           <w:p>
@@ -4467,10 +4467,10 @@
             </w:pPr>
             <w:r>
               <w:rPr>
-                <w:rFonts w:ascii="BIZ UDPゴシック" w:hAnsi="BIZ UDPゴシック" w:eastAsia="BIZ UDPゴシック"/>
+                <w:rFonts w:ascii="游ゴシック" w:hAnsi="游ゴシック" w:eastAsia="游ゴシック"/>
                 <w:b/>
                 <w:i w:val="0"/>
-                <w:sz w:val="22"/>
+                <w:sz w:val="17"/>
               </w:rPr>
               <w:t>9月28日受領の「（改修版）総合事業の充実に向けたワークシート」の確認。サービスBの実施が判明したこと、人材の供給制約、総合事業費の上限額</w:t>
             </w:r>
@@ -4480,7 +4480,7 @@
       <w:tr>
         <w:tc>
           <w:tcPr>
-            <w:tcW w:type="dxa" w:w="1144"/>
+            <w:tcW w:type="dxa" w:w="1146"/>
             <w:vAlign w:val="center"/>
           </w:tcPr>
           <w:p>
@@ -4489,10 +4489,10 @@
             </w:pPr>
             <w:r>
               <w:rPr>
-                <w:rFonts w:ascii="BIZ UDPゴシック" w:hAnsi="BIZ UDPゴシック" w:eastAsia="BIZ UDPゴシック"/>
+                <w:rFonts w:ascii="游ゴシック" w:hAnsi="游ゴシック" w:eastAsia="游ゴシック"/>
                 <w:b w:val="0"/>
                 <w:i w:val="0"/>
-                <w:sz w:val="22"/>
+                <w:sz w:val="17"/>
               </w:rPr>
               <w:t>13</w:t>
             </w:r>
@@ -4500,7 +4500,7 @@
         </w:tc>
         <w:tc>
           <w:tcPr>
-            <w:tcW w:type="dxa" w:w="2308"/>
+            <w:tcW w:type="dxa" w:w="2334"/>
             <w:vAlign w:val="center"/>
           </w:tcPr>
           <w:p>
@@ -4509,10 +4509,10 @@
             </w:pPr>
             <w:r>
               <w:rPr>
-                <w:rFonts w:ascii="BIZ UDPゴシック" w:hAnsi="BIZ UDPゴシック" w:eastAsia="BIZ UDPゴシック"/>
+                <w:rFonts w:ascii="游ゴシック" w:hAnsi="游ゴシック" w:eastAsia="游ゴシック"/>
                 <w:b w:val="0"/>
                 <w:i w:val="0"/>
-                <w:sz w:val="22"/>
+                <w:sz w:val="17"/>
               </w:rPr>
               <w:t>小野町_総合事業ワークシート_小野町のデータ_20260928.xlsx</w:t>
             </w:r>
@@ -4520,7 +4520,7 @@
         </w:tc>
         <w:tc>
           <w:tcPr>
-            <w:tcW w:type="dxa" w:w="1259"/>
+            <w:tcW w:type="dxa" w:w="1264"/>
             <w:vAlign w:val="center"/>
           </w:tcPr>
           <w:p>
@@ -4529,10 +4529,10 @@
             </w:pPr>
             <w:r>
               <w:rPr>
-                <w:rFonts w:ascii="BIZ UDPゴシック" w:hAnsi="BIZ UDPゴシック" w:eastAsia="BIZ UDPゴシック"/>
+                <w:rFonts w:ascii="游ゴシック" w:hAnsi="游ゴシック" w:eastAsia="游ゴシック"/>
                 <w:b/>
                 <w:i w:val="0"/>
-                <w:sz w:val="22"/>
+                <w:sz w:val="17"/>
               </w:rPr>
               <w:t>9月28日</w:t>
             </w:r>
@@ -4540,7 +4540,7 @@
         </w:tc>
         <w:tc>
           <w:tcPr>
-            <w:tcW w:type="dxa" w:w="4927"/>
+            <w:tcW w:type="dxa" w:w="5007"/>
             <w:vAlign w:val="center"/>
           </w:tcPr>
           <w:p>
@@ -4549,10 +4549,10 @@
             </w:pPr>
             <w:r>
               <w:rPr>
-                <w:rFonts w:ascii="BIZ UDPゴシック" w:hAnsi="BIZ UDPゴシック" w:eastAsia="BIZ UDPゴシック"/>
+                <w:rFonts w:ascii="游ゴシック" w:hAnsi="游ゴシック" w:eastAsia="游ゴシック"/>
                 <w:b w:val="0"/>
                 <w:i w:val="0"/>
-                <w:sz w:val="22"/>
+                <w:sz w:val="17"/>
               </w:rPr>
               <w:t>同上の計数編。将来推計人口・調整済み軽度認定率・実施状況調査の回答</w:t>
             </w:r>
@@ -4562,7 +4562,7 @@
       <w:tr>
         <w:tc>
           <w:tcPr>
-            <w:tcW w:type="dxa" w:w="1144"/>
+            <w:tcW w:type="dxa" w:w="1146"/>
             <w:vAlign w:val="center"/>
           </w:tcPr>
           <w:p>
@@ -4571,10 +4571,10 @@
             </w:pPr>
             <w:r>
               <w:rPr>
-                <w:rFonts w:ascii="BIZ UDPゴシック" w:hAnsi="BIZ UDPゴシック" w:eastAsia="BIZ UDPゴシック"/>
+                <w:rFonts w:ascii="游ゴシック" w:hAnsi="游ゴシック" w:eastAsia="游ゴシック"/>
                 <w:b w:val="0"/>
                 <w:i w:val="0"/>
-                <w:sz w:val="22"/>
+                <w:sz w:val="17"/>
               </w:rPr>
               <w:t>14</w:t>
             </w:r>
@@ -4582,7 +4582,7 @@
         </w:tc>
         <w:tc>
           <w:tcPr>
-            <w:tcW w:type="dxa" w:w="2308"/>
+            <w:tcW w:type="dxa" w:w="2334"/>
             <w:vAlign w:val="center"/>
           </w:tcPr>
           <w:p>
@@ -4591,10 +4591,10 @@
             </w:pPr>
             <w:r>
               <w:rPr>
-                <w:rFonts w:ascii="BIZ UDPゴシック" w:hAnsi="BIZ UDPゴシック" w:eastAsia="BIZ UDPゴシック"/>
+                <w:rFonts w:ascii="游ゴシック" w:hAnsi="游ゴシック" w:eastAsia="游ゴシック"/>
                 <w:b w:val="0"/>
                 <w:i w:val="0"/>
-                <w:sz w:val="22"/>
+                <w:sz w:val="17"/>
               </w:rPr>
               <w:t>小野町_給付適正化と交付金の取りまとめ_20260928.docx</w:t>
             </w:r>
@@ -4602,7 +4602,7 @@
         </w:tc>
         <w:tc>
           <w:tcPr>
-            <w:tcW w:type="dxa" w:w="1259"/>
+            <w:tcW w:type="dxa" w:w="1264"/>
             <w:vAlign w:val="center"/>
           </w:tcPr>
           <w:p>
@@ -4611,10 +4611,10 @@
             </w:pPr>
             <w:r>
               <w:rPr>
-                <w:rFonts w:ascii="BIZ UDPゴシック" w:hAnsi="BIZ UDPゴシック" w:eastAsia="BIZ UDPゴシック"/>
+                <w:rFonts w:ascii="游ゴシック" w:hAnsi="游ゴシック" w:eastAsia="游ゴシック"/>
                 <w:b/>
                 <w:i w:val="0"/>
-                <w:sz w:val="22"/>
+                <w:sz w:val="17"/>
               </w:rPr>
               <w:t>9月28日</w:t>
             </w:r>
@@ -4622,7 +4622,7 @@
         </w:tc>
         <w:tc>
           <w:tcPr>
-            <w:tcW w:type="dxa" w:w="4927"/>
+            <w:tcW w:type="dxa" w:w="5007"/>
             <w:vAlign w:val="center"/>
           </w:tcPr>
           <w:p>
@@ -4631,28 +4631,28 @@
             </w:pPr>
             <w:r>
               <w:rPr>
-                <w:rFonts w:ascii="BIZ UDPゴシック" w:hAnsi="BIZ UDPゴシック" w:eastAsia="BIZ UDPゴシック"/>
+                <w:rFonts w:ascii="游ゴシック" w:hAnsi="游ゴシック" w:eastAsia="游ゴシック"/>
                 <w:b/>
                 <w:i w:val="0"/>
-                <w:sz w:val="22"/>
+                <w:sz w:val="17"/>
               </w:rPr>
               <w:t>9月28日受領の令和8年度交付金 該当状況調査票集計表（市町村分）及び評価指標による。</w:t>
             </w:r>
             <w:r>
               <w:rPr>
-                <w:rFonts w:ascii="BIZ UDPゴシック" w:hAnsi="BIZ UDPゴシック" w:eastAsia="BIZ UDPゴシック"/>
+                <w:rFonts w:ascii="游ゴシック" w:hAnsi="游ゴシック" w:eastAsia="游ゴシック"/>
                 <w:b/>
                 <w:i w:val="0"/>
-                <w:sz w:val="22"/>
+                <w:sz w:val="17"/>
               </w:rPr>
               <w:t>537点／800点・全国平均を82点上回る。適正化は強み。最大の弱点は在宅医療・在宅介護連携。</w:t>
             </w:r>
             <w:r>
               <w:rPr>
-                <w:rFonts w:ascii="BIZ UDPゴシック" w:hAnsi="BIZ UDPゴシック" w:eastAsia="BIZ UDPゴシック"/>
+                <w:rFonts w:ascii="游ゴシック" w:hAnsi="游ゴシック" w:eastAsia="游ゴシック"/>
                 <w:b/>
                 <w:i w:val="0"/>
-                <w:sz w:val="22"/>
+                <w:sz w:val="17"/>
               </w:rPr>
               <w:t>9月29日に、活動指標群の分析（入院時情報連携加算は上位1割で満点、退院・退所加算は上位7割にも入らず0点）を加えた</w:t>
             </w:r>
@@ -4662,7 +4662,7 @@
       <w:tr>
         <w:tc>
           <w:tcPr>
-            <w:tcW w:type="dxa" w:w="1144"/>
+            <w:tcW w:type="dxa" w:w="1146"/>
             <w:vAlign w:val="center"/>
           </w:tcPr>
           <w:p>
@@ -4671,10 +4671,10 @@
             </w:pPr>
             <w:r>
               <w:rPr>
-                <w:rFonts w:ascii="BIZ UDPゴシック" w:hAnsi="BIZ UDPゴシック" w:eastAsia="BIZ UDPゴシック"/>
+                <w:rFonts w:ascii="游ゴシック" w:hAnsi="游ゴシック" w:eastAsia="游ゴシック"/>
                 <w:b w:val="0"/>
                 <w:i w:val="0"/>
-                <w:sz w:val="22"/>
+                <w:sz w:val="17"/>
               </w:rPr>
               <w:t>15</w:t>
             </w:r>
@@ -4682,7 +4682,7 @@
         </w:tc>
         <w:tc>
           <w:tcPr>
-            <w:tcW w:type="dxa" w:w="2308"/>
+            <w:tcW w:type="dxa" w:w="2334"/>
             <w:vAlign w:val="center"/>
           </w:tcPr>
           <w:p>
@@ -4691,10 +4691,10 @@
             </w:pPr>
             <w:r>
               <w:rPr>
-                <w:rFonts w:ascii="BIZ UDPゴシック" w:hAnsi="BIZ UDPゴシック" w:eastAsia="BIZ UDPゴシック"/>
+                <w:rFonts w:ascii="游ゴシック" w:hAnsi="游ゴシック" w:eastAsia="游ゴシック"/>
                 <w:b w:val="0"/>
                 <w:i w:val="0"/>
-                <w:sz w:val="22"/>
+                <w:sz w:val="17"/>
               </w:rPr>
               <w:t>小野町_給付適正化と交付金_20260928.xlsx</w:t>
             </w:r>
@@ -4702,7 +4702,7 @@
         </w:tc>
         <w:tc>
           <w:tcPr>
-            <w:tcW w:type="dxa" w:w="1259"/>
+            <w:tcW w:type="dxa" w:w="1264"/>
             <w:vAlign w:val="center"/>
           </w:tcPr>
           <w:p>
@@ -4711,10 +4711,10 @@
             </w:pPr>
             <w:r>
               <w:rPr>
-                <w:rFonts w:ascii="BIZ UDPゴシック" w:hAnsi="BIZ UDPゴシック" w:eastAsia="BIZ UDPゴシック"/>
+                <w:rFonts w:ascii="游ゴシック" w:hAnsi="游ゴシック" w:eastAsia="游ゴシック"/>
                 <w:b/>
                 <w:i w:val="0"/>
-                <w:sz w:val="22"/>
+                <w:sz w:val="17"/>
               </w:rPr>
               <w:t>9月28日</w:t>
             </w:r>
@@ -4722,7 +4722,7 @@
         </w:tc>
         <w:tc>
           <w:tcPr>
-            <w:tcW w:type="dxa" w:w="4927"/>
+            <w:tcW w:type="dxa" w:w="5007"/>
             <w:vAlign w:val="center"/>
           </w:tcPr>
           <w:p>
@@ -4731,10 +4731,10 @@
             </w:pPr>
             <w:r>
               <w:rPr>
-                <w:rFonts w:ascii="BIZ UDPゴシック" w:hAnsi="BIZ UDPゴシック" w:eastAsia="BIZ UDPゴシック"/>
+                <w:rFonts w:ascii="游ゴシック" w:hAnsi="游ゴシック" w:eastAsia="游ゴシック"/>
                 <w:b w:val="0"/>
                 <w:i w:val="0"/>
-                <w:sz w:val="22"/>
+                <w:sz w:val="17"/>
               </w:rPr>
               <w:t>同上の計数編。指標別の得点・0点の項目・伸びしろ</w:t>
             </w:r>
@@ -4744,7 +4744,7 @@
       <w:tr>
         <w:tc>
           <w:tcPr>
-            <w:tcW w:type="dxa" w:w="1144"/>
+            <w:tcW w:type="dxa" w:w="1146"/>
             <w:vAlign w:val="center"/>
           </w:tcPr>
           <w:p>
@@ -4753,10 +4753,10 @@
             </w:pPr>
             <w:r>
               <w:rPr>
-                <w:rFonts w:ascii="BIZ UDPゴシック" w:hAnsi="BIZ UDPゴシック" w:eastAsia="BIZ UDPゴシック"/>
+                <w:rFonts w:ascii="游ゴシック" w:hAnsi="游ゴシック" w:eastAsia="游ゴシック"/>
                 <w:b w:val="0"/>
                 <w:i w:val="0"/>
-                <w:sz w:val="22"/>
+                <w:sz w:val="17"/>
               </w:rPr>
               <w:t>16</w:t>
             </w:r>
@@ -4764,7 +4764,7 @@
         </w:tc>
         <w:tc>
           <w:tcPr>
-            <w:tcW w:type="dxa" w:w="2308"/>
+            <w:tcW w:type="dxa" w:w="2334"/>
             <w:vAlign w:val="center"/>
           </w:tcPr>
           <w:p>
@@ -4773,10 +4773,10 @@
             </w:pPr>
             <w:r>
               <w:rPr>
-                <w:rFonts w:ascii="BIZ UDPゴシック" w:hAnsi="BIZ UDPゴシック" w:eastAsia="BIZ UDPゴシック"/>
+                <w:rFonts w:ascii="游ゴシック" w:hAnsi="游ゴシック" w:eastAsia="游ゴシック"/>
                 <w:b w:val="0"/>
                 <w:i w:val="0"/>
-                <w:sz w:val="22"/>
+                <w:sz w:val="17"/>
               </w:rPr>
               <w:t>小野町_令和7年度調査_集計結果・分析報告書_20260805.docx</w:t>
             </w:r>
@@ -4784,7 +4784,7 @@
         </w:tc>
         <w:tc>
           <w:tcPr>
-            <w:tcW w:type="dxa" w:w="1259"/>
+            <w:tcW w:type="dxa" w:w="1264"/>
             <w:vAlign w:val="center"/>
           </w:tcPr>
           <w:p>
@@ -4793,10 +4793,10 @@
             </w:pPr>
             <w:r>
               <w:rPr>
-                <w:rFonts w:ascii="BIZ UDPゴシック" w:hAnsi="BIZ UDPゴシック" w:eastAsia="BIZ UDPゴシック"/>
+                <w:rFonts w:ascii="游ゴシック" w:hAnsi="游ゴシック" w:eastAsia="游ゴシック"/>
                 <w:b w:val="0"/>
                 <w:i w:val="0"/>
-                <w:sz w:val="22"/>
+                <w:sz w:val="17"/>
               </w:rPr>
               <w:t>8月5日</w:t>
             </w:r>
@@ -4804,7 +4804,7 @@
         </w:tc>
         <w:tc>
           <w:tcPr>
-            <w:tcW w:type="dxa" w:w="4927"/>
+            <w:tcW w:type="dxa" w:w="5007"/>
             <w:vAlign w:val="center"/>
           </w:tcPr>
           <w:p>
@@ -4813,19 +4813,19 @@
             </w:pPr>
             <w:r>
               <w:rPr>
-                <w:rFonts w:ascii="BIZ UDPゴシック" w:hAnsi="BIZ UDPゴシック" w:eastAsia="BIZ UDPゴシック"/>
+                <w:rFonts w:ascii="游ゴシック" w:hAnsi="游ゴシック" w:eastAsia="游ゴシック"/>
                 <w:b/>
                 <w:i w:val="0"/>
-                <w:sz w:val="22"/>
+                <w:sz w:val="17"/>
               </w:rPr>
               <w:t>9月29日に、お預かりした調査結果報告書の原本（104頁）と集計値を1件ずつ突き合わせ、認知症の設問の項目名を訂正した。</w:t>
             </w:r>
             <w:r>
               <w:rPr>
-                <w:rFonts w:ascii="BIZ UDPゴシック" w:hAnsi="BIZ UDPゴシック" w:eastAsia="BIZ UDPゴシック"/>
+                <w:rFonts w:ascii="游ゴシック" w:hAnsi="游ゴシック" w:eastAsia="游ゴシック"/>
                 <w:b/>
                 <w:i w:val="0"/>
-                <w:sz w:val="22"/>
+                <w:sz w:val="17"/>
               </w:rPr>
               <w:t>報告書そのものの中の食い違い2件（回収数と集計の基数、通いの場の本文と図）は第4章に記載</w:t>
             </w:r>
@@ -4845,19 +4845,19 @@
       </w:pPr>
       <w:r>
         <w:rPr>
-          <w:rFonts w:ascii="BIZ UDPゴシック" w:hAnsi="BIZ UDPゴシック" w:eastAsia="BIZ UDPゴシック"/>
+          <w:rFonts w:ascii="游ゴシック" w:hAnsi="游ゴシック" w:eastAsia="游ゴシック"/>
           <w:b w:val="0"/>
           <w:i w:val="0"/>
-          <w:sz w:val="16"/>
+          <w:sz w:val="17"/>
         </w:rPr>
         <w:t>※ 仕様書8①により、打合せ記録は受託者が作成し町と相互に確認します。</w:t>
       </w:r>
       <w:r>
         <w:rPr>
-          <w:rFonts w:ascii="BIZ UDPゴシック" w:hAnsi="BIZ UDPゴシック" w:eastAsia="BIZ UDPゴシック"/>
+          <w:rFonts w:ascii="游ゴシック" w:hAnsi="游ゴシック" w:eastAsia="游ゴシック"/>
           <w:b/>
           <w:i w:val="0"/>
-          <w:sz w:val="16"/>
+          <w:sz w:val="17"/>
         </w:rPr>
         <w:t>当日の記録様式を別紙としてお持ちします。</w:t>
       </w:r>
@@ -4866,7 +4866,7 @@
       <w:headerReference w:type="default" r:id="rId9"/>
       <w:footerReference w:type="default" r:id="rId10"/>
       <w:pgSz w:w="11906" w:h="16838"/>
-      <w:pgMar w:top="1134" w:right="1134" w:bottom="1134" w:left="1134" w:header="709" w:footer="709" w:gutter="0"/>
+      <w:pgMar w:top="1134" w:right="1077" w:bottom="1134" w:left="1077" w:header="709" w:footer="709" w:gutter="0"/>
       <w:cols w:space="720"/>
       <w:docGrid w:linePitch="360"/>
     </w:sectPr>
@@ -4883,7 +4883,7 @@
     </w:pPr>
     <w:r>
       <w:rPr>
-        <w:rFonts w:ascii="BIZ UDPゴシック" w:hAnsi="BIZ UDPゴシック" w:eastAsia="BIZ UDPゴシック"/>
+        <w:rFonts w:ascii="游ゴシック" w:hAnsi="游ゴシック" w:eastAsia="游ゴシック"/>
         <w:b w:val="0"/>
         <w:i w:val="0"/>
         <w:sz w:val="20"/>
@@ -4892,7 +4892,7 @@
     </w:r>
     <w:r>
       <w:rPr>
-        <w:rFonts w:ascii="BIZ UDPゴシック" w:hAnsi="BIZ UDPゴシック" w:eastAsia="BIZ UDPゴシック"/>
+        <w:rFonts w:ascii="游ゴシック" w:hAnsi="游ゴシック" w:eastAsia="游ゴシック"/>
         <w:b w:val="0"/>
         <w:i w:val="0"/>
         <w:sz w:val="20"/>
@@ -4901,7 +4901,7 @@
     </w:r>
     <w:r>
       <w:rPr>
-        <w:rFonts w:ascii="BIZ UDPゴシック" w:hAnsi="BIZ UDPゴシック" w:eastAsia="BIZ UDPゴシック"/>
+        <w:rFonts w:ascii="游ゴシック" w:hAnsi="游ゴシック" w:eastAsia="游ゴシック"/>
         <w:b w:val="0"/>
         <w:i w:val="0"/>
         <w:sz w:val="20"/>
@@ -4910,7 +4910,7 @@
     </w:r>
     <w:r>
       <w:rPr>
-        <w:rFonts w:ascii="BIZ UDPゴシック" w:hAnsi="BIZ UDPゴシック" w:eastAsia="BIZ UDPゴシック"/>
+        <w:rFonts w:ascii="游ゴシック" w:hAnsi="游ゴシック" w:eastAsia="游ゴシック"/>
         <w:b w:val="0"/>
         <w:i w:val="0"/>
         <w:sz w:val="20"/>
@@ -4919,7 +4919,7 @@
     </w:r>
     <w:r>
       <w:rPr>
-        <w:rFonts w:ascii="BIZ UDPゴシック" w:hAnsi="BIZ UDPゴシック" w:eastAsia="BIZ UDPゴシック"/>
+        <w:rFonts w:ascii="游ゴシック" w:hAnsi="游ゴシック" w:eastAsia="游ゴシック"/>
         <w:b w:val="0"/>
         <w:i w:val="0"/>
         <w:sz w:val="20"/>
@@ -4939,7 +4939,7 @@
     </w:pPr>
     <w:r>
       <w:rPr>
-        <w:rFonts w:ascii="BIZ UDPゴシック" w:hAnsi="BIZ UDPゴシック" w:eastAsia="BIZ UDPゴシック"/>
+        <w:rFonts w:ascii="游ゴシック" w:hAnsi="游ゴシック" w:eastAsia="游ゴシック"/>
         <w:b w:val="0"/>
         <w:i w:val="0"/>
         <w:sz w:val="18"/>
@@ -5317,8 +5317,8 @@
       <w:spacing w:before="60" w:after="60"/>
     </w:pPr>
     <w:rPr>
-      <w:rFonts w:ascii="BIZ UDPゴシック" w:hAnsi="BIZ UDPゴシック" w:eastAsia="BIZ UDPゴシック"/>
-      <w:sz w:val="24"/>
+      <w:rFonts w:ascii="游ゴシック" w:hAnsi="游ゴシック" w:eastAsia="游ゴシック"/>
+      <w:sz w:val="21"/>
     </w:rPr>
   </w:style>
   <w:style w:type="paragraph" w:styleId="Header">

--- a/小野町_引継ぎ_整理済/19_打合せ/小野町_打合せ次第_20260929.docx
+++ b/小野町_引継ぎ_整理済/19_打合せ/小野町_打合せ次第_20260929.docx
@@ -922,7 +922,7 @@
                 <w:i w:val="0"/>
                 <w:sz w:val="17"/>
               </w:rPr>
-              <w:t>いただきたい資料（19件）</w:t>
+              <w:t>いただきたい資料（21件）</w:t>
             </w:r>
           </w:p>
         </w:tc>
@@ -2052,14 +2052,14 @@
         </w:tblCellMar>
       </w:tblPr>
       <w:tblGrid>
-        <w:gridCol w:w="1682"/>
-        <w:gridCol w:w="5096"/>
-        <w:gridCol w:w="2974"/>
+        <w:gridCol w:w="1630"/>
+        <w:gridCol w:w="5302"/>
+        <w:gridCol w:w="2820"/>
       </w:tblGrid>
       <w:tr>
         <w:tc>
           <w:tcPr>
-            <w:tcW w:type="dxa" w:w="1682"/>
+            <w:tcW w:type="dxa" w:w="1630"/>
             <w:shd w:val="clear" w:fill="1F3864"/>
             <w:vAlign w:val="center"/>
           </w:tcPr>
@@ -2082,7 +2082,7 @@
         </w:tc>
         <w:tc>
           <w:tcPr>
-            <w:tcW w:type="dxa" w:w="5096"/>
+            <w:tcW w:type="dxa" w:w="5302"/>
             <w:shd w:val="clear" w:fill="1F3864"/>
             <w:vAlign w:val="center"/>
           </w:tcPr>
@@ -2105,7 +2105,7 @@
         </w:tc>
         <w:tc>
           <w:tcPr>
-            <w:tcW w:type="dxa" w:w="2974"/>
+            <w:tcW w:type="dxa" w:w="2820"/>
             <w:shd w:val="clear" w:fill="1F3864"/>
             <w:vAlign w:val="center"/>
           </w:tcPr>
@@ -2130,7 +2130,7 @@
       <w:tr>
         <w:tc>
           <w:tcPr>
-            <w:tcW w:type="dxa" w:w="1682"/>
+            <w:tcW w:type="dxa" w:w="1630"/>
             <w:vAlign w:val="center"/>
           </w:tcPr>
           <w:p>
@@ -2150,7 +2150,7 @@
         </w:tc>
         <w:tc>
           <w:tcPr>
-            <w:tcW w:type="dxa" w:w="5096"/>
+            <w:tcW w:type="dxa" w:w="5302"/>
             <w:vAlign w:val="center"/>
           </w:tcPr>
           <w:p>
@@ -2170,7 +2170,7 @@
         </w:tc>
         <w:tc>
           <w:tcPr>
-            <w:tcW w:type="dxa" w:w="2974"/>
+            <w:tcW w:type="dxa" w:w="2820"/>
             <w:vAlign w:val="center"/>
           </w:tcPr>
           <w:p>
@@ -2192,7 +2192,7 @@
       <w:tr>
         <w:tc>
           <w:tcPr>
-            <w:tcW w:type="dxa" w:w="1682"/>
+            <w:tcW w:type="dxa" w:w="1630"/>
             <w:vAlign w:val="center"/>
           </w:tcPr>
           <w:p>
@@ -2212,7 +2212,7 @@
         </w:tc>
         <w:tc>
           <w:tcPr>
-            <w:tcW w:type="dxa" w:w="5096"/>
+            <w:tcW w:type="dxa" w:w="5302"/>
             <w:vAlign w:val="center"/>
           </w:tcPr>
           <w:p>
@@ -2232,7 +2232,7 @@
         </w:tc>
         <w:tc>
           <w:tcPr>
-            <w:tcW w:type="dxa" w:w="2974"/>
+            <w:tcW w:type="dxa" w:w="2820"/>
             <w:vAlign w:val="center"/>
           </w:tcPr>
           <w:p>
@@ -2254,7 +2254,7 @@
       <w:tr>
         <w:tc>
           <w:tcPr>
-            <w:tcW w:type="dxa" w:w="1682"/>
+            <w:tcW w:type="dxa" w:w="1630"/>
             <w:vAlign w:val="center"/>
           </w:tcPr>
           <w:p>
@@ -2274,7 +2274,7 @@
         </w:tc>
         <w:tc>
           <w:tcPr>
-            <w:tcW w:type="dxa" w:w="5096"/>
+            <w:tcW w:type="dxa" w:w="5302"/>
             <w:vAlign w:val="center"/>
           </w:tcPr>
           <w:p>
@@ -2294,7 +2294,7 @@
         </w:tc>
         <w:tc>
           <w:tcPr>
-            <w:tcW w:type="dxa" w:w="2974"/>
+            <w:tcW w:type="dxa" w:w="2820"/>
             <w:vAlign w:val="center"/>
           </w:tcPr>
           <w:p>
@@ -2316,7 +2316,7 @@
       <w:tr>
         <w:tc>
           <w:tcPr>
-            <w:tcW w:type="dxa" w:w="1682"/>
+            <w:tcW w:type="dxa" w:w="1630"/>
             <w:vAlign w:val="center"/>
           </w:tcPr>
           <w:p>
@@ -2336,7 +2336,7 @@
         </w:tc>
         <w:tc>
           <w:tcPr>
-            <w:tcW w:type="dxa" w:w="5096"/>
+            <w:tcW w:type="dxa" w:w="5302"/>
             <w:vAlign w:val="center"/>
           </w:tcPr>
           <w:p>
@@ -2356,7 +2356,7 @@
         </w:tc>
         <w:tc>
           <w:tcPr>
-            <w:tcW w:type="dxa" w:w="2974"/>
+            <w:tcW w:type="dxa" w:w="2820"/>
             <w:vAlign w:val="center"/>
           </w:tcPr>
           <w:p>
@@ -2378,7 +2378,7 @@
       <w:tr>
         <w:tc>
           <w:tcPr>
-            <w:tcW w:type="dxa" w:w="1682"/>
+            <w:tcW w:type="dxa" w:w="1630"/>
             <w:vAlign w:val="center"/>
           </w:tcPr>
           <w:p>
@@ -2398,7 +2398,7 @@
         </w:tc>
         <w:tc>
           <w:tcPr>
-            <w:tcW w:type="dxa" w:w="5096"/>
+            <w:tcW w:type="dxa" w:w="5302"/>
             <w:vAlign w:val="center"/>
           </w:tcPr>
           <w:p>
@@ -2418,7 +2418,7 @@
         </w:tc>
         <w:tc>
           <w:tcPr>
-            <w:tcW w:type="dxa" w:w="2974"/>
+            <w:tcW w:type="dxa" w:w="2820"/>
             <w:vAlign w:val="center"/>
           </w:tcPr>
           <w:p>
@@ -2440,7 +2440,7 @@
       <w:tr>
         <w:tc>
           <w:tcPr>
-            <w:tcW w:type="dxa" w:w="1682"/>
+            <w:tcW w:type="dxa" w:w="1630"/>
             <w:vAlign w:val="center"/>
           </w:tcPr>
           <w:p>
@@ -2460,7 +2460,7 @@
         </w:tc>
         <w:tc>
           <w:tcPr>
-            <w:tcW w:type="dxa" w:w="5096"/>
+            <w:tcW w:type="dxa" w:w="5302"/>
             <w:vAlign w:val="center"/>
           </w:tcPr>
           <w:p>
@@ -2480,7 +2480,7 @@
         </w:tc>
         <w:tc>
           <w:tcPr>
-            <w:tcW w:type="dxa" w:w="2974"/>
+            <w:tcW w:type="dxa" w:w="2820"/>
             <w:vAlign w:val="center"/>
           </w:tcPr>
           <w:p>
@@ -2502,7 +2502,7 @@
       <w:tr>
         <w:tc>
           <w:tcPr>
-            <w:tcW w:type="dxa" w:w="1682"/>
+            <w:tcW w:type="dxa" w:w="1630"/>
             <w:vAlign w:val="center"/>
           </w:tcPr>
           <w:p>
@@ -2522,7 +2522,7 @@
         </w:tc>
         <w:tc>
           <w:tcPr>
-            <w:tcW w:type="dxa" w:w="5096"/>
+            <w:tcW w:type="dxa" w:w="5302"/>
             <w:vAlign w:val="center"/>
           </w:tcPr>
           <w:p>
@@ -2542,7 +2542,7 @@
         </w:tc>
         <w:tc>
           <w:tcPr>
-            <w:tcW w:type="dxa" w:w="2974"/>
+            <w:tcW w:type="dxa" w:w="2820"/>
             <w:vAlign w:val="center"/>
           </w:tcPr>
           <w:p>
@@ -2564,7 +2564,7 @@
       <w:tr>
         <w:tc>
           <w:tcPr>
-            <w:tcW w:type="dxa" w:w="1682"/>
+            <w:tcW w:type="dxa" w:w="1630"/>
             <w:vAlign w:val="center"/>
           </w:tcPr>
           <w:p>
@@ -2584,7 +2584,7 @@
         </w:tc>
         <w:tc>
           <w:tcPr>
-            <w:tcW w:type="dxa" w:w="5096"/>
+            <w:tcW w:type="dxa" w:w="5302"/>
             <w:vAlign w:val="center"/>
           </w:tcPr>
           <w:p>
@@ -2604,7 +2604,7 @@
         </w:tc>
         <w:tc>
           <w:tcPr>
-            <w:tcW w:type="dxa" w:w="2974"/>
+            <w:tcW w:type="dxa" w:w="2820"/>
             <w:vAlign w:val="center"/>
           </w:tcPr>
           <w:p>
@@ -2626,7 +2626,7 @@
       <w:tr>
         <w:tc>
           <w:tcPr>
-            <w:tcW w:type="dxa" w:w="1682"/>
+            <w:tcW w:type="dxa" w:w="1630"/>
             <w:vAlign w:val="center"/>
           </w:tcPr>
           <w:p>
@@ -2646,7 +2646,7 @@
         </w:tc>
         <w:tc>
           <w:tcPr>
-            <w:tcW w:type="dxa" w:w="5096"/>
+            <w:tcW w:type="dxa" w:w="5302"/>
             <w:vAlign w:val="center"/>
           </w:tcPr>
           <w:p>
@@ -2666,7 +2666,7 @@
         </w:tc>
         <w:tc>
           <w:tcPr>
-            <w:tcW w:type="dxa" w:w="2974"/>
+            <w:tcW w:type="dxa" w:w="2820"/>
             <w:vAlign w:val="center"/>
           </w:tcPr>
           <w:p>
@@ -2688,7 +2688,7 @@
       <w:tr>
         <w:tc>
           <w:tcPr>
-            <w:tcW w:type="dxa" w:w="1682"/>
+            <w:tcW w:type="dxa" w:w="1630"/>
             <w:vAlign w:val="center"/>
           </w:tcPr>
           <w:p>
@@ -2708,7 +2708,7 @@
         </w:tc>
         <w:tc>
           <w:tcPr>
-            <w:tcW w:type="dxa" w:w="5096"/>
+            <w:tcW w:type="dxa" w:w="5302"/>
             <w:vAlign w:val="center"/>
           </w:tcPr>
           <w:p>
@@ -2728,7 +2728,7 @@
         </w:tc>
         <w:tc>
           <w:tcPr>
-            <w:tcW w:type="dxa" w:w="2974"/>
+            <w:tcW w:type="dxa" w:w="2820"/>
             <w:vAlign w:val="center"/>
           </w:tcPr>
           <w:p>
@@ -2750,7 +2750,7 @@
       <w:tr>
         <w:tc>
           <w:tcPr>
-            <w:tcW w:type="dxa" w:w="1682"/>
+            <w:tcW w:type="dxa" w:w="1630"/>
             <w:vAlign w:val="center"/>
           </w:tcPr>
           <w:p>
@@ -2770,7 +2770,7 @@
         </w:tc>
         <w:tc>
           <w:tcPr>
-            <w:tcW w:type="dxa" w:w="5096"/>
+            <w:tcW w:type="dxa" w:w="5302"/>
             <w:vAlign w:val="center"/>
           </w:tcPr>
           <w:p>
@@ -2790,7 +2790,7 @@
         </w:tc>
         <w:tc>
           <w:tcPr>
-            <w:tcW w:type="dxa" w:w="2974"/>
+            <w:tcW w:type="dxa" w:w="2820"/>
             <w:vAlign w:val="center"/>
           </w:tcPr>
           <w:p>
@@ -2812,7 +2812,7 @@
       <w:tr>
         <w:tc>
           <w:tcPr>
-            <w:tcW w:type="dxa" w:w="1682"/>
+            <w:tcW w:type="dxa" w:w="1630"/>
             <w:vAlign w:val="center"/>
           </w:tcPr>
           <w:p>
@@ -2832,7 +2832,7 @@
         </w:tc>
         <w:tc>
           <w:tcPr>
-            <w:tcW w:type="dxa" w:w="5096"/>
+            <w:tcW w:type="dxa" w:w="5302"/>
             <w:vAlign w:val="center"/>
           </w:tcPr>
           <w:p>
@@ -2852,7 +2852,7 @@
         </w:tc>
         <w:tc>
           <w:tcPr>
-            <w:tcW w:type="dxa" w:w="2974"/>
+            <w:tcW w:type="dxa" w:w="2820"/>
             <w:vAlign w:val="center"/>
           </w:tcPr>
           <w:p>
@@ -2874,7 +2874,7 @@
       <w:tr>
         <w:tc>
           <w:tcPr>
-            <w:tcW w:type="dxa" w:w="1682"/>
+            <w:tcW w:type="dxa" w:w="1630"/>
             <w:vAlign w:val="center"/>
           </w:tcPr>
           <w:p>
@@ -2894,7 +2894,7 @@
         </w:tc>
         <w:tc>
           <w:tcPr>
-            <w:tcW w:type="dxa" w:w="5096"/>
+            <w:tcW w:type="dxa" w:w="5302"/>
             <w:vAlign w:val="center"/>
           </w:tcPr>
           <w:p>
@@ -2914,7 +2914,7 @@
         </w:tc>
         <w:tc>
           <w:tcPr>
-            <w:tcW w:type="dxa" w:w="2974"/>
+            <w:tcW w:type="dxa" w:w="2820"/>
             <w:vAlign w:val="center"/>
           </w:tcPr>
           <w:p>
@@ -2936,7 +2936,7 @@
       <w:tr>
         <w:tc>
           <w:tcPr>
-            <w:tcW w:type="dxa" w:w="1682"/>
+            <w:tcW w:type="dxa" w:w="1630"/>
             <w:vAlign w:val="center"/>
           </w:tcPr>
           <w:p>
@@ -2956,7 +2956,7 @@
         </w:tc>
         <w:tc>
           <w:tcPr>
-            <w:tcW w:type="dxa" w:w="5096"/>
+            <w:tcW w:type="dxa" w:w="5302"/>
             <w:vAlign w:val="center"/>
           </w:tcPr>
           <w:p>
@@ -2976,7 +2976,7 @@
         </w:tc>
         <w:tc>
           <w:tcPr>
-            <w:tcW w:type="dxa" w:w="2974"/>
+            <w:tcW w:type="dxa" w:w="2820"/>
             <w:vAlign w:val="center"/>
           </w:tcPr>
           <w:p>
@@ -2998,7 +2998,7 @@
       <w:tr>
         <w:tc>
           <w:tcPr>
-            <w:tcW w:type="dxa" w:w="1682"/>
+            <w:tcW w:type="dxa" w:w="1630"/>
             <w:vAlign w:val="center"/>
           </w:tcPr>
           <w:p>
@@ -3018,7 +3018,7 @@
         </w:tc>
         <w:tc>
           <w:tcPr>
-            <w:tcW w:type="dxa" w:w="5096"/>
+            <w:tcW w:type="dxa" w:w="5302"/>
             <w:vAlign w:val="center"/>
           </w:tcPr>
           <w:p>
@@ -3038,7 +3038,7 @@
         </w:tc>
         <w:tc>
           <w:tcPr>
-            <w:tcW w:type="dxa" w:w="2974"/>
+            <w:tcW w:type="dxa" w:w="2820"/>
             <w:vAlign w:val="center"/>
           </w:tcPr>
           <w:p>
@@ -3060,7 +3060,7 @@
       <w:tr>
         <w:tc>
           <w:tcPr>
-            <w:tcW w:type="dxa" w:w="1682"/>
+            <w:tcW w:type="dxa" w:w="1630"/>
             <w:vAlign w:val="center"/>
           </w:tcPr>
           <w:p>
@@ -3080,7 +3080,7 @@
         </w:tc>
         <w:tc>
           <w:tcPr>
-            <w:tcW w:type="dxa" w:w="5096"/>
+            <w:tcW w:type="dxa" w:w="5302"/>
             <w:vAlign w:val="center"/>
           </w:tcPr>
           <w:p>
@@ -3100,7 +3100,7 @@
         </w:tc>
         <w:tc>
           <w:tcPr>
-            <w:tcW w:type="dxa" w:w="2974"/>
+            <w:tcW w:type="dxa" w:w="2820"/>
             <w:vAlign w:val="center"/>
           </w:tcPr>
           <w:p>
@@ -3122,7 +3122,7 @@
       <w:tr>
         <w:tc>
           <w:tcPr>
-            <w:tcW w:type="dxa" w:w="1682"/>
+            <w:tcW w:type="dxa" w:w="1630"/>
             <w:vAlign w:val="center"/>
           </w:tcPr>
           <w:p>
@@ -3142,7 +3142,7 @@
         </w:tc>
         <w:tc>
           <w:tcPr>
-            <w:tcW w:type="dxa" w:w="5096"/>
+            <w:tcW w:type="dxa" w:w="5302"/>
             <w:vAlign w:val="center"/>
           </w:tcPr>
           <w:p>
@@ -3156,13 +3156,13 @@
                 <w:i w:val="0"/>
                 <w:sz w:val="17"/>
               </w:rPr>
-              <w:t>見える化システム「要介護認定率」の県内比較の出力</w:t>
+              <w:t>見える化システム「要介護認定率」の県内順位の出力</w:t>
             </w:r>
           </w:p>
         </w:tc>
         <w:tc>
           <w:tcPr>
-            <w:tcW w:type="dxa" w:w="2974"/>
+            <w:tcW w:type="dxa" w:w="2820"/>
             <w:vAlign w:val="center"/>
           </w:tcPr>
           <w:p>
@@ -3184,7 +3184,7 @@
       <w:tr>
         <w:tc>
           <w:tcPr>
-            <w:tcW w:type="dxa" w:w="1682"/>
+            <w:tcW w:type="dxa" w:w="1630"/>
             <w:vAlign w:val="center"/>
           </w:tcPr>
           <w:p>
@@ -3204,7 +3204,7 @@
         </w:tc>
         <w:tc>
           <w:tcPr>
-            <w:tcW w:type="dxa" w:w="5096"/>
+            <w:tcW w:type="dxa" w:w="5302"/>
             <w:vAlign w:val="center"/>
           </w:tcPr>
           <w:p>
@@ -3224,7 +3224,7 @@
         </w:tc>
         <w:tc>
           <w:tcPr>
-            <w:tcW w:type="dxa" w:w="2974"/>
+            <w:tcW w:type="dxa" w:w="2820"/>
             <w:vAlign w:val="center"/>
           </w:tcPr>
           <w:p>
@@ -3246,7 +3246,7 @@
       <w:tr>
         <w:tc>
           <w:tcPr>
-            <w:tcW w:type="dxa" w:w="1682"/>
+            <w:tcW w:type="dxa" w:w="1630"/>
             <w:vAlign w:val="center"/>
           </w:tcPr>
           <w:p>
@@ -3266,7 +3266,7 @@
         </w:tc>
         <w:tc>
           <w:tcPr>
-            <w:tcW w:type="dxa" w:w="5096"/>
+            <w:tcW w:type="dxa" w:w="5302"/>
             <w:vAlign w:val="center"/>
           </w:tcPr>
           <w:p>
@@ -3286,7 +3286,7 @@
         </w:tc>
         <w:tc>
           <w:tcPr>
-            <w:tcW w:type="dxa" w:w="2974"/>
+            <w:tcW w:type="dxa" w:w="2820"/>
             <w:vAlign w:val="center"/>
           </w:tcPr>
           <w:p>
@@ -3301,6 +3301,139 @@
                 <w:sz w:val="17"/>
               </w:rPr>
               <w:t>至急</w:t>
+            </w:r>
+          </w:p>
+        </w:tc>
+      </w:tr>
+      <w:tr>
+        <w:tc>
+          <w:tcPr>
+            <w:tcW w:type="dxa" w:w="1630"/>
+            <w:vAlign w:val="center"/>
+          </w:tcPr>
+          <w:p>
+            <w:pPr>
+              <w:spacing w:before="20" w:after="20"/>
+            </w:pPr>
+            <w:r>
+              <w:rPr>
+                <w:rFonts w:ascii="游ゴシック" w:hAnsi="游ゴシック" w:eastAsia="游ゴシック"/>
+                <w:b w:val="0"/>
+                <w:i w:val="0"/>
+                <w:sz w:val="17"/>
+              </w:rPr>
+              <w:t>20</w:t>
+            </w:r>
+          </w:p>
+        </w:tc>
+        <w:tc>
+          <w:tcPr>
+            <w:tcW w:type="dxa" w:w="5302"/>
+            <w:vAlign w:val="center"/>
+          </w:tcPr>
+          <w:p>
+            <w:pPr>
+              <w:spacing w:before="20" w:after="20"/>
+            </w:pPr>
+            <w:r>
+              <w:rPr>
+                <w:rFonts w:ascii="游ゴシック" w:hAnsi="游ゴシック" w:eastAsia="游ゴシック"/>
+                <w:b/>
+                <w:i w:val="0"/>
+                <w:sz w:val="17"/>
+              </w:rPr>
+              <w:t>令和7年度調査の個票データ</w:t>
+            </w:r>
+            <w:r>
+              <w:rPr>
+                <w:rFonts w:ascii="游ゴシック" w:hAnsi="游ゴシック" w:eastAsia="游ゴシック"/>
+                <w:b w:val="0"/>
+                <w:i w:val="0"/>
+                <w:sz w:val="17"/>
+              </w:rPr>
+              <w:t>（提供が難しい場合はクロス集計表）</w:t>
+            </w:r>
+          </w:p>
+        </w:tc>
+        <w:tc>
+          <w:tcPr>
+            <w:tcW w:type="dxa" w:w="2820"/>
+            <w:vAlign w:val="center"/>
+          </w:tcPr>
+          <w:p>
+            <w:pPr>
+              <w:spacing w:before="20" w:after="20"/>
+            </w:pPr>
+            <w:r>
+              <w:rPr>
+                <w:rFonts w:ascii="游ゴシック" w:hAnsi="游ゴシック" w:eastAsia="游ゴシック"/>
+                <w:b w:val="0"/>
+                <w:i w:val="0"/>
+                <w:sz w:val="17"/>
+              </w:rPr>
+              <w:t>10月中</w:t>
+            </w:r>
+          </w:p>
+        </w:tc>
+      </w:tr>
+      <w:tr>
+        <w:tc>
+          <w:tcPr>
+            <w:tcW w:type="dxa" w:w="1630"/>
+            <w:vAlign w:val="center"/>
+          </w:tcPr>
+          <w:p>
+            <w:pPr>
+              <w:spacing w:before="20" w:after="20"/>
+            </w:pPr>
+            <w:r>
+              <w:rPr>
+                <w:rFonts w:ascii="游ゴシック" w:hAnsi="游ゴシック" w:eastAsia="游ゴシック"/>
+                <w:b w:val="0"/>
+                <w:i w:val="0"/>
+                <w:sz w:val="17"/>
+              </w:rPr>
+              <w:t>21</w:t>
+            </w:r>
+          </w:p>
+        </w:tc>
+        <w:tc>
+          <w:tcPr>
+            <w:tcW w:type="dxa" w:w="5302"/>
+            <w:vAlign w:val="center"/>
+          </w:tcPr>
+          <w:p>
+            <w:pPr>
+              <w:spacing w:before="20" w:after="20"/>
+            </w:pPr>
+            <w:r>
+              <w:rPr>
+                <w:rFonts w:ascii="游ゴシック" w:hAnsi="游ゴシック" w:eastAsia="游ゴシック"/>
+                <w:b/>
+                <w:i w:val="0"/>
+                <w:sz w:val="17"/>
+              </w:rPr>
+              <w:t>訪問介護事業所の従事者数・受入可否・稼働率</w:t>
+            </w:r>
+          </w:p>
+        </w:tc>
+        <w:tc>
+          <w:tcPr>
+            <w:tcW w:type="dxa" w:w="2820"/>
+            <w:vAlign w:val="center"/>
+          </w:tcPr>
+          <w:p>
+            <w:pPr>
+              <w:spacing w:before="20" w:after="20"/>
+            </w:pPr>
+            <w:r>
+              <w:rPr>
+                <w:rFonts w:ascii="游ゴシック" w:hAnsi="游ゴシック" w:eastAsia="游ゴシック"/>
+                <w:b w:val="0"/>
+                <w:i w:val="0"/>
+                <w:sz w:val="17"/>
+              </w:rPr>
+              <w:t>10月中</w:t>
             </w:r>
           </w:p>
         </w:tc>
@@ -4832,6 +4965,124 @@
           </w:p>
         </w:tc>
       </w:tr>
+      <w:tr>
+        <w:tc>
+          <w:tcPr>
+            <w:tcW w:type="dxa" w:w="1146"/>
+            <w:vAlign w:val="center"/>
+          </w:tcPr>
+          <w:p>
+            <w:pPr>
+              <w:spacing w:before="20" w:after="20"/>
+            </w:pPr>
+            <w:r>
+              <w:rPr>
+                <w:rFonts w:ascii="游ゴシック" w:hAnsi="游ゴシック" w:eastAsia="游ゴシック"/>
+                <w:b w:val="0"/>
+                <w:i w:val="0"/>
+                <w:sz w:val="17"/>
+              </w:rPr>
+              <w:t>17</w:t>
+            </w:r>
+          </w:p>
+        </w:tc>
+        <w:tc>
+          <w:tcPr>
+            <w:tcW w:type="dxa" w:w="2334"/>
+            <w:vAlign w:val="center"/>
+          </w:tcPr>
+          <w:p>
+            <w:pPr>
+              <w:spacing w:before="20" w:after="20"/>
+            </w:pPr>
+            <w:r>
+              <w:rPr>
+                <w:rFonts w:ascii="游ゴシック" w:hAnsi="游ゴシック" w:eastAsia="游ゴシック"/>
+                <w:b/>
+                <w:i w:val="0"/>
+                <w:sz w:val="17"/>
+              </w:rPr>
+              <w:t>小野町_地域分析・検討シート_記入案_20260930.xlsx</w:t>
+            </w:r>
+            <w:r>
+              <w:rPr>
+                <w:rFonts w:ascii="游ゴシック" w:hAnsi="游ゴシック" w:eastAsia="游ゴシック"/>
+                <w:b w:val="0"/>
+                <w:i w:val="0"/>
+                <w:sz w:val="17"/>
+              </w:rPr>
+              <w:t>／</w:t>
+            </w:r>
+            <w:r>
+              <w:rPr>
+                <w:rFonts w:ascii="游ゴシック" w:hAnsi="游ゴシック" w:eastAsia="游ゴシック"/>
+                <w:b/>
+                <w:i w:val="0"/>
+                <w:sz w:val="17"/>
+              </w:rPr>
+              <w:t>同_記入案_20260930.docx</w:t>
+            </w:r>
+          </w:p>
+        </w:tc>
+        <w:tc>
+          <w:tcPr>
+            <w:tcW w:type="dxa" w:w="1264"/>
+            <w:vAlign w:val="center"/>
+          </w:tcPr>
+          <w:p>
+            <w:pPr>
+              <w:spacing w:before="20" w:after="20"/>
+            </w:pPr>
+            <w:r>
+              <w:rPr>
+                <w:rFonts w:ascii="游ゴシック" w:hAnsi="游ゴシック" w:eastAsia="游ゴシック"/>
+                <w:b/>
+                <w:i w:val="0"/>
+                <w:sz w:val="17"/>
+              </w:rPr>
+              <w:t>9月30日</w:t>
+            </w:r>
+          </w:p>
+        </w:tc>
+        <w:tc>
+          <w:tcPr>
+            <w:tcW w:type="dxa" w:w="5007"/>
+            <w:vAlign w:val="center"/>
+          </w:tcPr>
+          <w:p>
+            <w:pPr>
+              <w:spacing w:before="20" w:after="20"/>
+            </w:pPr>
+            <w:r>
+              <w:rPr>
+                <w:rFonts w:ascii="游ゴシック" w:hAnsi="游ゴシック" w:eastAsia="游ゴシック"/>
+                <w:b/>
+                <w:i w:val="0"/>
+                <w:sz w:val="17"/>
+              </w:rPr>
+              <w:t>9月30日にお送りいただいた地域分析・検討シートの自由記述欄（3ブロック×4欄）の記入案と、その根拠です。</w:t>
+            </w:r>
+            <w:r>
+              <w:rPr>
+                <w:rFonts w:ascii="游ゴシック" w:hAnsi="游ゴシック" w:eastAsia="游ゴシック"/>
+                <w:b/>
+                <w:i w:val="0"/>
+                <w:sz w:val="17"/>
+              </w:rPr>
+              <w:t>この欄は保険者機能強化推進交付金の評価指標（推進Ⅰ(ⅰ)1・同(ⅱ)）に直結します。</w:t>
+            </w:r>
+            <w:r>
+              <w:rPr>
+                <w:rFonts w:ascii="游ゴシック" w:hAnsi="游ゴシック" w:eastAsia="游ゴシック"/>
+                <w:b w:val="0"/>
+                <w:i w:val="0"/>
+                <w:sz w:val="17"/>
+              </w:rPr>
+              <w:t>数値はすべて受領シートから計算しており、固定値は書いていません</w:t>
+            </w:r>
+          </w:p>
+        </w:tc>
+      </w:tr>
     </w:tbl>
     <w:p>
       <w:pPr>
